--- a/s1_ep1.docx
+++ b/s1_ep1.docx
@@ -7083,36 +7083,24 @@
           <w:lang w:bidi="ar-IQ"/>
         </w:rPr>
       </w:pPr>
-      <w:proofErr w:type="gramStart"/>
-      <w:r>
-        <w:rPr>
-          <w:rFonts w:cs="Arial"/>
-          <w:sz w:val="32"/>
-          <w:szCs w:val="32"/>
-          <w:lang w:bidi="ar-IQ"/>
-        </w:rPr>
-        <w:t>.</w:t>
-      </w:r>
-      <w:r>
-        <w:rPr>
-          <w:rFonts w:cs="Arial"/>
-          <w:sz w:val="32"/>
-          <w:szCs w:val="32"/>
-          <w:rtl/>
-          <w:lang w:bidi="ar-IQ"/>
-        </w:rPr>
-        <w:t>كانت</w:t>
-      </w:r>
-      <w:proofErr w:type="gramEnd"/>
-      <w:r>
-        <w:rPr>
-          <w:rFonts w:cs="Arial"/>
-          <w:sz w:val="32"/>
-          <w:szCs w:val="32"/>
-          <w:rtl/>
-          <w:lang w:bidi="ar-IQ"/>
-        </w:rPr>
-        <w:t xml:space="preserve"> يده ترتجف، لكنه أخفى خوفه خلف نظرة حازمة</w:t>
+      <w:r>
+        <w:rPr>
+          <w:rFonts w:cs="Arial"/>
+          <w:sz w:val="32"/>
+          <w:szCs w:val="32"/>
+          <w:lang w:bidi="ar-IQ"/>
+        </w:rPr>
+        <w:t>.</w:t>
+      </w:r>
+      <w:r>
+        <w:rPr>
+          <w:rFonts w:cs="Arial"/>
+          <w:sz w:val="32"/>
+          <w:szCs w:val="32"/>
+          <w:rtl/>
+          <w:lang w:bidi="ar-IQ"/>
+        </w:rPr>
+        <w:t>كانت يده ترتجف، لكنه أخفى خوفه خلف نظرة حازمة</w:t>
       </w:r>
     </w:p>
     <w:p>
@@ -23592,6 +23580,18 @@
         <w:lastRenderedPageBreak/>
         <w:t>يا ترا من هو شيدو وما سر إيدوارد وما سر الخصلة الحمراء وما هو سر العنوان الخفي تابع للمعرفة...</w:t>
       </w:r>
+      <w:ins w:id="130" w:author="majeed maseedi" w:date="2026-08-07T00:50:00Z" w16du:dateUtc="2026-08-06T21:50:00Z">
+        <w:r>
+          <w:rPr>
+            <w:rFonts w:cs="Arial" w:hint="cs"/>
+            <w:sz w:val="32"/>
+            <w:szCs w:val="32"/>
+            <w:rtl/>
+            <w:lang w:bidi="ar-IQ"/>
+          </w:rPr>
+          <w:t>.</w:t>
+        </w:r>
+      </w:ins>
     </w:p>
     <w:p>
       <w:pPr>
@@ -23604,7 +23604,7 @@
           <w:rtl/>
           <w:lang w:bidi="ar-IQ"/>
         </w:rPr>
-        <w:pPrChange w:id="130" w:author="majeed maseedi" w:date="2026-08-06T23:59:00Z" w16du:dateUtc="2026-08-06T20:59:00Z">
+        <w:pPrChange w:id="131" w:author="majeed maseedi" w:date="2026-08-06T23:59:00Z" w16du:dateUtc="2026-08-06T20:59:00Z">
           <w:pPr>
             <w:spacing w:line="360" w:lineRule="auto"/>
             <w:jc w:val="right"/>
@@ -23644,7 +23644,7 @@
         </w:rPr>
         <w:t xml:space="preserve"> </w:t>
       </w:r>
-      <w:del w:id="131" w:author="majeed maseedi" w:date="2026-08-06T16:50:00Z" w16du:dateUtc="2026-08-06T13:50:00Z">
+      <w:del w:id="132" w:author="majeed maseedi" w:date="2026-08-06T16:50:00Z" w16du:dateUtc="2026-08-06T13:50:00Z">
         <w:r>
           <w:rPr>
             <w:rFonts w:cs="Arial" w:hint="cs"/>
@@ -23768,7 +23768,7 @@
           <w:lang w:val="ar-IQ" w:bidi="ar-IQ"/>
         </w:rPr>
         <w:drawing>
-          <wp:inline distT="0" distB="0" distL="0" distR="0" wp14:anchorId="5A6B8643" wp14:editId="3E7D1CC4">
+          <wp:inline distT="0" distB="0" distL="0" distR="0" wp14:anchorId="5A6B8643" wp14:editId="34E5F335">
             <wp:extent cx="1733550" cy="1733550"/>
             <wp:effectExtent l="0" t="0" r="0" b="0"/>
             <wp:docPr id="1527105420" name="Picture 2"/>

--- a/s1_ep1.docx
+++ b/s1_ep1.docx
@@ -2527,74 +2527,36 @@
         </w:rPr>
         <w:t>أخرج سيزوكي من حقيبته كتابًا قديمًا يحمل قص</w:t>
       </w:r>
-      <w:ins w:id="0" w:author="majeed maseedi" w:date="2026-08-06T15:42:00Z" w16du:dateUtc="2026-08-06T12:42:00Z">
-        <w:r>
-          <w:rPr>
-            <w:rFonts w:cs="Arial" w:hint="cs"/>
-            <w:sz w:val="32"/>
-            <w:szCs w:val="32"/>
-            <w:rtl/>
-            <w:lang w:bidi="ar-IQ"/>
-          </w:rPr>
-          <w:t xml:space="preserve">ة </w:t>
-        </w:r>
-      </w:ins>
-      <w:del w:id="1" w:author="majeed maseedi" w:date="2026-08-06T15:42:00Z" w16du:dateUtc="2026-08-06T12:42:00Z">
-        <w:r>
-          <w:rPr>
-            <w:rFonts w:cs="Arial"/>
-            <w:sz w:val="32"/>
-            <w:szCs w:val="32"/>
-            <w:rtl/>
-            <w:lang w:bidi="ar-IQ"/>
-          </w:rPr>
-          <w:delText xml:space="preserve">صًا </w:delText>
-        </w:r>
-      </w:del>
-      <w:r>
-        <w:rPr>
-          <w:rFonts w:cs="Arial"/>
-          <w:sz w:val="32"/>
-          <w:szCs w:val="32"/>
-          <w:rtl/>
-          <w:lang w:bidi="ar-IQ"/>
-        </w:rPr>
-        <w:t xml:space="preserve">عن </w:t>
-      </w:r>
-      <w:del w:id="2" w:author="majeed maseedi" w:date="2026-08-06T15:42:00Z" w16du:dateUtc="2026-08-06T12:42:00Z">
-        <w:r>
-          <w:rPr>
-            <w:rFonts w:cs="Arial"/>
-            <w:sz w:val="32"/>
-            <w:szCs w:val="32"/>
-            <w:rtl/>
-            <w:lang w:bidi="ar-IQ"/>
-          </w:rPr>
-          <w:delText>ال</w:delText>
-        </w:r>
-      </w:del>
-      <w:r>
-        <w:rPr>
-          <w:rFonts w:cs="Arial"/>
-          <w:sz w:val="32"/>
-          <w:szCs w:val="32"/>
-          <w:rtl/>
-          <w:lang w:bidi="ar-IQ"/>
-        </w:rPr>
-        <w:t>ساموراي</w:t>
-      </w:r>
-      <w:ins w:id="3" w:author="majeed maseedi" w:date="2026-08-06T15:42:00Z" w16du:dateUtc="2026-08-06T12:42:00Z">
-        <w:r>
-          <w:rPr>
-            <w:rFonts w:cs="Arial" w:hint="cs"/>
-            <w:sz w:val="32"/>
-            <w:szCs w:val="32"/>
-            <w:rtl/>
-            <w:lang w:bidi="ar-IQ"/>
-          </w:rPr>
-          <w:t xml:space="preserve"> ذهبي</w:t>
-        </w:r>
-      </w:ins>
+      <w:r>
+        <w:rPr>
+          <w:rFonts w:cs="Arial" w:hint="cs"/>
+          <w:sz w:val="32"/>
+          <w:szCs w:val="32"/>
+          <w:rtl/>
+          <w:lang w:bidi="ar-IQ"/>
+        </w:rPr>
+        <w:t xml:space="preserve">ة </w:t>
+      </w:r>
+      <w:r>
+        <w:rPr>
+          <w:rFonts w:cs="Arial"/>
+          <w:sz w:val="32"/>
+          <w:szCs w:val="32"/>
+          <w:rtl/>
+          <w:lang w:bidi="ar-IQ"/>
+        </w:rPr>
+        <w:t>عن ساموراي</w:t>
+      </w:r>
+      <w:r>
+        <w:rPr>
+          <w:rFonts w:cs="Arial" w:hint="cs"/>
+          <w:sz w:val="32"/>
+          <w:szCs w:val="32"/>
+          <w:rtl/>
+          <w:lang w:bidi="ar-IQ"/>
+        </w:rPr>
+        <w:t xml:space="preserve"> ذهبي</w:t>
+      </w:r>
       <w:r>
         <w:rPr>
           <w:rFonts w:cs="Arial"/>
@@ -4211,42 +4173,16 @@
         </w:rPr>
         <w:t xml:space="preserve">كان صوت </w:t>
       </w:r>
-      <w:del w:id="4" w:author="majeed maseedi" w:date="2026-08-06T15:47:00Z" w16du:dateUtc="2026-08-06T12:47:00Z">
-        <w:r>
-          <w:rPr>
-            <w:rFonts w:cs="Arial"/>
-            <w:sz w:val="32"/>
-            <w:szCs w:val="32"/>
-            <w:rtl/>
-            <w:lang w:bidi="ar-IQ"/>
-          </w:rPr>
-          <w:delText>و</w:delText>
-        </w:r>
-      </w:del>
-      <w:ins w:id="5" w:author="majeed maseedi" w:date="2026-08-06T15:47:00Z" w16du:dateUtc="2026-08-06T12:47:00Z">
-        <w:r>
-          <w:rPr>
-            <w:rFonts w:cs="Arial" w:hint="cs"/>
-            <w:sz w:val="32"/>
-            <w:szCs w:val="32"/>
-            <w:rtl/>
-            <w:lang w:bidi="ar-IQ"/>
-          </w:rPr>
-          <w:t>أمه</w:t>
-        </w:r>
-      </w:ins>
-      <w:del w:id="6" w:author="majeed maseedi" w:date="2026-08-06T15:47:00Z" w16du:dateUtc="2026-08-06T12:47:00Z">
-        <w:r>
-          <w:rPr>
-            <w:rFonts w:cs="Arial"/>
-            <w:sz w:val="32"/>
-            <w:szCs w:val="32"/>
-            <w:rtl/>
-            <w:lang w:bidi="ar-IQ"/>
-          </w:rPr>
-          <w:delText>الدته</w:delText>
-        </w:r>
-      </w:del>
+      <w:r>
+        <w:rPr>
+          <w:rFonts w:cs="Arial" w:hint="cs"/>
+          <w:sz w:val="32"/>
+          <w:szCs w:val="32"/>
+          <w:rtl/>
+          <w:lang w:bidi="ar-IQ"/>
+        </w:rPr>
+        <w:t>أمه</w:t>
+      </w:r>
       <w:r>
         <w:rPr>
           <w:rFonts w:cs="Arial" w:hint="cs"/>
@@ -5565,30 +5501,16 @@
         </w:rPr>
         <w:t xml:space="preserve">ومنذ متى أصبحنا نحتفل بأعياد الميلاد؟ هذه مجرد </w:t>
       </w:r>
-      <w:ins w:id="7" w:author="majeed maseedi" w:date="2026-08-06T15:50:00Z" w16du:dateUtc="2026-08-06T12:50:00Z">
-        <w:r>
-          <w:rPr>
-            <w:rFonts w:cs="Arial" w:hint="cs"/>
-            <w:sz w:val="32"/>
-            <w:szCs w:val="32"/>
-            <w:rtl/>
-            <w:lang w:bidi="ar-IQ"/>
-          </w:rPr>
-          <w:t>ثقافة</w:t>
-        </w:r>
-      </w:ins>
-      <w:del w:id="8" w:author="majeed maseedi" w:date="2026-08-06T15:50:00Z" w16du:dateUtc="2026-08-06T12:50:00Z">
-        <w:r>
-          <w:rPr>
-            <w:rFonts w:cs="Arial"/>
-            <w:sz w:val="32"/>
-            <w:szCs w:val="32"/>
-            <w:rtl/>
-            <w:lang w:bidi="ar-IQ"/>
-          </w:rPr>
-          <w:delText>عادة</w:delText>
-        </w:r>
-      </w:del>
+      <w:r>
+        <w:rPr>
+          <w:rFonts w:cs="Arial" w:hint="cs"/>
+          <w:sz w:val="32"/>
+          <w:szCs w:val="32"/>
+          <w:rtl/>
+          <w:lang w:bidi="ar-IQ"/>
+        </w:rPr>
+        <w:t>ثقافة</w:t>
+      </w:r>
       <w:r>
         <w:rPr>
           <w:rFonts w:cs="Arial"/>
@@ -6442,18 +6364,16 @@
         </w:rPr>
         <w:t xml:space="preserve"> وهو يفرك شعره</w:t>
       </w:r>
-      <w:ins w:id="9" w:author="majeed maseedi" w:date="2026-08-06T15:52:00Z" w16du:dateUtc="2026-08-06T12:52:00Z">
-        <w:r>
-          <w:rPr>
-            <w:rFonts w:cs="Arial" w:hint="cs"/>
-            <w:sz w:val="32"/>
-            <w:szCs w:val="32"/>
-            <w:rtl/>
-            <w:lang w:bidi="ar-IQ"/>
-          </w:rPr>
-          <w:t xml:space="preserve"> الأزرق</w:t>
-        </w:r>
-      </w:ins>
+      <w:r>
+        <w:rPr>
+          <w:rFonts w:cs="Arial" w:hint="cs"/>
+          <w:sz w:val="32"/>
+          <w:szCs w:val="32"/>
+          <w:rtl/>
+          <w:lang w:bidi="ar-IQ"/>
+        </w:rPr>
+        <w:t xml:space="preserve"> الأزرق</w:t>
+      </w:r>
       <w:r>
         <w:rPr>
           <w:rFonts w:cs="Arial"/>
@@ -6658,42 +6578,16 @@
         <w:lastRenderedPageBreak/>
         <w:t>"</w:t>
       </w:r>
-      <w:ins w:id="10" w:author="majeed maseedi" w:date="2026-08-06T15:54:00Z" w16du:dateUtc="2026-08-06T12:54:00Z">
-        <w:r>
-          <w:rPr>
-            <w:rFonts w:cs="Arial" w:hint="cs"/>
-            <w:sz w:val="32"/>
-            <w:szCs w:val="32"/>
-            <w:rtl/>
-            <w:lang w:bidi="ar-IQ"/>
-          </w:rPr>
-          <w:t>وو</w:t>
-        </w:r>
-      </w:ins>
-      <w:del w:id="11" w:author="majeed maseedi" w:date="2026-08-06T15:54:00Z" w16du:dateUtc="2026-08-06T12:54:00Z">
-        <w:r>
-          <w:rPr>
-            <w:rFonts w:cs="Arial"/>
-            <w:sz w:val="32"/>
-            <w:szCs w:val="32"/>
-            <w:rtl/>
-            <w:lang w:bidi="ar-IQ"/>
-          </w:rPr>
-          <w:delText>إ</w:delText>
-        </w:r>
-      </w:del>
-      <w:del w:id="12" w:author="majeed maseedi" w:date="2026-08-06T15:53:00Z" w16du:dateUtc="2026-08-06T12:53:00Z">
-        <w:r>
-          <w:rPr>
-            <w:rFonts w:cs="Arial"/>
-            <w:sz w:val="32"/>
-            <w:szCs w:val="32"/>
-            <w:rtl/>
-            <w:lang w:bidi="ar-IQ"/>
-          </w:rPr>
-          <w:delText>ذًا</w:delText>
-        </w:r>
-      </w:del>
+      <w:r>
+        <w:rPr>
+          <w:rFonts w:cs="Arial" w:hint="cs"/>
+          <w:sz w:val="32"/>
+          <w:szCs w:val="32"/>
+          <w:rtl/>
+          <w:lang w:bidi="ar-IQ"/>
+        </w:rPr>
+        <w:t>وو</w:t>
+      </w:r>
       <w:r>
         <w:rPr>
           <w:rFonts w:cs="Arial"/>
@@ -6704,30 +6598,16 @@
         </w:rPr>
         <w:t xml:space="preserve">... </w:t>
       </w:r>
-      <w:ins w:id="13" w:author="majeed maseedi" w:date="2026-08-06T15:53:00Z" w16du:dateUtc="2026-08-06T12:53:00Z">
-        <w:r>
-          <w:rPr>
-            <w:rFonts w:cs="Arial" w:hint="cs"/>
-            <w:sz w:val="32"/>
-            <w:szCs w:val="32"/>
-            <w:rtl/>
-            <w:lang w:bidi="ar-IQ"/>
-          </w:rPr>
-          <w:t>هل ستبكي</w:t>
-        </w:r>
-      </w:ins>
-      <w:del w:id="14" w:author="majeed maseedi" w:date="2026-08-06T15:53:00Z" w16du:dateUtc="2026-08-06T12:53:00Z">
-        <w:r>
-          <w:rPr>
-            <w:rFonts w:cs="Arial"/>
-            <w:sz w:val="32"/>
-            <w:szCs w:val="32"/>
-            <w:rtl/>
-            <w:lang w:bidi="ar-IQ"/>
-          </w:rPr>
-          <w:delText>تريد أن تسلبني حريتي</w:delText>
-        </w:r>
-      </w:del>
+      <w:r>
+        <w:rPr>
+          <w:rFonts w:cs="Arial" w:hint="cs"/>
+          <w:sz w:val="32"/>
+          <w:szCs w:val="32"/>
+          <w:rtl/>
+          <w:lang w:bidi="ar-IQ"/>
+        </w:rPr>
+        <w:t>هل ستبكي</w:t>
+      </w:r>
       <w:r>
         <w:rPr>
           <w:rFonts w:cs="Arial"/>
@@ -6978,18 +6858,16 @@
         </w:rPr>
         <w:t>اختفت الابتسامة، وحل محلها وجه بارد لا يحمل أي رحمة</w:t>
       </w:r>
-      <w:ins w:id="15" w:author="majeed maseedi" w:date="2026-08-06T15:55:00Z" w16du:dateUtc="2026-08-06T12:55:00Z">
-        <w:r>
-          <w:rPr>
-            <w:rFonts w:cs="Arial" w:hint="cs"/>
-            <w:sz w:val="32"/>
-            <w:szCs w:val="32"/>
-            <w:rtl/>
-            <w:lang w:bidi="ar-IQ"/>
-          </w:rPr>
-          <w:t xml:space="preserve"> يغطيه عينيه قبعة قش</w:t>
-        </w:r>
-      </w:ins>
+      <w:r>
+        <w:rPr>
+          <w:rFonts w:cs="Arial" w:hint="cs"/>
+          <w:sz w:val="32"/>
+          <w:szCs w:val="32"/>
+          <w:rtl/>
+          <w:lang w:bidi="ar-IQ"/>
+        </w:rPr>
+        <w:t xml:space="preserve"> يغطيه عينيه قبعة قش</w:t>
+      </w:r>
       <w:r>
         <w:rPr>
           <w:rFonts w:hint="cs"/>
@@ -7083,24 +6961,36 @@
           <w:lang w:bidi="ar-IQ"/>
         </w:rPr>
       </w:pPr>
-      <w:r>
-        <w:rPr>
-          <w:rFonts w:cs="Arial"/>
-          <w:sz w:val="32"/>
-          <w:szCs w:val="32"/>
-          <w:lang w:bidi="ar-IQ"/>
-        </w:rPr>
-        <w:t>.</w:t>
-      </w:r>
-      <w:r>
-        <w:rPr>
-          <w:rFonts w:cs="Arial"/>
-          <w:sz w:val="32"/>
-          <w:szCs w:val="32"/>
-          <w:rtl/>
-          <w:lang w:bidi="ar-IQ"/>
-        </w:rPr>
-        <w:t>كانت يده ترتجف، لكنه أخفى خوفه خلف نظرة حازمة</w:t>
+      <w:proofErr w:type="gramStart"/>
+      <w:r>
+        <w:rPr>
+          <w:rFonts w:cs="Arial"/>
+          <w:sz w:val="32"/>
+          <w:szCs w:val="32"/>
+          <w:lang w:bidi="ar-IQ"/>
+        </w:rPr>
+        <w:t>.</w:t>
+      </w:r>
+      <w:r>
+        <w:rPr>
+          <w:rFonts w:cs="Arial"/>
+          <w:sz w:val="32"/>
+          <w:szCs w:val="32"/>
+          <w:rtl/>
+          <w:lang w:bidi="ar-IQ"/>
+        </w:rPr>
+        <w:t>كانت</w:t>
+      </w:r>
+      <w:proofErr w:type="gramEnd"/>
+      <w:r>
+        <w:rPr>
+          <w:rFonts w:cs="Arial"/>
+          <w:sz w:val="32"/>
+          <w:szCs w:val="32"/>
+          <w:rtl/>
+          <w:lang w:bidi="ar-IQ"/>
+        </w:rPr>
+        <w:t xml:space="preserve"> يده ترتجف، لكنه أخفى خوفه خلف نظرة حازمة</w:t>
       </w:r>
     </w:p>
     <w:p>
@@ -8067,30 +7957,16 @@
         </w:rPr>
         <w:t>ك</w:t>
       </w:r>
-      <w:ins w:id="16" w:author="majeed maseedi" w:date="2026-08-06T16:00:00Z" w16du:dateUtc="2026-08-06T13:00:00Z">
-        <w:r>
-          <w:rPr>
-            <w:rFonts w:cs="Arial" w:hint="cs"/>
-            <w:sz w:val="32"/>
-            <w:szCs w:val="32"/>
-            <w:rtl/>
-            <w:lang w:bidi="ar-IQ"/>
-          </w:rPr>
-          <w:t>أ</w:t>
-        </w:r>
-      </w:ins>
-      <w:del w:id="17" w:author="majeed maseedi" w:date="2026-08-06T16:00:00Z" w16du:dateUtc="2026-08-06T13:00:00Z">
-        <w:r>
-          <w:rPr>
-            <w:rFonts w:cs="Arial"/>
-            <w:sz w:val="32"/>
-            <w:szCs w:val="32"/>
-            <w:rtl/>
-            <w:lang w:bidi="ar-IQ"/>
-          </w:rPr>
-          <w:delText>ا</w:delText>
-        </w:r>
-      </w:del>
+      <w:r>
+        <w:rPr>
+          <w:rFonts w:cs="Arial" w:hint="cs"/>
+          <w:sz w:val="32"/>
+          <w:szCs w:val="32"/>
+          <w:rtl/>
+          <w:lang w:bidi="ar-IQ"/>
+        </w:rPr>
+        <w:t>أ</w:t>
+      </w:r>
       <w:r>
         <w:rPr>
           <w:rFonts w:cs="Arial"/>
@@ -10300,42 +10176,16 @@
         </w:rPr>
         <w:t xml:space="preserve">أنا أبحث عن </w:t>
       </w:r>
-      <w:del w:id="18" w:author="majeed maseedi" w:date="2026-08-06T16:06:00Z" w16du:dateUtc="2026-08-06T13:06:00Z">
-        <w:r>
-          <w:rPr>
-            <w:rFonts w:cs="Arial"/>
-            <w:sz w:val="32"/>
-            <w:szCs w:val="32"/>
-            <w:rtl/>
-            <w:lang w:bidi="ar-IQ"/>
-          </w:rPr>
-          <w:delText>ال</w:delText>
-        </w:r>
-      </w:del>
-      <w:ins w:id="19" w:author="majeed maseedi" w:date="2026-08-06T16:06:00Z" w16du:dateUtc="2026-08-06T13:06:00Z">
-        <w:r>
-          <w:rPr>
-            <w:rFonts w:cs="Arial" w:hint="cs"/>
-            <w:sz w:val="32"/>
-            <w:szCs w:val="32"/>
-            <w:rtl/>
-            <w:lang w:bidi="ar-IQ"/>
-          </w:rPr>
-          <w:t>حريتي</w:t>
-        </w:r>
-      </w:ins>
-      <w:del w:id="20" w:author="majeed maseedi" w:date="2026-08-06T16:06:00Z" w16du:dateUtc="2026-08-06T13:06:00Z">
-        <w:r>
-          <w:rPr>
-            <w:rFonts w:cs="Arial"/>
-            <w:sz w:val="32"/>
-            <w:szCs w:val="32"/>
-            <w:rtl/>
-            <w:lang w:bidi="ar-IQ"/>
-          </w:rPr>
-          <w:delText>قوة</w:delText>
-        </w:r>
-      </w:del>
+      <w:r>
+        <w:rPr>
+          <w:rFonts w:cs="Arial" w:hint="cs"/>
+          <w:sz w:val="32"/>
+          <w:szCs w:val="32"/>
+          <w:rtl/>
+          <w:lang w:bidi="ar-IQ"/>
+        </w:rPr>
+        <w:t>حريتي</w:t>
+      </w:r>
     </w:p>
     <w:p>
       <w:pPr>
@@ -10382,18 +10232,16 @@
         </w:rPr>
         <w:t>وامسك بالطفلان</w:t>
       </w:r>
-      <w:ins w:id="21" w:author="majeed maseedi" w:date="2026-08-06T16:06:00Z" w16du:dateUtc="2026-08-06T13:06:00Z">
-        <w:r>
-          <w:rPr>
-            <w:rFonts w:cs="Arial" w:hint="cs"/>
-            <w:sz w:val="32"/>
-            <w:szCs w:val="32"/>
-            <w:rtl/>
-            <w:lang w:bidi="ar-IQ"/>
-          </w:rPr>
-          <w:t xml:space="preserve"> من شعرهم</w:t>
-        </w:r>
-      </w:ins>
+      <w:r>
+        <w:rPr>
+          <w:rFonts w:cs="Arial" w:hint="cs"/>
+          <w:sz w:val="32"/>
+          <w:szCs w:val="32"/>
+          <w:rtl/>
+          <w:lang w:bidi="ar-IQ"/>
+        </w:rPr>
+        <w:t xml:space="preserve"> من شعرهم</w:t>
+      </w:r>
       <w:r>
         <w:rPr>
           <w:rFonts w:cs="Arial" w:hint="cs"/>
@@ -10404,30 +10252,16 @@
         </w:rPr>
         <w:t xml:space="preserve"> ونضر لل</w:t>
       </w:r>
-      <w:ins w:id="22" w:author="majeed maseedi" w:date="2026-08-06T16:07:00Z" w16du:dateUtc="2026-08-06T13:07:00Z">
-        <w:r>
-          <w:rPr>
-            <w:rFonts w:cs="Arial" w:hint="cs"/>
-            <w:sz w:val="32"/>
-            <w:szCs w:val="32"/>
-            <w:rtl/>
-            <w:lang w:bidi="ar-IQ"/>
-          </w:rPr>
-          <w:t>أ</w:t>
-        </w:r>
-      </w:ins>
-      <w:del w:id="23" w:author="majeed maseedi" w:date="2026-08-06T16:07:00Z" w16du:dateUtc="2026-08-06T13:07:00Z">
-        <w:r>
-          <w:rPr>
-            <w:rFonts w:cs="Arial" w:hint="cs"/>
-            <w:sz w:val="32"/>
-            <w:szCs w:val="32"/>
-            <w:rtl/>
-            <w:lang w:bidi="ar-IQ"/>
-          </w:rPr>
-          <w:delText>ا</w:delText>
-        </w:r>
-      </w:del>
+      <w:r>
+        <w:rPr>
+          <w:rFonts w:cs="Arial" w:hint="cs"/>
+          <w:sz w:val="32"/>
+          <w:szCs w:val="32"/>
+          <w:rtl/>
+          <w:lang w:bidi="ar-IQ"/>
+        </w:rPr>
+        <w:t>أ</w:t>
+      </w:r>
       <w:r>
         <w:rPr>
           <w:rFonts w:cs="Arial" w:hint="cs"/>
@@ -13918,40 +13752,16 @@
         </w:rPr>
         <w:t>خرج من المنزل بهدوء</w:t>
       </w:r>
-      <w:ins w:id="24" w:author="majeed maseedi" w:date="2026-08-06T16:19:00Z" w16du:dateUtc="2026-08-06T13:19:00Z">
-        <w:r>
-          <w:rPr>
-            <w:rFonts w:hint="cs"/>
-            <w:sz w:val="32"/>
-            <w:szCs w:val="32"/>
-            <w:rtl/>
-            <w:lang w:bidi="ar-IQ"/>
-          </w:rPr>
-          <w:t>.</w:t>
-        </w:r>
-      </w:ins>
-      <w:del w:id="25" w:author="majeed maseedi" w:date="2026-08-06T16:19:00Z" w16du:dateUtc="2026-08-06T13:19:00Z">
-        <w:r>
-          <w:rPr>
-            <w:rFonts w:cs="Arial"/>
-            <w:sz w:val="32"/>
-            <w:szCs w:val="32"/>
-            <w:rtl/>
-            <w:lang w:bidi="ar-IQ"/>
-          </w:rPr>
-          <w:delText>، واختفى بين طرقات القرية الصامتة</w:delText>
-        </w:r>
-        <w:r>
-          <w:rPr>
-            <w:rFonts w:hint="cs"/>
-            <w:sz w:val="32"/>
-            <w:szCs w:val="32"/>
-            <w:rtl/>
-            <w:lang w:bidi="ar-IQ"/>
-          </w:rPr>
-          <w:delText>.</w:delText>
-        </w:r>
-      </w:del>
+      <w:r>
+        <w:rPr>
+          <w:rFonts w:hint="cs"/>
+          <w:sz w:val="32"/>
+          <w:szCs w:val="32"/>
+          <w:rtl/>
+          <w:lang w:bidi="ar-IQ"/>
+        </w:rPr>
+        <w:t>.</w:t>
+      </w:r>
     </w:p>
     <w:p>
       <w:pPr>
@@ -14673,30 +14483,16 @@
         </w:rPr>
         <w:t xml:space="preserve">عِش... حتى تصبح أقوى... ثم </w:t>
       </w:r>
-      <w:ins w:id="26" w:author="majeed maseedi" w:date="2026-08-06T16:20:00Z" w16du:dateUtc="2026-08-06T13:20:00Z">
-        <w:r>
-          <w:rPr>
-            <w:rFonts w:cs="Arial" w:hint="cs"/>
-            <w:sz w:val="32"/>
-            <w:szCs w:val="32"/>
-            <w:rtl/>
-            <w:lang w:bidi="ar-IQ"/>
-          </w:rPr>
-          <w:t>قاتلني</w:t>
-        </w:r>
-      </w:ins>
-      <w:del w:id="27" w:author="majeed maseedi" w:date="2026-08-06T16:20:00Z" w16du:dateUtc="2026-08-06T13:20:00Z">
-        <w:r>
-          <w:rPr>
-            <w:rFonts w:cs="Arial"/>
-            <w:sz w:val="32"/>
-            <w:szCs w:val="32"/>
-            <w:rtl/>
-            <w:lang w:bidi="ar-IQ"/>
-          </w:rPr>
-          <w:delText>اقتلني</w:delText>
-        </w:r>
-      </w:del>
+      <w:r>
+        <w:rPr>
+          <w:rFonts w:cs="Arial" w:hint="cs"/>
+          <w:sz w:val="32"/>
+          <w:szCs w:val="32"/>
+          <w:rtl/>
+          <w:lang w:bidi="ar-IQ"/>
+        </w:rPr>
+        <w:t>قاتلني</w:t>
+      </w:r>
       <w:r>
         <w:rPr>
           <w:rFonts w:hint="cs"/>
@@ -16111,18 +15907,16 @@
         </w:rPr>
         <w:t xml:space="preserve">لماذا </w:t>
       </w:r>
-      <w:ins w:id="28" w:author="majeed maseedi" w:date="2026-08-06T16:23:00Z" w16du:dateUtc="2026-08-06T13:23:00Z">
-        <w:r>
-          <w:rPr>
-            <w:rFonts w:cs="Arial" w:hint="cs"/>
-            <w:sz w:val="32"/>
-            <w:szCs w:val="32"/>
-            <w:rtl/>
-            <w:lang w:bidi="ar-IQ"/>
-          </w:rPr>
-          <w:t>ي</w:t>
-        </w:r>
-      </w:ins>
+      <w:r>
+        <w:rPr>
+          <w:rFonts w:cs="Arial" w:hint="cs"/>
+          <w:sz w:val="32"/>
+          <w:szCs w:val="32"/>
+          <w:rtl/>
+          <w:lang w:bidi="ar-IQ"/>
+        </w:rPr>
+        <w:t>ي</w:t>
+      </w:r>
       <w:r>
         <w:rPr>
           <w:rFonts w:cs="Arial"/>
@@ -17056,30 +16850,16 @@
         </w:rPr>
         <w:t>الأراد</w:t>
       </w:r>
-      <w:ins w:id="29" w:author="majeed maseedi" w:date="2026-08-06T16:24:00Z" w16du:dateUtc="2026-08-06T13:24:00Z">
-        <w:r>
-          <w:rPr>
-            <w:rFonts w:cs="Arial" w:hint="cs"/>
-            <w:sz w:val="32"/>
-            <w:szCs w:val="32"/>
-            <w:rtl/>
-            <w:lang w:bidi="ar-IQ"/>
-          </w:rPr>
-          <w:t>ة</w:t>
-        </w:r>
-      </w:ins>
-      <w:del w:id="30" w:author="majeed maseedi" w:date="2026-08-06T16:24:00Z" w16du:dateUtc="2026-08-06T13:24:00Z">
-        <w:r>
-          <w:rPr>
-            <w:rFonts w:cs="Arial" w:hint="cs"/>
-            <w:sz w:val="32"/>
-            <w:szCs w:val="32"/>
-            <w:rtl/>
-            <w:lang w:bidi="ar-IQ"/>
-          </w:rPr>
-          <w:delText>ه</w:delText>
-        </w:r>
-      </w:del>
+      <w:r>
+        <w:rPr>
+          <w:rFonts w:cs="Arial" w:hint="cs"/>
+          <w:sz w:val="32"/>
+          <w:szCs w:val="32"/>
+          <w:rtl/>
+          <w:lang w:bidi="ar-IQ"/>
+        </w:rPr>
+        <w:t>ة</w:t>
+      </w:r>
     </w:p>
     <w:p>
       <w:pPr>
@@ -17369,64 +17149,26 @@
         </w:rPr>
         <w:t>وركض نحو منزله</w:t>
       </w:r>
-      <w:del w:id="31" w:author="majeed maseedi" w:date="2026-08-06T16:25:00Z" w16du:dateUtc="2026-08-06T13:25:00Z">
-        <w:r>
-          <w:rPr>
-            <w:rFonts w:hint="cs"/>
-            <w:sz w:val="32"/>
-            <w:szCs w:val="32"/>
-            <w:rtl/>
-            <w:lang w:bidi="ar-IQ"/>
-          </w:rPr>
-          <w:delText xml:space="preserve"> في الساعة 12</w:delText>
-        </w:r>
-      </w:del>
-      <w:ins w:id="32" w:author="majeed maseedi" w:date="2026-08-06T16:25:00Z" w16du:dateUtc="2026-08-06T13:25:00Z">
-        <w:r>
-          <w:rPr>
-            <w:rFonts w:hint="cs"/>
-            <w:sz w:val="32"/>
-            <w:szCs w:val="32"/>
-            <w:rtl/>
-            <w:lang w:bidi="ar-IQ"/>
-          </w:rPr>
-          <w:t xml:space="preserve"> </w:t>
-        </w:r>
-        <w:r>
-          <w:rPr>
-            <w:rFonts w:hint="cs"/>
-            <w:sz w:val="32"/>
-            <w:szCs w:val="32"/>
-            <w:rtl/>
-            <w:lang w:bidi="ar-IQ"/>
-          </w:rPr>
-          <w:t>والدموع تتساقط على الأرض</w:t>
-        </w:r>
-      </w:ins>
-      <w:ins w:id="33" w:author="majeed maseedi" w:date="2026-08-06T16:26:00Z" w16du:dateUtc="2026-08-06T13:26:00Z">
-        <w:r>
-          <w:rPr>
-            <w:rFonts w:hint="cs"/>
-            <w:sz w:val="32"/>
-            <w:szCs w:val="32"/>
-            <w:rtl/>
-            <w:lang w:bidi="ar-IQ"/>
-          </w:rPr>
-          <w:t>.</w:t>
-        </w:r>
-      </w:ins>
-      <w:del w:id="34" w:author="majeed maseedi" w:date="2026-08-06T16:25:00Z" w16du:dateUtc="2026-08-06T13:25:00Z">
-        <w:r>
-          <w:rPr>
-            <w:rFonts w:hint="cs"/>
-            <w:sz w:val="32"/>
-            <w:szCs w:val="32"/>
-            <w:rtl/>
-            <w:lang w:bidi="ar-IQ"/>
-          </w:rPr>
-          <w:delText>:23</w:delText>
-        </w:r>
-      </w:del>
+      <w:r>
+        <w:rPr>
+          <w:rFonts w:hint="cs"/>
+          <w:sz w:val="32"/>
+          <w:szCs w:val="32"/>
+          <w:rtl/>
+          <w:lang w:bidi="ar-IQ"/>
+        </w:rPr>
+        <w:t xml:space="preserve"> </w:t>
+      </w:r>
+      <w:r>
+        <w:rPr>
+          <w:rFonts w:hint="cs"/>
+          <w:sz w:val="32"/>
+          <w:szCs w:val="32"/>
+          <w:rtl/>
+          <w:lang w:bidi="ar-IQ"/>
+        </w:rPr>
+        <w:t>والدموع تتساقط على الأرض.</w:t>
+      </w:r>
     </w:p>
     <w:p>
       <w:pPr>
@@ -17523,7 +17265,6 @@
         <w:spacing w:line="360" w:lineRule="auto"/>
         <w:jc w:val="right"/>
         <w:rPr>
-          <w:ins w:id="35" w:author="majeed maseedi" w:date="2026-08-06T23:28:00Z" w16du:dateUtc="2026-08-06T20:28:00Z"/>
           <w:rFonts w:cs="Arial"/>
           <w:sz w:val="32"/>
           <w:szCs w:val="32"/>
@@ -17556,263 +17297,86 @@
         <w:spacing w:line="360" w:lineRule="auto"/>
         <w:jc w:val="right"/>
         <w:rPr>
-          <w:ins w:id="36" w:author="majeed maseedi" w:date="2026-08-06T23:47:00Z" w16du:dateUtc="2026-08-06T20:47:00Z"/>
-          <w:rFonts w:cs="Arial"/>
-          <w:sz w:val="32"/>
-          <w:szCs w:val="32"/>
-          <w:rtl/>
-          <w:lang w:bidi="ar-IQ"/>
-        </w:rPr>
-      </w:pPr>
-      <w:ins w:id="37" w:author="majeed maseedi" w:date="2026-08-06T23:47:00Z" w16du:dateUtc="2026-08-06T20:47:00Z">
-        <w:r>
-          <w:rPr>
-            <w:rFonts w:cs="Arial" w:hint="cs"/>
-            <w:sz w:val="32"/>
-            <w:szCs w:val="32"/>
-            <w:rtl/>
-            <w:lang w:bidi="ar-IQ"/>
-          </w:rPr>
-          <w:t>قال بنبرة متقطعة وعينيه تبكي</w:t>
-        </w:r>
-      </w:ins>
-      <w:ins w:id="38" w:author="majeed maseedi" w:date="2026-08-06T23:50:00Z" w16du:dateUtc="2026-08-06T20:50:00Z">
-        <w:r>
-          <w:rPr>
-            <w:rFonts w:cs="Arial" w:hint="cs"/>
-            <w:sz w:val="32"/>
-            <w:szCs w:val="32"/>
-            <w:rtl/>
-            <w:lang w:bidi="ar-IQ"/>
-          </w:rPr>
-          <w:t xml:space="preserve"> وشه</w:t>
-        </w:r>
-      </w:ins>
-      <w:ins w:id="39" w:author="majeed maseedi" w:date="2026-08-06T23:51:00Z" w16du:dateUtc="2026-08-06T20:51:00Z">
-        <w:r>
-          <w:rPr>
-            <w:rFonts w:cs="Arial" w:hint="cs"/>
-            <w:sz w:val="32"/>
-            <w:szCs w:val="32"/>
-            <w:rtl/>
-            <w:lang w:bidi="ar-IQ"/>
-          </w:rPr>
-          <w:t>قات متقطعة</w:t>
-        </w:r>
-      </w:ins>
-      <w:ins w:id="40" w:author="majeed maseedi" w:date="2026-08-06T23:47:00Z" w16du:dateUtc="2026-08-06T20:47:00Z">
-        <w:r>
-          <w:rPr>
-            <w:rFonts w:cs="Arial" w:hint="cs"/>
-            <w:sz w:val="32"/>
-            <w:szCs w:val="32"/>
-            <w:rtl/>
-            <w:lang w:bidi="ar-IQ"/>
-          </w:rPr>
-          <w:t xml:space="preserve"> :</w:t>
-        </w:r>
-      </w:ins>
-    </w:p>
-    <w:p>
-      <w:pPr>
-        <w:spacing w:line="360" w:lineRule="auto"/>
-        <w:jc w:val="right"/>
-        <w:rPr>
-          <w:rFonts w:cs="Arial"/>
-          <w:sz w:val="32"/>
-          <w:szCs w:val="32"/>
-          <w:rtl/>
-          <w:lang w:bidi="ar-IQ"/>
-          <w:rPrChange w:id="41" w:author="majeed maseedi" w:date="2026-08-06T23:50:00Z" w16du:dateUtc="2026-08-06T20:50:00Z">
-            <w:rPr>
-              <w:sz w:val="32"/>
-              <w:szCs w:val="32"/>
-              <w:rtl/>
-              <w:lang w:bidi="ar-IQ"/>
-            </w:rPr>
-          </w:rPrChange>
-        </w:rPr>
-      </w:pPr>
-      <w:ins w:id="42" w:author="majeed maseedi" w:date="2026-08-06T23:47:00Z" w16du:dateUtc="2026-08-06T20:47:00Z">
-        <w:r>
-          <w:rPr>
-            <w:rFonts w:cs="Arial" w:hint="cs"/>
-            <w:sz w:val="32"/>
-            <w:szCs w:val="32"/>
-            <w:rtl/>
-            <w:lang w:bidi="ar-IQ"/>
-          </w:rPr>
-          <w:t>"أمي....</w:t>
-        </w:r>
-      </w:ins>
-      <w:ins w:id="43" w:author="majeed maseedi" w:date="2026-08-06T23:48:00Z" w16du:dateUtc="2026-08-06T20:48:00Z">
-        <w:r>
-          <w:rPr>
-            <w:rFonts w:cs="Arial" w:hint="cs"/>
-            <w:sz w:val="32"/>
-            <w:szCs w:val="32"/>
-            <w:rtl/>
-            <w:lang w:bidi="ar-IQ"/>
-          </w:rPr>
-          <w:t>أمي...</w:t>
-        </w:r>
-      </w:ins>
-      <w:ins w:id="44" w:author="majeed maseedi" w:date="2026-08-06T23:51:00Z" w16du:dateUtc="2026-08-06T20:51:00Z">
-        <w:r>
-          <w:rPr>
-            <w:rFonts w:cs="Arial" w:hint="cs"/>
-            <w:sz w:val="32"/>
-            <w:szCs w:val="32"/>
-            <w:rtl/>
-            <w:lang w:bidi="ar-IQ"/>
-          </w:rPr>
-          <w:t>لماذا..</w:t>
-        </w:r>
-      </w:ins>
-      <w:ins w:id="45" w:author="majeed maseedi" w:date="2026-08-06T23:54:00Z" w16du:dateUtc="2026-08-06T20:54:00Z">
-        <w:r>
-          <w:rPr>
-            <w:rFonts w:cs="Arial" w:hint="cs"/>
-            <w:sz w:val="32"/>
-            <w:szCs w:val="32"/>
-            <w:rtl/>
-            <w:lang w:bidi="ar-IQ"/>
-          </w:rPr>
-          <w:t xml:space="preserve">لماذا </w:t>
-        </w:r>
-      </w:ins>
-      <w:ins w:id="46" w:author="majeed maseedi" w:date="2026-08-06T23:52:00Z" w16du:dateUtc="2026-08-06T20:52:00Z">
-        <w:r>
-          <w:rPr>
-            <w:rFonts w:cs="Arial" w:hint="cs"/>
-            <w:sz w:val="32"/>
-            <w:szCs w:val="32"/>
-            <w:rtl/>
-            <w:lang w:bidi="ar-IQ"/>
-          </w:rPr>
-          <w:t>تتركيني وحيدًا...أكره ان اكون وحيد</w:t>
-        </w:r>
-      </w:ins>
-      <w:ins w:id="47" w:author="majeed maseedi" w:date="2026-08-06T23:54:00Z" w16du:dateUtc="2026-08-06T20:54:00Z">
-        <w:r>
-          <w:rPr>
-            <w:rFonts w:cs="Arial" w:hint="cs"/>
-            <w:sz w:val="32"/>
-            <w:szCs w:val="32"/>
-            <w:rtl/>
-            <w:lang w:bidi="ar-IQ"/>
-          </w:rPr>
-          <w:t>ًا</w:t>
-        </w:r>
-      </w:ins>
-      <w:ins w:id="48" w:author="majeed maseedi" w:date="2026-08-06T23:52:00Z" w16du:dateUtc="2026-08-06T20:52:00Z">
-        <w:r>
-          <w:rPr>
-            <w:rFonts w:cs="Arial" w:hint="cs"/>
-            <w:sz w:val="32"/>
-            <w:szCs w:val="32"/>
-            <w:rtl/>
-            <w:lang w:bidi="ar-IQ"/>
-          </w:rPr>
-          <w:t>....</w:t>
-        </w:r>
-      </w:ins>
-      <w:ins w:id="49" w:author="majeed maseedi" w:date="2026-08-06T23:53:00Z" w16du:dateUtc="2026-08-06T20:53:00Z">
-        <w:r>
-          <w:rPr>
-            <w:rFonts w:cs="Arial" w:hint="cs"/>
-            <w:sz w:val="32"/>
-            <w:szCs w:val="32"/>
-            <w:rtl/>
-            <w:lang w:bidi="ar-IQ"/>
-          </w:rPr>
-          <w:t>الجميع من ف</w:t>
-        </w:r>
-      </w:ins>
-      <w:ins w:id="50" w:author="majeed maseedi" w:date="2026-08-06T23:54:00Z" w16du:dateUtc="2026-08-06T20:54:00Z">
-        <w:r>
-          <w:rPr>
-            <w:rFonts w:cs="Arial" w:hint="cs"/>
-            <w:sz w:val="32"/>
-            <w:szCs w:val="32"/>
-            <w:rtl/>
-            <w:lang w:bidi="ar-IQ"/>
-          </w:rPr>
-          <w:t>ي</w:t>
-        </w:r>
-      </w:ins>
-      <w:ins w:id="51" w:author="majeed maseedi" w:date="2026-08-06T23:55:00Z" w16du:dateUtc="2026-08-06T20:55:00Z">
-        <w:r>
-          <w:rPr>
-            <w:rFonts w:cs="Arial" w:hint="cs"/>
-            <w:sz w:val="32"/>
-            <w:szCs w:val="32"/>
-            <w:rtl/>
-            <w:lang w:bidi="ar-IQ"/>
-          </w:rPr>
-          <w:t xml:space="preserve"> هذه</w:t>
-        </w:r>
-      </w:ins>
-      <w:ins w:id="52" w:author="majeed maseedi" w:date="2026-08-06T23:54:00Z" w16du:dateUtc="2026-08-06T20:54:00Z">
-        <w:r>
-          <w:rPr>
-            <w:rFonts w:cs="Arial" w:hint="cs"/>
-            <w:sz w:val="32"/>
-            <w:szCs w:val="32"/>
-            <w:rtl/>
-            <w:lang w:bidi="ar-IQ"/>
-          </w:rPr>
-          <w:t xml:space="preserve"> </w:t>
-        </w:r>
-      </w:ins>
-      <w:ins w:id="53" w:author="majeed maseedi" w:date="2026-08-06T23:53:00Z" w16du:dateUtc="2026-08-06T20:53:00Z">
-        <w:r>
-          <w:rPr>
-            <w:rFonts w:cs="Arial" w:hint="cs"/>
-            <w:sz w:val="32"/>
-            <w:szCs w:val="32"/>
-            <w:rtl/>
-            <w:lang w:bidi="ar-IQ"/>
-          </w:rPr>
-          <w:t>القرية ي</w:t>
-        </w:r>
-      </w:ins>
-      <w:ins w:id="54" w:author="majeed maseedi" w:date="2026-08-06T23:54:00Z" w16du:dateUtc="2026-08-06T20:54:00Z">
-        <w:r>
-          <w:rPr>
-            <w:rFonts w:cs="Arial" w:hint="cs"/>
-            <w:sz w:val="32"/>
-            <w:szCs w:val="32"/>
-            <w:rtl/>
-            <w:lang w:bidi="ar-IQ"/>
-          </w:rPr>
-          <w:t>كرهونييي</w:t>
-        </w:r>
-      </w:ins>
-      <w:ins w:id="55" w:author="majeed maseedi" w:date="2026-08-06T23:53:00Z" w16du:dateUtc="2026-08-06T20:53:00Z">
-        <w:r>
-          <w:rPr>
-            <w:rFonts w:cs="Arial" w:hint="cs"/>
-            <w:sz w:val="32"/>
-            <w:szCs w:val="32"/>
-            <w:rtl/>
-            <w:lang w:bidi="ar-IQ"/>
-          </w:rPr>
-          <w:t>!!</w:t>
-        </w:r>
-      </w:ins>
-      <w:ins w:id="56" w:author="majeed maseedi" w:date="2026-08-06T23:48:00Z" w16du:dateUtc="2026-08-06T20:48:00Z">
-        <w:r>
-          <w:rPr>
-            <w:rFonts w:cs="Arial" w:hint="cs"/>
-            <w:sz w:val="32"/>
-            <w:szCs w:val="32"/>
-            <w:rtl/>
-            <w:lang w:bidi="ar-IQ"/>
-          </w:rPr>
-          <w:t>"</w:t>
-        </w:r>
-      </w:ins>
+          <w:rFonts w:cs="Arial"/>
+          <w:sz w:val="32"/>
+          <w:szCs w:val="32"/>
+          <w:rtl/>
+          <w:lang w:bidi="ar-IQ"/>
+        </w:rPr>
+      </w:pPr>
+      <w:r>
+        <w:rPr>
+          <w:rFonts w:cs="Arial" w:hint="cs"/>
+          <w:sz w:val="32"/>
+          <w:szCs w:val="32"/>
+          <w:rtl/>
+          <w:lang w:bidi="ar-IQ"/>
+        </w:rPr>
+        <w:t>قال بنبرة متقطعة وعينيه تبكي</w:t>
+      </w:r>
+      <w:r>
+        <w:rPr>
+          <w:rFonts w:cs="Arial" w:hint="cs"/>
+          <w:sz w:val="32"/>
+          <w:szCs w:val="32"/>
+          <w:rtl/>
+          <w:lang w:bidi="ar-IQ"/>
+        </w:rPr>
+        <w:t xml:space="preserve"> وشهقات متقطعة</w:t>
+      </w:r>
+      <w:r>
+        <w:rPr>
+          <w:rFonts w:cs="Arial" w:hint="cs"/>
+          <w:sz w:val="32"/>
+          <w:szCs w:val="32"/>
+          <w:rtl/>
+          <w:lang w:bidi="ar-IQ"/>
+        </w:rPr>
+        <w:t xml:space="preserve"> :</w:t>
+      </w:r>
+    </w:p>
+    <w:p>
+      <w:pPr>
+        <w:spacing w:line="360" w:lineRule="auto"/>
+        <w:jc w:val="right"/>
+        <w:rPr>
+          <w:rFonts w:cs="Arial"/>
+          <w:sz w:val="32"/>
+          <w:szCs w:val="32"/>
+          <w:rtl/>
+          <w:lang w:bidi="ar-IQ"/>
+        </w:rPr>
+      </w:pPr>
+      <w:r>
+        <w:rPr>
+          <w:rFonts w:cs="Arial" w:hint="cs"/>
+          <w:sz w:val="32"/>
+          <w:szCs w:val="32"/>
+          <w:rtl/>
+          <w:lang w:bidi="ar-IQ"/>
+        </w:rPr>
+        <w:t>"أمي....أمي...</w:t>
+      </w:r>
+      <w:r>
+        <w:rPr>
+          <w:rFonts w:cs="Arial" w:hint="cs"/>
+          <w:sz w:val="32"/>
+          <w:szCs w:val="32"/>
+          <w:rtl/>
+          <w:lang w:bidi="ar-IQ"/>
+        </w:rPr>
+        <w:t>لماذا..لماذا تتركيني وحيدًا...أكره ان اكون وحيدًا....الجميع من في هذه القرية يكرهونييي!!</w:t>
+      </w:r>
+      <w:r>
+        <w:rPr>
+          <w:rFonts w:cs="Arial" w:hint="cs"/>
+          <w:sz w:val="32"/>
+          <w:szCs w:val="32"/>
+          <w:rtl/>
+          <w:lang w:bidi="ar-IQ"/>
+        </w:rPr>
+        <w:t>"</w:t>
+      </w:r>
     </w:p>
     <w:p>
       <w:pPr>
@@ -18093,20 +17657,18 @@
         <w:spacing w:line="360" w:lineRule="auto"/>
         <w:jc w:val="right"/>
         <w:rPr>
-          <w:ins w:id="57" w:author="majeed maseedi" w:date="2026-08-06T23:57:00Z" w16du:dateUtc="2026-08-06T20:57:00Z"/>
-          <w:sz w:val="32"/>
-          <w:szCs w:val="32"/>
-          <w:rtl/>
-          <w:lang w:bidi="ar-IQ"/>
-        </w:rPr>
-      </w:pPr>
-    </w:p>
-    <w:p>
-      <w:pPr>
-        <w:spacing w:line="360" w:lineRule="auto"/>
-        <w:jc w:val="right"/>
-        <w:rPr>
-          <w:ins w:id="58" w:author="majeed maseedi" w:date="2026-08-06T23:57:00Z" w16du:dateUtc="2026-08-06T20:57:00Z"/>
+          <w:sz w:val="32"/>
+          <w:szCs w:val="32"/>
+          <w:rtl/>
+          <w:lang w:bidi="ar-IQ"/>
+        </w:rPr>
+      </w:pPr>
+    </w:p>
+    <w:p>
+      <w:pPr>
+        <w:spacing w:line="360" w:lineRule="auto"/>
+        <w:jc w:val="right"/>
+        <w:rPr>
           <w:sz w:val="32"/>
           <w:szCs w:val="32"/>
           <w:rtl/>
@@ -19354,30 +18916,16 @@
         </w:rPr>
         <w:t>بعد وقت قصير، وصل إلى م</w:t>
       </w:r>
-      <w:ins w:id="59" w:author="majeed maseedi" w:date="2026-08-06T16:28:00Z" w16du:dateUtc="2026-08-06T13:28:00Z">
-        <w:r>
-          <w:rPr>
-            <w:rFonts w:cs="Arial" w:hint="cs"/>
-            <w:sz w:val="32"/>
-            <w:szCs w:val="32"/>
-            <w:rtl/>
-            <w:lang w:bidi="ar-IQ"/>
-          </w:rPr>
-          <w:t>يناء</w:t>
-        </w:r>
-      </w:ins>
-      <w:del w:id="60" w:author="majeed maseedi" w:date="2026-08-06T16:28:00Z" w16du:dateUtc="2026-08-06T13:28:00Z">
-        <w:r>
-          <w:rPr>
-            <w:rFonts w:cs="Arial"/>
-            <w:sz w:val="32"/>
-            <w:szCs w:val="32"/>
-            <w:rtl/>
-            <w:lang w:bidi="ar-IQ"/>
-          </w:rPr>
-          <w:delText>حطة</w:delText>
-        </w:r>
-      </w:del>
+      <w:r>
+        <w:rPr>
+          <w:rFonts w:cs="Arial" w:hint="cs"/>
+          <w:sz w:val="32"/>
+          <w:szCs w:val="32"/>
+          <w:rtl/>
+          <w:lang w:bidi="ar-IQ"/>
+        </w:rPr>
+        <w:t>يناء</w:t>
+      </w:r>
       <w:r>
         <w:rPr>
           <w:rFonts w:cs="Arial"/>
@@ -19612,30 +19160,16 @@
         </w:rPr>
         <w:t>ثم سأل ب</w:t>
       </w:r>
-      <w:ins w:id="61" w:author="majeed maseedi" w:date="2026-08-06T16:30:00Z" w16du:dateUtc="2026-08-06T13:30:00Z">
-        <w:r>
-          <w:rPr>
-            <w:rFonts w:cs="Arial" w:hint="cs"/>
-            <w:sz w:val="32"/>
-            <w:szCs w:val="32"/>
-            <w:rtl/>
-            <w:lang w:bidi="ar-IQ"/>
-          </w:rPr>
-          <w:t>جنون</w:t>
-        </w:r>
-      </w:ins>
-      <w:del w:id="62" w:author="majeed maseedi" w:date="2026-08-06T16:30:00Z" w16du:dateUtc="2026-08-06T13:30:00Z">
-        <w:r>
-          <w:rPr>
-            <w:rFonts w:cs="Arial"/>
-            <w:sz w:val="32"/>
-            <w:szCs w:val="32"/>
-            <w:rtl/>
-            <w:lang w:bidi="ar-IQ"/>
-          </w:rPr>
-          <w:delText>هدوء</w:delText>
-        </w:r>
-      </w:del>
+      <w:r>
+        <w:rPr>
+          <w:rFonts w:cs="Arial" w:hint="cs"/>
+          <w:sz w:val="32"/>
+          <w:szCs w:val="32"/>
+          <w:rtl/>
+          <w:lang w:bidi="ar-IQ"/>
+        </w:rPr>
+        <w:t>جنون</w:t>
+      </w:r>
       <w:r>
         <w:rPr>
           <w:rFonts w:hint="cs"/>
@@ -20330,10 +19864,8 @@
         <w:spacing w:line="360" w:lineRule="auto"/>
         <w:jc w:val="right"/>
         <w:rPr>
-          <w:del w:id="63" w:author="majeed maseedi" w:date="2026-08-06T16:31:00Z" w16du:dateUtc="2026-08-06T13:31:00Z"/>
-          <w:sz w:val="32"/>
-          <w:szCs w:val="32"/>
-          <w:rtl/>
+          <w:sz w:val="32"/>
+          <w:szCs w:val="32"/>
           <w:lang w:bidi="ar-IQ"/>
         </w:rPr>
       </w:pPr>
@@ -20363,58 +19895,22 @@
         <w:spacing w:line="360" w:lineRule="auto"/>
         <w:jc w:val="right"/>
         <w:rPr>
-          <w:ins w:id="64" w:author="majeed maseedi" w:date="2026-08-06T16:31:00Z" w16du:dateUtc="2026-08-06T13:31:00Z"/>
-          <w:sz w:val="32"/>
-          <w:szCs w:val="32"/>
-          <w:lang w:bidi="ar-IQ"/>
-        </w:rPr>
-      </w:pPr>
-    </w:p>
-    <w:p>
-      <w:pPr>
-        <w:spacing w:line="360" w:lineRule="auto"/>
-        <w:jc w:val="right"/>
-        <w:rPr>
-          <w:sz w:val="32"/>
-          <w:szCs w:val="32"/>
-          <w:lang w:bidi="ar-IQ"/>
-        </w:rPr>
-      </w:pPr>
-      <w:ins w:id="65" w:author="majeed maseedi" w:date="2026-08-06T16:31:00Z" w16du:dateUtc="2026-08-06T13:31:00Z">
-        <w:r>
-          <w:rPr>
-            <w:rFonts w:cs="Arial" w:hint="cs"/>
-            <w:sz w:val="32"/>
-            <w:szCs w:val="32"/>
-            <w:rtl/>
-            <w:lang w:bidi="ar-IQ"/>
-          </w:rPr>
-          <w:lastRenderedPageBreak/>
-          <w:t>فقال سيزوكي :</w:t>
-        </w:r>
-      </w:ins>
-      <w:del w:id="66" w:author="majeed maseedi" w:date="2026-08-06T16:31:00Z" w16du:dateUtc="2026-08-06T13:31:00Z">
-        <w:r>
-          <w:rPr>
-            <w:rFonts w:cs="Arial"/>
-            <w:sz w:val="32"/>
-            <w:szCs w:val="32"/>
-            <w:rtl/>
-            <w:lang w:bidi="ar-IQ"/>
-          </w:rPr>
-          <w:delText>ابتسم سيزوكي لأول مرة منذ وقت طويل</w:delText>
-        </w:r>
-        <w:r>
-          <w:rPr>
-            <w:rFonts w:cs="Arial" w:hint="cs"/>
-            <w:sz w:val="32"/>
-            <w:szCs w:val="32"/>
-            <w:rtl/>
-            <w:lang w:bidi="ar-IQ"/>
-          </w:rPr>
-          <w:delText>.</w:delText>
-        </w:r>
-      </w:del>
+          <w:sz w:val="32"/>
+          <w:szCs w:val="32"/>
+          <w:lang w:bidi="ar-IQ"/>
+        </w:rPr>
+      </w:pPr>
+      <w:r>
+        <w:rPr>
+          <w:rFonts w:cs="Arial" w:hint="cs"/>
+          <w:sz w:val="32"/>
+          <w:szCs w:val="32"/>
+          <w:rtl/>
+          <w:lang w:bidi="ar-IQ"/>
+        </w:rPr>
+        <w:lastRenderedPageBreak/>
+        <w:t>فقال سيزوكي :</w:t>
+      </w:r>
     </w:p>
     <w:p>
       <w:pPr>
@@ -20454,40 +19950,26 @@
         </w:rPr>
         <w:t>لن أنسى معروفك أبدًا</w:t>
       </w:r>
-      <w:ins w:id="67" w:author="majeed maseedi" w:date="2026-08-06T16:32:00Z" w16du:dateUtc="2026-08-06T13:32:00Z">
-        <w:r>
-          <w:rPr>
-            <w:rFonts w:cs="Arial"/>
-            <w:sz w:val="32"/>
-            <w:szCs w:val="32"/>
-            <w:rtl/>
-            <w:lang w:bidi="ar-IQ"/>
-          </w:rPr>
-          <w:t>،</w:t>
-        </w:r>
-        <w:r>
-          <w:rPr>
-            <w:rFonts w:cs="Arial" w:hint="cs"/>
-            <w:sz w:val="32"/>
-            <w:szCs w:val="32"/>
-            <w:rtl/>
-            <w:lang w:bidi="ar-IQ"/>
-          </w:rPr>
-          <w:t xml:space="preserve"> اتمنا لو كانو الحميع مثلك</w:t>
-        </w:r>
-      </w:ins>
-      <w:del w:id="68" w:author="majeed maseedi" w:date="2026-08-06T16:32:00Z" w16du:dateUtc="2026-08-06T13:32:00Z">
-        <w:r>
-          <w:rPr>
-            <w:rFonts w:hint="cs"/>
-            <w:sz w:val="32"/>
-            <w:szCs w:val="32"/>
-            <w:rtl/>
-            <w:lang w:bidi="ar-IQ"/>
-          </w:rPr>
-          <w:delText>.</w:delText>
-        </w:r>
-      </w:del>
+      <w:r>
+        <w:rPr>
+          <w:rFonts w:cs="Arial"/>
+          <w:sz w:val="32"/>
+          <w:szCs w:val="32"/>
+          <w:rtl/>
+          <w:lang w:bidi="ar-IQ"/>
+        </w:rPr>
+        <w:t>،</w:t>
+      </w:r>
+      <w:r>
+        <w:rPr>
+          <w:rFonts w:cs="Arial" w:hint="cs"/>
+          <w:sz w:val="32"/>
+          <w:szCs w:val="32"/>
+          <w:rtl/>
+          <w:lang w:bidi="ar-IQ"/>
+        </w:rPr>
+        <w:t xml:space="preserve"> اتمنا لو كانو الحميع مثلك</w:t>
+      </w:r>
     </w:p>
     <w:p>
       <w:pPr>
@@ -20605,7 +20087,6 @@
         <w:spacing w:line="360" w:lineRule="auto"/>
         <w:jc w:val="right"/>
         <w:rPr>
-          <w:del w:id="69" w:author="majeed maseedi" w:date="2026-08-06T16:35:00Z" w16du:dateUtc="2026-08-06T13:35:00Z"/>
           <w:sz w:val="32"/>
           <w:szCs w:val="32"/>
           <w:lang w:bidi="ar-IQ"/>
@@ -20645,142 +20126,76 @@
         <w:spacing w:line="360" w:lineRule="auto"/>
         <w:jc w:val="right"/>
         <w:rPr>
-          <w:ins w:id="70" w:author="majeed maseedi" w:date="2026-08-06T16:34:00Z" w16du:dateUtc="2026-08-06T13:34:00Z"/>
-          <w:sz w:val="32"/>
-          <w:szCs w:val="32"/>
-          <w:lang w:bidi="ar-IQ"/>
-        </w:rPr>
-      </w:pPr>
-      <w:del w:id="71" w:author="majeed maseedi" w:date="2026-08-06T16:35:00Z" w16du:dateUtc="2026-08-06T13:35:00Z">
-        <w:r>
-          <w:rPr>
-            <w:rFonts w:cs="Arial"/>
-            <w:sz w:val="32"/>
-            <w:szCs w:val="32"/>
-            <w:rtl/>
-            <w:lang w:bidi="ar-IQ"/>
-          </w:rPr>
-          <w:delText>اتسعت عينا سيزوكي</w:delText>
-        </w:r>
-        <w:r>
-          <w:rPr>
-            <w:rFonts w:hint="cs"/>
-            <w:sz w:val="32"/>
-            <w:szCs w:val="32"/>
-            <w:rtl/>
-            <w:lang w:bidi="ar-IQ"/>
-          </w:rPr>
-          <w:delText>.</w:delText>
-        </w:r>
-      </w:del>
-    </w:p>
-    <w:p>
-      <w:pPr>
-        <w:spacing w:line="360" w:lineRule="auto"/>
-        <w:jc w:val="right"/>
-        <w:rPr>
-          <w:ins w:id="72" w:author="majeed maseedi" w:date="2026-08-06T16:34:00Z" w16du:dateUtc="2026-08-06T13:34:00Z"/>
-          <w:sz w:val="32"/>
-          <w:szCs w:val="32"/>
-          <w:rtl/>
-          <w:lang w:bidi="ar-IQ"/>
-        </w:rPr>
-      </w:pPr>
-      <w:ins w:id="73" w:author="majeed maseedi" w:date="2026-08-06T16:34:00Z" w16du:dateUtc="2026-08-06T13:34:00Z">
-        <w:r>
-          <w:rPr>
-            <w:rFonts w:hint="cs"/>
-            <w:sz w:val="32"/>
-            <w:szCs w:val="32"/>
-            <w:rtl/>
-            <w:lang w:bidi="ar-IQ"/>
-          </w:rPr>
-          <w:t>رفع يده قائلًا :</w:t>
-        </w:r>
-      </w:ins>
-    </w:p>
-    <w:p>
-      <w:pPr>
-        <w:spacing w:line="360" w:lineRule="auto"/>
-        <w:jc w:val="right"/>
-        <w:rPr>
-          <w:ins w:id="74" w:author="majeed maseedi" w:date="2026-08-06T16:35:00Z" w16du:dateUtc="2026-08-06T13:35:00Z"/>
-          <w:sz w:val="32"/>
-          <w:szCs w:val="32"/>
-          <w:rtl/>
-          <w:lang w:bidi="ar-IQ"/>
-        </w:rPr>
-      </w:pPr>
-      <w:ins w:id="75" w:author="majeed maseedi" w:date="2026-08-06T16:35:00Z" w16du:dateUtc="2026-08-06T13:35:00Z">
-        <w:r>
-          <w:rPr>
-            <w:rFonts w:hint="cs"/>
-            <w:sz w:val="32"/>
-            <w:szCs w:val="32"/>
-            <w:rtl/>
-            <w:lang w:bidi="ar-IQ"/>
-          </w:rPr>
-          <w:t>"</w:t>
-        </w:r>
-      </w:ins>
-      <w:ins w:id="76" w:author="majeed maseedi" w:date="2026-08-06T16:34:00Z" w16du:dateUtc="2026-08-06T13:34:00Z">
-        <w:r>
-          <w:rPr>
-            <w:rFonts w:hint="cs"/>
-            <w:sz w:val="32"/>
-            <w:szCs w:val="32"/>
-            <w:rtl/>
-            <w:lang w:bidi="ar-IQ"/>
-          </w:rPr>
-          <w:t>أراك لاحقًا يا سيزو</w:t>
-        </w:r>
-      </w:ins>
-      <w:ins w:id="77" w:author="majeed maseedi" w:date="2026-08-06T16:35:00Z" w16du:dateUtc="2026-08-06T13:35:00Z">
-        <w:r>
-          <w:rPr>
-            <w:rFonts w:hint="cs"/>
-            <w:sz w:val="32"/>
-            <w:szCs w:val="32"/>
-            <w:rtl/>
-            <w:lang w:bidi="ar-IQ"/>
-          </w:rPr>
-          <w:t>كي"</w:t>
-        </w:r>
-      </w:ins>
-    </w:p>
-    <w:p>
-      <w:pPr>
-        <w:spacing w:line="360" w:lineRule="auto"/>
-        <w:jc w:val="right"/>
-        <w:rPr>
-          <w:sz w:val="32"/>
-          <w:szCs w:val="32"/>
-          <w:rtl/>
-          <w:lang w:bidi="ar-IQ"/>
-        </w:rPr>
-      </w:pPr>
-      <w:ins w:id="78" w:author="majeed maseedi" w:date="2026-08-06T16:36:00Z" w16du:dateUtc="2026-08-06T13:36:00Z">
-        <w:r>
-          <w:rPr>
-            <w:rFonts w:cs="Arial"/>
-            <w:sz w:val="32"/>
-            <w:szCs w:val="32"/>
-            <w:rtl/>
-            <w:lang w:bidi="ar-IQ"/>
-          </w:rPr>
-          <w:t>اتسعت عينا سيزوكي</w:t>
-        </w:r>
-        <w:r>
-          <w:rPr>
-            <w:rFonts w:cs="Arial" w:hint="cs"/>
-            <w:sz w:val="32"/>
-            <w:szCs w:val="32"/>
-            <w:rtl/>
-            <w:lang w:bidi="ar-IQ"/>
-          </w:rPr>
-          <w:t xml:space="preserve"> :</w:t>
-        </w:r>
-      </w:ins>
+          <w:sz w:val="32"/>
+          <w:szCs w:val="32"/>
+          <w:rtl/>
+          <w:lang w:bidi="ar-IQ"/>
+        </w:rPr>
+      </w:pPr>
+      <w:r>
+        <w:rPr>
+          <w:rFonts w:hint="cs"/>
+          <w:sz w:val="32"/>
+          <w:szCs w:val="32"/>
+          <w:rtl/>
+          <w:lang w:bidi="ar-IQ"/>
+        </w:rPr>
+        <w:t>رفع يده قائلًا :</w:t>
+      </w:r>
+    </w:p>
+    <w:p>
+      <w:pPr>
+        <w:spacing w:line="360" w:lineRule="auto"/>
+        <w:jc w:val="right"/>
+        <w:rPr>
+          <w:sz w:val="32"/>
+          <w:szCs w:val="32"/>
+          <w:rtl/>
+          <w:lang w:bidi="ar-IQ"/>
+        </w:rPr>
+      </w:pPr>
+      <w:r>
+        <w:rPr>
+          <w:rFonts w:hint="cs"/>
+          <w:sz w:val="32"/>
+          <w:szCs w:val="32"/>
+          <w:rtl/>
+          <w:lang w:bidi="ar-IQ"/>
+        </w:rPr>
+        <w:t>"أراك لاحقًا يا سيزوكي"</w:t>
+      </w:r>
+    </w:p>
+    <w:p>
+      <w:pPr>
+        <w:spacing w:line="360" w:lineRule="auto"/>
+        <w:jc w:val="right"/>
+        <w:rPr>
+          <w:sz w:val="32"/>
+          <w:szCs w:val="32"/>
+          <w:rtl/>
+          <w:lang w:bidi="ar-IQ"/>
+        </w:rPr>
+      </w:pPr>
+      <w:r>
+        <w:rPr>
+          <w:rFonts w:cs="Arial"/>
+          <w:sz w:val="32"/>
+          <w:szCs w:val="32"/>
+          <w:rtl/>
+          <w:lang w:bidi="ar-IQ"/>
+        </w:rPr>
+        <w:t>اتسعت عينا سيزوكي</w:t>
+      </w:r>
+      <w:r>
+        <w:rPr>
+          <w:rFonts w:cs="Arial" w:hint="cs"/>
+          <w:sz w:val="32"/>
+          <w:szCs w:val="32"/>
+          <w:rtl/>
+          <w:lang w:bidi="ar-IQ"/>
+        </w:rPr>
+        <w:t xml:space="preserve"> :</w:t>
+      </w:r>
     </w:p>
     <w:p>
       <w:pPr>
@@ -21024,7 +20439,6 @@
       <w:pPr>
         <w:spacing w:line="360" w:lineRule="auto"/>
         <w:rPr>
-          <w:ins w:id="79" w:author="majeed maseedi" w:date="2026-08-06T16:36:00Z" w16du:dateUtc="2026-08-06T13:36:00Z"/>
           <w:sz w:val="32"/>
           <w:szCs w:val="32"/>
           <w:rtl/>
@@ -21350,30 +20764,16 @@
         </w:rPr>
         <w:t xml:space="preserve">فتح عينيه، ليجد مجموعة من الفتية يحيطون </w:t>
       </w:r>
-      <w:ins w:id="80" w:author="majeed maseedi" w:date="2026-08-06T16:37:00Z" w16du:dateUtc="2026-08-06T13:37:00Z">
-        <w:r>
-          <w:rPr>
-            <w:rFonts w:cs="Arial" w:hint="cs"/>
-            <w:sz w:val="32"/>
-            <w:szCs w:val="32"/>
-            <w:rtl/>
-            <w:lang w:bidi="ar-IQ"/>
-          </w:rPr>
-          <w:t>ولد</w:t>
-        </w:r>
-      </w:ins>
-      <w:del w:id="81" w:author="majeed maseedi" w:date="2026-08-06T16:37:00Z" w16du:dateUtc="2026-08-06T13:37:00Z">
-        <w:r>
-          <w:rPr>
-            <w:rFonts w:cs="Arial"/>
-            <w:sz w:val="32"/>
-            <w:szCs w:val="32"/>
-            <w:rtl/>
-            <w:lang w:bidi="ar-IQ"/>
-          </w:rPr>
-          <w:delText>بطفل</w:delText>
-        </w:r>
-      </w:del>
+      <w:r>
+        <w:rPr>
+          <w:rFonts w:cs="Arial" w:hint="cs"/>
+          <w:sz w:val="32"/>
+          <w:szCs w:val="32"/>
+          <w:rtl/>
+          <w:lang w:bidi="ar-IQ"/>
+        </w:rPr>
+        <w:t>ولد</w:t>
+      </w:r>
       <w:r>
         <w:rPr>
           <w:rFonts w:cs="Arial"/>
@@ -21384,30 +20784,16 @@
         </w:rPr>
         <w:t xml:space="preserve"> في مثل عمره، يدفعونه وي</w:t>
       </w:r>
-      <w:ins w:id="82" w:author="majeed maseedi" w:date="2026-08-06T16:37:00Z" w16du:dateUtc="2026-08-06T13:37:00Z">
-        <w:r>
-          <w:rPr>
-            <w:rFonts w:cs="Arial" w:hint="cs"/>
-            <w:sz w:val="32"/>
-            <w:szCs w:val="32"/>
-            <w:rtl/>
-            <w:lang w:bidi="ar-IQ"/>
-          </w:rPr>
-          <w:t>طلبون النقود</w:t>
-        </w:r>
-      </w:ins>
-      <w:del w:id="83" w:author="majeed maseedi" w:date="2026-08-06T16:37:00Z" w16du:dateUtc="2026-08-06T13:37:00Z">
-        <w:r>
-          <w:rPr>
-            <w:rFonts w:cs="Arial"/>
-            <w:sz w:val="32"/>
-            <w:szCs w:val="32"/>
-            <w:rtl/>
-            <w:lang w:bidi="ar-IQ"/>
-          </w:rPr>
-          <w:delText>سخرون</w:delText>
-        </w:r>
-      </w:del>
+      <w:r>
+        <w:rPr>
+          <w:rFonts w:cs="Arial" w:hint="cs"/>
+          <w:sz w:val="32"/>
+          <w:szCs w:val="32"/>
+          <w:rtl/>
+          <w:lang w:bidi="ar-IQ"/>
+        </w:rPr>
+        <w:t>طلبون النقود</w:t>
+      </w:r>
       <w:r>
         <w:rPr>
           <w:rFonts w:cs="Arial"/>
@@ -21543,18 +20929,16 @@
         <w:lastRenderedPageBreak/>
         <w:t>لكن نظرة واحدة من عينيه</w:t>
       </w:r>
-      <w:ins w:id="84" w:author="majeed maseedi" w:date="2026-08-06T16:38:00Z" w16du:dateUtc="2026-08-06T13:38:00Z">
-        <w:r>
-          <w:rPr>
-            <w:rFonts w:cs="Arial" w:hint="cs"/>
-            <w:sz w:val="32"/>
-            <w:szCs w:val="32"/>
-            <w:rtl/>
-            <w:lang w:bidi="ar-IQ"/>
-          </w:rPr>
-          <w:t xml:space="preserve"> الحمراء</w:t>
-        </w:r>
-      </w:ins>
+      <w:r>
+        <w:rPr>
+          <w:rFonts w:cs="Arial" w:hint="cs"/>
+          <w:sz w:val="32"/>
+          <w:szCs w:val="32"/>
+          <w:rtl/>
+          <w:lang w:bidi="ar-IQ"/>
+        </w:rPr>
+        <w:t xml:space="preserve"> الحمراء</w:t>
+      </w:r>
       <w:r>
         <w:rPr>
           <w:rFonts w:cs="Arial"/>
@@ -21715,30 +21099,16 @@
         </w:rPr>
         <w:t>ابتسم ال</w:t>
       </w:r>
-      <w:ins w:id="85" w:author="majeed maseedi" w:date="2026-08-06T16:38:00Z" w16du:dateUtc="2026-08-06T13:38:00Z">
-        <w:r>
-          <w:rPr>
-            <w:rFonts w:cs="Arial" w:hint="cs"/>
-            <w:sz w:val="32"/>
-            <w:szCs w:val="32"/>
-            <w:rtl/>
-            <w:lang w:bidi="ar-IQ"/>
-          </w:rPr>
-          <w:t>ولد</w:t>
-        </w:r>
-      </w:ins>
-      <w:del w:id="86" w:author="majeed maseedi" w:date="2026-08-06T16:38:00Z" w16du:dateUtc="2026-08-06T13:38:00Z">
-        <w:r>
-          <w:rPr>
-            <w:rFonts w:cs="Arial"/>
-            <w:sz w:val="32"/>
-            <w:szCs w:val="32"/>
-            <w:rtl/>
-            <w:lang w:bidi="ar-IQ"/>
-          </w:rPr>
-          <w:delText>طفل</w:delText>
-        </w:r>
-      </w:del>
+      <w:r>
+        <w:rPr>
+          <w:rFonts w:cs="Arial" w:hint="cs"/>
+          <w:sz w:val="32"/>
+          <w:szCs w:val="32"/>
+          <w:rtl/>
+          <w:lang w:bidi="ar-IQ"/>
+        </w:rPr>
+        <w:t>ولد</w:t>
+      </w:r>
       <w:r>
         <w:rPr>
           <w:rFonts w:cs="Arial"/>
@@ -22601,528 +21971,328 @@
         <w:spacing w:line="360" w:lineRule="auto"/>
         <w:jc w:val="right"/>
         <w:rPr>
-          <w:ins w:id="87" w:author="majeed maseedi" w:date="2026-08-06T16:40:00Z" w16du:dateUtc="2026-08-06T13:40:00Z"/>
-          <w:rFonts w:cs="Arial"/>
-          <w:sz w:val="32"/>
-          <w:szCs w:val="32"/>
-          <w:rtl/>
-          <w:lang w:bidi="ar-IQ"/>
-        </w:rPr>
-      </w:pPr>
-      <w:ins w:id="88" w:author="majeed maseedi" w:date="2026-08-06T16:40:00Z" w16du:dateUtc="2026-08-06T13:40:00Z">
-        <w:r>
-          <w:rPr>
-            <w:rFonts w:cs="Arial" w:hint="cs"/>
-            <w:sz w:val="32"/>
-            <w:szCs w:val="32"/>
-            <w:rtl/>
-            <w:lang w:bidi="ar-IQ"/>
-          </w:rPr>
-          <w:t>ثم سأل زيو سيزوكي :</w:t>
-        </w:r>
-      </w:ins>
-      <w:del w:id="89" w:author="majeed maseedi" w:date="2026-08-06T16:40:00Z" w16du:dateUtc="2026-08-06T13:40:00Z">
-        <w:r>
-          <w:rPr>
-            <w:rFonts w:cs="Arial" w:hint="cs"/>
-            <w:sz w:val="32"/>
-            <w:szCs w:val="32"/>
-            <w:rtl/>
-            <w:lang w:bidi="ar-IQ"/>
-          </w:rPr>
-          <w:delText>ساد الصمت للحضة.</w:delText>
-        </w:r>
-      </w:del>
-    </w:p>
-    <w:p>
-      <w:pPr>
-        <w:spacing w:line="360" w:lineRule="auto"/>
-        <w:jc w:val="right"/>
-        <w:rPr>
-          <w:ins w:id="90" w:author="majeed maseedi" w:date="2026-08-06T16:40:00Z" w16du:dateUtc="2026-08-06T13:40:00Z"/>
-          <w:rFonts w:cs="Arial"/>
-          <w:sz w:val="32"/>
-          <w:szCs w:val="32"/>
-          <w:rtl/>
-          <w:lang w:bidi="ar-IQ"/>
-        </w:rPr>
-      </w:pPr>
-      <w:ins w:id="91" w:author="majeed maseedi" w:date="2026-08-06T16:40:00Z" w16du:dateUtc="2026-08-06T13:40:00Z">
-        <w:r>
-          <w:rPr>
-            <w:rFonts w:cs="Arial" w:hint="cs"/>
-            <w:sz w:val="32"/>
-            <w:szCs w:val="32"/>
-            <w:rtl/>
-            <w:lang w:bidi="ar-IQ"/>
-          </w:rPr>
-          <w:t>" لماذا تملك خصلة شعر حمراء؟"</w:t>
-        </w:r>
-      </w:ins>
-    </w:p>
-    <w:p>
-      <w:pPr>
-        <w:spacing w:line="360" w:lineRule="auto"/>
-        <w:jc w:val="right"/>
-        <w:rPr>
-          <w:ins w:id="92" w:author="majeed maseedi" w:date="2026-08-06T16:40:00Z" w16du:dateUtc="2026-08-06T13:40:00Z"/>
-          <w:rFonts w:cs="Arial"/>
-          <w:sz w:val="32"/>
-          <w:szCs w:val="32"/>
-          <w:rtl/>
-          <w:lang w:bidi="ar-IQ"/>
-        </w:rPr>
-      </w:pPr>
-      <w:ins w:id="93" w:author="majeed maseedi" w:date="2026-08-06T16:40:00Z" w16du:dateUtc="2026-08-06T13:40:00Z">
-        <w:r>
-          <w:rPr>
-            <w:rFonts w:cs="Arial" w:hint="cs"/>
-            <w:sz w:val="32"/>
-            <w:szCs w:val="32"/>
-            <w:rtl/>
-            <w:lang w:bidi="ar-IQ"/>
-          </w:rPr>
-          <w:t>فرد سيزوكي بتعجب :</w:t>
-        </w:r>
-      </w:ins>
-    </w:p>
-    <w:p>
-      <w:pPr>
-        <w:spacing w:line="360" w:lineRule="auto"/>
-        <w:jc w:val="right"/>
-        <w:rPr>
-          <w:ins w:id="94" w:author="majeed maseedi" w:date="2026-08-06T16:40:00Z" w16du:dateUtc="2026-08-06T13:40:00Z"/>
-          <w:rFonts w:cs="Arial"/>
-          <w:sz w:val="32"/>
-          <w:szCs w:val="32"/>
-          <w:rtl/>
-          <w:lang w:bidi="ar-IQ"/>
-        </w:rPr>
-      </w:pPr>
-      <w:ins w:id="95" w:author="majeed maseedi" w:date="2026-08-06T16:40:00Z" w16du:dateUtc="2026-08-06T13:40:00Z">
-        <w:r>
-          <w:rPr>
-            <w:rFonts w:cs="Arial" w:hint="cs"/>
-            <w:sz w:val="32"/>
-            <w:szCs w:val="32"/>
-            <w:rtl/>
-            <w:lang w:bidi="ar-IQ"/>
-          </w:rPr>
-          <w:lastRenderedPageBreak/>
-          <w:t>"اتقصد عيني؟"</w:t>
-        </w:r>
-      </w:ins>
-    </w:p>
-    <w:p>
-      <w:pPr>
-        <w:spacing w:line="360" w:lineRule="auto"/>
-        <w:jc w:val="right"/>
-        <w:rPr>
-          <w:ins w:id="96" w:author="majeed maseedi" w:date="2026-08-06T16:41:00Z" w16du:dateUtc="2026-08-06T13:41:00Z"/>
-          <w:rFonts w:cs="Arial"/>
-          <w:sz w:val="32"/>
-          <w:szCs w:val="32"/>
-          <w:rtl/>
-          <w:lang w:bidi="ar-IQ"/>
-        </w:rPr>
-      </w:pPr>
-      <w:ins w:id="97" w:author="majeed maseedi" w:date="2026-08-06T16:40:00Z" w16du:dateUtc="2026-08-06T13:40:00Z">
-        <w:r>
-          <w:rPr>
-            <w:rFonts w:cs="Arial" w:hint="cs"/>
-            <w:sz w:val="32"/>
-            <w:szCs w:val="32"/>
-            <w:rtl/>
-            <w:lang w:bidi="ar-IQ"/>
-          </w:rPr>
-          <w:t>ف</w:t>
-        </w:r>
-      </w:ins>
-      <w:ins w:id="98" w:author="majeed maseedi" w:date="2026-08-06T16:41:00Z" w16du:dateUtc="2026-08-06T13:41:00Z">
-        <w:r>
-          <w:rPr>
-            <w:rFonts w:cs="Arial" w:hint="cs"/>
-            <w:sz w:val="32"/>
-            <w:szCs w:val="32"/>
-            <w:rtl/>
-            <w:lang w:bidi="ar-IQ"/>
-          </w:rPr>
-          <w:t>رد زيو قائلًا :</w:t>
-        </w:r>
-      </w:ins>
-    </w:p>
-    <w:p>
-      <w:pPr>
-        <w:spacing w:line="360" w:lineRule="auto"/>
-        <w:jc w:val="right"/>
-        <w:rPr>
-          <w:ins w:id="99" w:author="majeed maseedi" w:date="2026-08-06T16:41:00Z" w16du:dateUtc="2026-08-06T13:41:00Z"/>
-          <w:rFonts w:cs="Arial"/>
-          <w:sz w:val="32"/>
-          <w:szCs w:val="32"/>
-          <w:rtl/>
-          <w:lang w:bidi="ar-IQ"/>
-        </w:rPr>
-      </w:pPr>
-      <w:ins w:id="100" w:author="majeed maseedi" w:date="2026-08-06T16:41:00Z" w16du:dateUtc="2026-08-06T13:41:00Z">
-        <w:r>
-          <w:rPr>
-            <w:rFonts w:cs="Arial" w:hint="cs"/>
-            <w:sz w:val="32"/>
-            <w:szCs w:val="32"/>
-            <w:rtl/>
-            <w:lang w:bidi="ar-IQ"/>
-          </w:rPr>
-          <w:t>"عينك ايضًا لماذا هي حمراء"</w:t>
-        </w:r>
-      </w:ins>
-    </w:p>
-    <w:p>
-      <w:pPr>
-        <w:spacing w:line="360" w:lineRule="auto"/>
-        <w:jc w:val="right"/>
-        <w:rPr>
-          <w:ins w:id="101" w:author="majeed maseedi" w:date="2026-08-06T16:42:00Z" w16du:dateUtc="2026-08-06T13:42:00Z"/>
-          <w:rFonts w:cs="Arial"/>
-          <w:sz w:val="32"/>
-          <w:szCs w:val="32"/>
-          <w:rtl/>
-          <w:lang w:bidi="ar-IQ"/>
-        </w:rPr>
-      </w:pPr>
-      <w:ins w:id="102" w:author="majeed maseedi" w:date="2026-08-06T16:41:00Z" w16du:dateUtc="2026-08-06T13:41:00Z">
-        <w:r>
-          <w:rPr>
-            <w:rFonts w:cs="Arial" w:hint="cs"/>
-            <w:sz w:val="32"/>
-            <w:szCs w:val="32"/>
-            <w:rtl/>
-            <w:lang w:bidi="ar-IQ"/>
-          </w:rPr>
-          <w:t>ف</w:t>
-        </w:r>
-      </w:ins>
-      <w:ins w:id="103" w:author="majeed maseedi" w:date="2026-08-06T16:42:00Z" w16du:dateUtc="2026-08-06T13:42:00Z">
-        <w:r>
-          <w:rPr>
-            <w:rFonts w:cs="Arial" w:hint="cs"/>
-            <w:sz w:val="32"/>
-            <w:szCs w:val="32"/>
-            <w:rtl/>
-            <w:lang w:bidi="ar-IQ"/>
-          </w:rPr>
-          <w:t>قال له سيزوكي :</w:t>
-        </w:r>
-      </w:ins>
-    </w:p>
-    <w:p>
-      <w:pPr>
-        <w:spacing w:line="360" w:lineRule="auto"/>
-        <w:jc w:val="right"/>
-        <w:rPr>
-          <w:ins w:id="104" w:author="majeed maseedi" w:date="2026-08-06T16:43:00Z" w16du:dateUtc="2026-08-06T13:43:00Z"/>
-          <w:rFonts w:cs="Arial"/>
-          <w:sz w:val="32"/>
-          <w:szCs w:val="32"/>
-          <w:rtl/>
-          <w:lang w:bidi="ar-IQ"/>
-        </w:rPr>
-      </w:pPr>
-      <w:ins w:id="105" w:author="majeed maseedi" w:date="2026-08-06T16:42:00Z" w16du:dateUtc="2026-08-06T13:42:00Z">
-        <w:r>
-          <w:rPr>
-            <w:rFonts w:cs="Arial" w:hint="cs"/>
-            <w:sz w:val="32"/>
-            <w:szCs w:val="32"/>
-            <w:rtl/>
-            <w:lang w:bidi="ar-IQ"/>
-          </w:rPr>
-          <w:t>"لقد ولدت وعيني حمراء لكن شعري اس</w:t>
-        </w:r>
-      </w:ins>
-      <w:ins w:id="106" w:author="majeed maseedi" w:date="2026-08-06T16:43:00Z" w16du:dateUtc="2026-08-06T13:43:00Z">
-        <w:r>
-          <w:rPr>
-            <w:rFonts w:cs="Arial" w:hint="cs"/>
-            <w:sz w:val="32"/>
-            <w:szCs w:val="32"/>
-            <w:rtl/>
-            <w:lang w:bidi="ar-IQ"/>
-          </w:rPr>
-          <w:t>ود"</w:t>
-        </w:r>
-      </w:ins>
-    </w:p>
-    <w:p>
-      <w:pPr>
-        <w:spacing w:line="360" w:lineRule="auto"/>
-        <w:jc w:val="right"/>
-        <w:rPr>
-          <w:ins w:id="107" w:author="majeed maseedi" w:date="2026-08-06T16:43:00Z" w16du:dateUtc="2026-08-06T13:43:00Z"/>
-          <w:rFonts w:cs="Arial"/>
-          <w:sz w:val="32"/>
-          <w:szCs w:val="32"/>
-          <w:rtl/>
-          <w:lang w:bidi="ar-IQ"/>
-        </w:rPr>
-      </w:pPr>
-      <w:ins w:id="108" w:author="majeed maseedi" w:date="2026-08-06T16:43:00Z" w16du:dateUtc="2026-08-06T13:43:00Z">
-        <w:r>
-          <w:rPr>
-            <w:rFonts w:cs="Arial" w:hint="cs"/>
-            <w:sz w:val="32"/>
-            <w:szCs w:val="32"/>
-            <w:rtl/>
-            <w:lang w:bidi="ar-IQ"/>
-          </w:rPr>
-          <w:t>فاخرج زيو مرآة وقال :</w:t>
-        </w:r>
-      </w:ins>
-    </w:p>
-    <w:p>
-      <w:pPr>
-        <w:spacing w:line="360" w:lineRule="auto"/>
-        <w:jc w:val="right"/>
-        <w:rPr>
-          <w:ins w:id="109" w:author="majeed maseedi" w:date="2026-08-06T16:43:00Z" w16du:dateUtc="2026-08-06T13:43:00Z"/>
-          <w:rFonts w:cs="Arial"/>
-          <w:sz w:val="32"/>
-          <w:szCs w:val="32"/>
-          <w:rtl/>
-          <w:lang w:bidi="ar-IQ"/>
-        </w:rPr>
-      </w:pPr>
-      <w:ins w:id="110" w:author="majeed maseedi" w:date="2026-08-06T16:43:00Z" w16du:dateUtc="2026-08-06T13:43:00Z">
-        <w:r>
-          <w:rPr>
-            <w:rFonts w:cs="Arial" w:hint="cs"/>
-            <w:sz w:val="32"/>
-            <w:szCs w:val="32"/>
-            <w:rtl/>
-            <w:lang w:bidi="ar-IQ"/>
-          </w:rPr>
-          <w:t>"انظر لنفسك"</w:t>
-        </w:r>
-      </w:ins>
-    </w:p>
-    <w:p>
-      <w:pPr>
-        <w:spacing w:line="360" w:lineRule="auto"/>
-        <w:jc w:val="right"/>
-        <w:rPr>
-          <w:ins w:id="111" w:author="majeed maseedi" w:date="2026-08-06T16:47:00Z" w16du:dateUtc="2026-08-06T13:47:00Z"/>
-          <w:rFonts w:cs="Arial"/>
-          <w:sz w:val="32"/>
-          <w:szCs w:val="32"/>
-          <w:rtl/>
-          <w:lang w:bidi="ar-IQ"/>
-        </w:rPr>
-      </w:pPr>
-      <w:ins w:id="112" w:author="majeed maseedi" w:date="2026-08-06T16:43:00Z" w16du:dateUtc="2026-08-06T13:43:00Z">
-        <w:r>
-          <w:rPr>
-            <w:rFonts w:cs="Arial" w:hint="cs"/>
-            <w:sz w:val="32"/>
-            <w:szCs w:val="32"/>
-            <w:rtl/>
-            <w:lang w:bidi="ar-IQ"/>
-          </w:rPr>
-          <w:t>فانصدم سيزوكي وذهب مسرع</w:t>
-        </w:r>
-      </w:ins>
-      <w:ins w:id="113" w:author="majeed maseedi" w:date="2026-08-06T16:44:00Z" w16du:dateUtc="2026-08-06T13:44:00Z">
-        <w:r>
-          <w:rPr>
-            <w:rFonts w:cs="Arial" w:hint="cs"/>
-            <w:sz w:val="32"/>
-            <w:szCs w:val="32"/>
-            <w:rtl/>
-            <w:lang w:bidi="ar-IQ"/>
-          </w:rPr>
-          <w:t>ًا للحمام كان ي</w:t>
-        </w:r>
-      </w:ins>
-      <w:ins w:id="114" w:author="majeed maseedi" w:date="2026-08-06T16:45:00Z" w16du:dateUtc="2026-08-06T13:45:00Z">
-        <w:r>
-          <w:rPr>
-            <w:rFonts w:cs="Arial" w:hint="cs"/>
-            <w:sz w:val="32"/>
-            <w:szCs w:val="32"/>
-            <w:rtl/>
-            <w:lang w:bidi="ar-IQ"/>
-          </w:rPr>
-          <w:t>ظ</w:t>
-        </w:r>
-      </w:ins>
-      <w:ins w:id="115" w:author="majeed maseedi" w:date="2026-08-06T16:44:00Z" w16du:dateUtc="2026-08-06T13:44:00Z">
-        <w:r>
-          <w:rPr>
-            <w:rFonts w:cs="Arial" w:hint="cs"/>
-            <w:sz w:val="32"/>
-            <w:szCs w:val="32"/>
-            <w:rtl/>
-            <w:lang w:bidi="ar-IQ"/>
-          </w:rPr>
-          <w:t>ن ان الون الأحمر دم</w:t>
-        </w:r>
-      </w:ins>
-      <w:ins w:id="116" w:author="majeed maseedi" w:date="2026-08-06T16:45:00Z" w16du:dateUtc="2026-08-06T13:45:00Z">
-        <w:r>
-          <w:rPr>
-            <w:rFonts w:cs="Arial" w:hint="cs"/>
-            <w:sz w:val="32"/>
-            <w:szCs w:val="32"/>
-            <w:rtl/>
-            <w:lang w:bidi="ar-IQ"/>
-          </w:rPr>
-          <w:t xml:space="preserve"> ولكن سرعان ما ادرك ان ال</w:t>
-        </w:r>
-      </w:ins>
-      <w:ins w:id="117" w:author="majeed maseedi" w:date="2026-08-06T16:47:00Z" w16du:dateUtc="2026-08-06T13:47:00Z">
-        <w:r>
-          <w:rPr>
-            <w:rFonts w:cs="Arial" w:hint="cs"/>
-            <w:sz w:val="32"/>
-            <w:szCs w:val="32"/>
-            <w:rtl/>
-            <w:lang w:bidi="ar-IQ"/>
-          </w:rPr>
-          <w:t>خصلة</w:t>
-        </w:r>
-      </w:ins>
-      <w:ins w:id="118" w:author="majeed maseedi" w:date="2026-08-06T16:45:00Z" w16du:dateUtc="2026-08-06T13:45:00Z">
-        <w:r>
-          <w:rPr>
-            <w:rFonts w:cs="Arial" w:hint="cs"/>
-            <w:sz w:val="32"/>
-            <w:szCs w:val="32"/>
-            <w:rtl/>
-            <w:lang w:bidi="ar-IQ"/>
-          </w:rPr>
-          <w:t xml:space="preserve"> </w:t>
-        </w:r>
-      </w:ins>
-      <w:ins w:id="119" w:author="majeed maseedi" w:date="2026-08-06T16:46:00Z" w16du:dateUtc="2026-08-06T13:46:00Z">
-        <w:r>
-          <w:rPr>
-            <w:rFonts w:cs="Arial" w:hint="cs"/>
-            <w:sz w:val="32"/>
-            <w:szCs w:val="32"/>
-            <w:rtl/>
-            <w:lang w:bidi="ar-IQ"/>
-          </w:rPr>
-          <w:t>لا ي</w:t>
-        </w:r>
-      </w:ins>
-      <w:ins w:id="120" w:author="majeed maseedi" w:date="2026-08-06T16:47:00Z" w16du:dateUtc="2026-08-06T13:47:00Z">
-        <w:r>
-          <w:rPr>
-            <w:rFonts w:cs="Arial" w:hint="cs"/>
-            <w:sz w:val="32"/>
-            <w:szCs w:val="32"/>
-            <w:rtl/>
-            <w:lang w:bidi="ar-IQ"/>
-          </w:rPr>
-          <w:t>مكن</w:t>
-        </w:r>
-      </w:ins>
-      <w:ins w:id="121" w:author="majeed maseedi" w:date="2026-08-06T16:46:00Z" w16du:dateUtc="2026-08-06T13:46:00Z">
-        <w:r>
-          <w:rPr>
-            <w:rFonts w:cs="Arial" w:hint="cs"/>
-            <w:sz w:val="32"/>
-            <w:szCs w:val="32"/>
-            <w:rtl/>
-            <w:lang w:bidi="ar-IQ"/>
-          </w:rPr>
-          <w:t xml:space="preserve"> تنضيفه</w:t>
-        </w:r>
-      </w:ins>
-      <w:ins w:id="122" w:author="majeed maseedi" w:date="2026-08-06T16:47:00Z" w16du:dateUtc="2026-08-06T13:47:00Z">
-        <w:r>
-          <w:rPr>
-            <w:rFonts w:cs="Arial" w:hint="cs"/>
-            <w:sz w:val="32"/>
-            <w:szCs w:val="32"/>
-            <w:rtl/>
-            <w:lang w:bidi="ar-IQ"/>
-          </w:rPr>
-          <w:t>ا</w:t>
-        </w:r>
-      </w:ins>
-      <w:ins w:id="123" w:author="majeed maseedi" w:date="2026-08-06T16:46:00Z" w16du:dateUtc="2026-08-06T13:46:00Z">
-        <w:r>
-          <w:rPr>
-            <w:rFonts w:cs="Arial" w:hint="cs"/>
-            <w:sz w:val="32"/>
-            <w:szCs w:val="32"/>
-            <w:rtl/>
-            <w:lang w:bidi="ar-IQ"/>
-          </w:rPr>
-          <w:t>.</w:t>
-        </w:r>
-      </w:ins>
-    </w:p>
-    <w:p>
-      <w:pPr>
-        <w:spacing w:line="360" w:lineRule="auto"/>
-        <w:jc w:val="right"/>
-        <w:rPr>
-          <w:ins w:id="124" w:author="majeed maseedi" w:date="2026-08-06T16:47:00Z" w16du:dateUtc="2026-08-06T13:47:00Z"/>
-          <w:rFonts w:cs="Arial"/>
-          <w:sz w:val="32"/>
-          <w:szCs w:val="32"/>
-          <w:rtl/>
-          <w:lang w:bidi="ar-IQ"/>
-        </w:rPr>
-      </w:pPr>
-      <w:ins w:id="125" w:author="majeed maseedi" w:date="2026-08-06T16:47:00Z" w16du:dateUtc="2026-08-06T13:47:00Z">
-        <w:r>
-          <w:rPr>
-            <w:rFonts w:cs="Arial" w:hint="cs"/>
-            <w:sz w:val="32"/>
-            <w:szCs w:val="32"/>
-            <w:rtl/>
-            <w:lang w:bidi="ar-IQ"/>
-          </w:rPr>
-          <w:t>عاد سيزوكي لزيو وقال له :</w:t>
-        </w:r>
-      </w:ins>
-    </w:p>
-    <w:p>
-      <w:pPr>
-        <w:spacing w:line="360" w:lineRule="auto"/>
-        <w:jc w:val="right"/>
-        <w:rPr>
-          <w:sz w:val="32"/>
-          <w:szCs w:val="32"/>
-          <w:lang w:bidi="ar-IQ"/>
-        </w:rPr>
-      </w:pPr>
-      <w:ins w:id="126" w:author="majeed maseedi" w:date="2026-08-06T16:47:00Z" w16du:dateUtc="2026-08-06T13:47:00Z">
-        <w:r>
-          <w:rPr>
-            <w:rFonts w:cs="Arial" w:hint="cs"/>
-            <w:sz w:val="32"/>
-            <w:szCs w:val="32"/>
-            <w:rtl/>
-            <w:lang w:bidi="ar-IQ"/>
-          </w:rPr>
-          <w:t>هذه الخصلة ل</w:t>
-        </w:r>
-      </w:ins>
-      <w:ins w:id="127" w:author="majeed maseedi" w:date="2026-08-06T16:48:00Z" w16du:dateUtc="2026-08-06T13:48:00Z">
-        <w:r>
-          <w:rPr>
-            <w:rFonts w:cs="Arial" w:hint="cs"/>
-            <w:sz w:val="32"/>
-            <w:szCs w:val="32"/>
-            <w:rtl/>
-            <w:lang w:bidi="ar-IQ"/>
-          </w:rPr>
-          <w:t>ا اعرف قصتها وجلس بجانب زيو.</w:t>
-        </w:r>
-      </w:ins>
+          <w:rFonts w:cs="Arial"/>
+          <w:sz w:val="32"/>
+          <w:szCs w:val="32"/>
+          <w:rtl/>
+          <w:lang w:bidi="ar-IQ"/>
+        </w:rPr>
+      </w:pPr>
+      <w:r>
+        <w:rPr>
+          <w:rFonts w:cs="Arial" w:hint="cs"/>
+          <w:sz w:val="32"/>
+          <w:szCs w:val="32"/>
+          <w:rtl/>
+          <w:lang w:bidi="ar-IQ"/>
+        </w:rPr>
+        <w:t>ثم سأل زيو سيزوكي :</w:t>
+      </w:r>
+    </w:p>
+    <w:p>
+      <w:pPr>
+        <w:spacing w:line="360" w:lineRule="auto"/>
+        <w:jc w:val="right"/>
+        <w:rPr>
+          <w:rFonts w:cs="Arial"/>
+          <w:sz w:val="32"/>
+          <w:szCs w:val="32"/>
+          <w:rtl/>
+          <w:lang w:bidi="ar-IQ"/>
+        </w:rPr>
+      </w:pPr>
+      <w:r>
+        <w:rPr>
+          <w:rFonts w:cs="Arial" w:hint="cs"/>
+          <w:sz w:val="32"/>
+          <w:szCs w:val="32"/>
+          <w:rtl/>
+          <w:lang w:bidi="ar-IQ"/>
+        </w:rPr>
+        <w:t>" لماذا تملك خصلة شعر حمراء؟"</w:t>
+      </w:r>
+    </w:p>
+    <w:p>
+      <w:pPr>
+        <w:spacing w:line="360" w:lineRule="auto"/>
+        <w:jc w:val="right"/>
+        <w:rPr>
+          <w:rFonts w:cs="Arial"/>
+          <w:sz w:val="32"/>
+          <w:szCs w:val="32"/>
+          <w:rtl/>
+          <w:lang w:bidi="ar-IQ"/>
+        </w:rPr>
+      </w:pPr>
+      <w:r>
+        <w:rPr>
+          <w:rFonts w:cs="Arial" w:hint="cs"/>
+          <w:sz w:val="32"/>
+          <w:szCs w:val="32"/>
+          <w:rtl/>
+          <w:lang w:bidi="ar-IQ"/>
+        </w:rPr>
+        <w:t>فرد سيزوكي بتعجب :</w:t>
+      </w:r>
+    </w:p>
+    <w:p>
+      <w:pPr>
+        <w:spacing w:line="360" w:lineRule="auto"/>
+        <w:jc w:val="right"/>
+        <w:rPr>
+          <w:rFonts w:cs="Arial"/>
+          <w:sz w:val="32"/>
+          <w:szCs w:val="32"/>
+          <w:rtl/>
+          <w:lang w:bidi="ar-IQ"/>
+        </w:rPr>
+      </w:pPr>
+      <w:r>
+        <w:rPr>
+          <w:rFonts w:cs="Arial" w:hint="cs"/>
+          <w:sz w:val="32"/>
+          <w:szCs w:val="32"/>
+          <w:rtl/>
+          <w:lang w:bidi="ar-IQ"/>
+        </w:rPr>
+        <w:lastRenderedPageBreak/>
+        <w:t>"اتقصد عيني؟"</w:t>
+      </w:r>
+    </w:p>
+    <w:p>
+      <w:pPr>
+        <w:spacing w:line="360" w:lineRule="auto"/>
+        <w:jc w:val="right"/>
+        <w:rPr>
+          <w:rFonts w:cs="Arial"/>
+          <w:sz w:val="32"/>
+          <w:szCs w:val="32"/>
+          <w:rtl/>
+          <w:lang w:bidi="ar-IQ"/>
+        </w:rPr>
+      </w:pPr>
+      <w:r>
+        <w:rPr>
+          <w:rFonts w:cs="Arial" w:hint="cs"/>
+          <w:sz w:val="32"/>
+          <w:szCs w:val="32"/>
+          <w:rtl/>
+          <w:lang w:bidi="ar-IQ"/>
+        </w:rPr>
+        <w:t>فرد زيو قائلًا :</w:t>
+      </w:r>
+    </w:p>
+    <w:p>
+      <w:pPr>
+        <w:spacing w:line="360" w:lineRule="auto"/>
+        <w:jc w:val="right"/>
+        <w:rPr>
+          <w:rFonts w:cs="Arial"/>
+          <w:sz w:val="32"/>
+          <w:szCs w:val="32"/>
+          <w:rtl/>
+          <w:lang w:bidi="ar-IQ"/>
+        </w:rPr>
+      </w:pPr>
+      <w:r>
+        <w:rPr>
+          <w:rFonts w:cs="Arial" w:hint="cs"/>
+          <w:sz w:val="32"/>
+          <w:szCs w:val="32"/>
+          <w:rtl/>
+          <w:lang w:bidi="ar-IQ"/>
+        </w:rPr>
+        <w:t>"عينك ايضًا لماذا هي حمراء"</w:t>
+      </w:r>
+    </w:p>
+    <w:p>
+      <w:pPr>
+        <w:spacing w:line="360" w:lineRule="auto"/>
+        <w:jc w:val="right"/>
+        <w:rPr>
+          <w:rFonts w:cs="Arial"/>
+          <w:sz w:val="32"/>
+          <w:szCs w:val="32"/>
+          <w:rtl/>
+          <w:lang w:bidi="ar-IQ"/>
+        </w:rPr>
+      </w:pPr>
+      <w:r>
+        <w:rPr>
+          <w:rFonts w:cs="Arial" w:hint="cs"/>
+          <w:sz w:val="32"/>
+          <w:szCs w:val="32"/>
+          <w:rtl/>
+          <w:lang w:bidi="ar-IQ"/>
+        </w:rPr>
+        <w:t>فقال له سيزوكي :</w:t>
+      </w:r>
+    </w:p>
+    <w:p>
+      <w:pPr>
+        <w:spacing w:line="360" w:lineRule="auto"/>
+        <w:jc w:val="right"/>
+        <w:rPr>
+          <w:rFonts w:cs="Arial"/>
+          <w:sz w:val="32"/>
+          <w:szCs w:val="32"/>
+          <w:rtl/>
+          <w:lang w:bidi="ar-IQ"/>
+        </w:rPr>
+      </w:pPr>
+      <w:r>
+        <w:rPr>
+          <w:rFonts w:cs="Arial" w:hint="cs"/>
+          <w:sz w:val="32"/>
+          <w:szCs w:val="32"/>
+          <w:rtl/>
+          <w:lang w:bidi="ar-IQ"/>
+        </w:rPr>
+        <w:t>"لقد ولدت وعيني حمراء لكن شعري اسود"</w:t>
+      </w:r>
+    </w:p>
+    <w:p>
+      <w:pPr>
+        <w:spacing w:line="360" w:lineRule="auto"/>
+        <w:jc w:val="right"/>
+        <w:rPr>
+          <w:rFonts w:cs="Arial"/>
+          <w:sz w:val="32"/>
+          <w:szCs w:val="32"/>
+          <w:rtl/>
+          <w:lang w:bidi="ar-IQ"/>
+        </w:rPr>
+      </w:pPr>
+      <w:r>
+        <w:rPr>
+          <w:rFonts w:cs="Arial" w:hint="cs"/>
+          <w:sz w:val="32"/>
+          <w:szCs w:val="32"/>
+          <w:rtl/>
+          <w:lang w:bidi="ar-IQ"/>
+        </w:rPr>
+        <w:t>فاخرج زيو مرآة وقال :</w:t>
+      </w:r>
+    </w:p>
+    <w:p>
+      <w:pPr>
+        <w:spacing w:line="360" w:lineRule="auto"/>
+        <w:jc w:val="right"/>
+        <w:rPr>
+          <w:rFonts w:cs="Arial"/>
+          <w:sz w:val="32"/>
+          <w:szCs w:val="32"/>
+          <w:rtl/>
+          <w:lang w:bidi="ar-IQ"/>
+        </w:rPr>
+      </w:pPr>
+      <w:r>
+        <w:rPr>
+          <w:rFonts w:cs="Arial" w:hint="cs"/>
+          <w:sz w:val="32"/>
+          <w:szCs w:val="32"/>
+          <w:rtl/>
+          <w:lang w:bidi="ar-IQ"/>
+        </w:rPr>
+        <w:t>"انظر لنفسك"</w:t>
+      </w:r>
+    </w:p>
+    <w:p>
+      <w:pPr>
+        <w:spacing w:line="360" w:lineRule="auto"/>
+        <w:jc w:val="right"/>
+        <w:rPr>
+          <w:rFonts w:cs="Arial"/>
+          <w:sz w:val="32"/>
+          <w:szCs w:val="32"/>
+          <w:rtl/>
+          <w:lang w:bidi="ar-IQ"/>
+        </w:rPr>
+      </w:pPr>
+      <w:r>
+        <w:rPr>
+          <w:rFonts w:cs="Arial" w:hint="cs"/>
+          <w:sz w:val="32"/>
+          <w:szCs w:val="32"/>
+          <w:rtl/>
+          <w:lang w:bidi="ar-IQ"/>
+        </w:rPr>
+        <w:t>فانصدم سيزوكي وذهب مسرعًا للحمام كان يظن ان الون الأحمر دم ولكن سرعان ما ادرك ان ال</w:t>
+      </w:r>
+      <w:r>
+        <w:rPr>
+          <w:rFonts w:cs="Arial" w:hint="cs"/>
+          <w:sz w:val="32"/>
+          <w:szCs w:val="32"/>
+          <w:rtl/>
+          <w:lang w:bidi="ar-IQ"/>
+        </w:rPr>
+        <w:t>خصلة</w:t>
+      </w:r>
+      <w:r>
+        <w:rPr>
+          <w:rFonts w:cs="Arial" w:hint="cs"/>
+          <w:sz w:val="32"/>
+          <w:szCs w:val="32"/>
+          <w:rtl/>
+          <w:lang w:bidi="ar-IQ"/>
+        </w:rPr>
+        <w:t xml:space="preserve"> </w:t>
+      </w:r>
+      <w:r>
+        <w:rPr>
+          <w:rFonts w:cs="Arial" w:hint="cs"/>
+          <w:sz w:val="32"/>
+          <w:szCs w:val="32"/>
+          <w:rtl/>
+          <w:lang w:bidi="ar-IQ"/>
+        </w:rPr>
+        <w:t>لا يمكن تنضيفها.</w:t>
+      </w:r>
+    </w:p>
+    <w:p>
+      <w:pPr>
+        <w:spacing w:line="360" w:lineRule="auto"/>
+        <w:jc w:val="right"/>
+        <w:rPr>
+          <w:rFonts w:cs="Arial"/>
+          <w:sz w:val="32"/>
+          <w:szCs w:val="32"/>
+          <w:rtl/>
+          <w:lang w:bidi="ar-IQ"/>
+        </w:rPr>
+      </w:pPr>
+      <w:r>
+        <w:rPr>
+          <w:rFonts w:cs="Arial" w:hint="cs"/>
+          <w:sz w:val="32"/>
+          <w:szCs w:val="32"/>
+          <w:rtl/>
+          <w:lang w:bidi="ar-IQ"/>
+        </w:rPr>
+        <w:t>عاد سيزوكي لزيو وقال له :</w:t>
+      </w:r>
+    </w:p>
+    <w:p>
+      <w:pPr>
+        <w:spacing w:line="360" w:lineRule="auto"/>
+        <w:jc w:val="right"/>
+        <w:rPr>
+          <w:sz w:val="32"/>
+          <w:szCs w:val="32"/>
+          <w:lang w:bidi="ar-IQ"/>
+        </w:rPr>
+      </w:pPr>
+      <w:r>
+        <w:rPr>
+          <w:rFonts w:cs="Arial" w:hint="cs"/>
+          <w:sz w:val="32"/>
+          <w:szCs w:val="32"/>
+          <w:rtl/>
+          <w:lang w:bidi="ar-IQ"/>
+        </w:rPr>
+        <w:t>هذه الخصلة لا اعرف قصتها وجلس بجانب زيو.</w:t>
+      </w:r>
     </w:p>
     <w:p>
       <w:pPr>
@@ -23144,18 +22314,16 @@
         </w:rPr>
         <w:t>ثم سأل سيزوكي</w:t>
       </w:r>
-      <w:ins w:id="128" w:author="majeed maseedi" w:date="2026-08-06T16:48:00Z" w16du:dateUtc="2026-08-06T13:48:00Z">
-        <w:r>
-          <w:rPr>
-            <w:rFonts w:cs="Arial" w:hint="cs"/>
-            <w:sz w:val="32"/>
-            <w:szCs w:val="32"/>
-            <w:rtl/>
-            <w:lang w:bidi="ar-IQ"/>
-          </w:rPr>
-          <w:t xml:space="preserve"> زيو</w:t>
-        </w:r>
-      </w:ins>
+      <w:r>
+        <w:rPr>
+          <w:rFonts w:cs="Arial" w:hint="cs"/>
+          <w:sz w:val="32"/>
+          <w:szCs w:val="32"/>
+          <w:rtl/>
+          <w:lang w:bidi="ar-IQ"/>
+        </w:rPr>
+        <w:t xml:space="preserve"> زيو</w:t>
+      </w:r>
       <w:r>
         <w:rPr>
           <w:rFonts w:hint="cs"/>
@@ -23474,6 +22642,38 @@
     <w:p>
       <w:pPr>
         <w:spacing w:line="360" w:lineRule="auto"/>
+        <w:jc w:val="right"/>
+        <w:rPr>
+          <w:sz w:val="32"/>
+          <w:szCs w:val="32"/>
+          <w:rtl/>
+          <w:lang w:bidi="ar-IQ"/>
+        </w:rPr>
+      </w:pPr>
+      <w:r>
+        <w:rPr>
+          <w:rFonts w:cs="Arial"/>
+          <w:sz w:val="32"/>
+          <w:szCs w:val="32"/>
+          <w:rtl/>
+          <w:lang w:bidi="ar-IQ"/>
+        </w:rPr>
+        <w:t>بداية رحلةٍ جديدة</w:t>
+      </w:r>
+      <w:r>
+        <w:rPr>
+          <w:rFonts w:hint="cs"/>
+          <w:sz w:val="32"/>
+          <w:szCs w:val="32"/>
+          <w:rtl/>
+          <w:lang w:bidi="ar-IQ"/>
+        </w:rPr>
+        <w:t>.</w:t>
+      </w:r>
+    </w:p>
+    <w:p>
+      <w:pPr>
+        <w:spacing w:line="360" w:lineRule="auto"/>
         <w:jc w:val="center"/>
         <w:rPr>
           <w:sz w:val="32"/>
@@ -23482,26 +22682,18 @@
           <w:lang w:bidi="ar-IQ"/>
         </w:rPr>
       </w:pPr>
-      <w:r>
-        <w:rPr>
-          <w:rFonts w:cs="Arial"/>
-          <w:sz w:val="32"/>
-          <w:szCs w:val="32"/>
-          <w:rtl/>
-          <w:lang w:bidi="ar-IQ"/>
-        </w:rPr>
-        <w:t>بداية رحلةٍ جديدة</w:t>
-      </w:r>
-      <w:r>
-        <w:rPr>
-          <w:rFonts w:hint="cs"/>
-          <w:sz w:val="32"/>
-          <w:szCs w:val="32"/>
-          <w:rtl/>
-          <w:lang w:bidi="ar-IQ"/>
-        </w:rPr>
-        <w:t>.</w:t>
-      </w:r>
+    </w:p>
+    <w:p>
+      <w:pPr>
+        <w:spacing w:line="360" w:lineRule="auto"/>
+        <w:jc w:val="center"/>
+        <w:rPr>
+          <w:sz w:val="32"/>
+          <w:szCs w:val="32"/>
+          <w:rtl/>
+          <w:lang w:bidi="ar-IQ"/>
+        </w:rPr>
+      </w:pPr>
     </w:p>
     <w:p>
       <w:pPr>
@@ -23523,6 +22715,7 @@
           <w:rtl/>
           <w:lang w:bidi="ar-IQ"/>
         </w:rPr>
+        <w:lastRenderedPageBreak/>
         <w:t>نهاية ال</w:t>
       </w:r>
       <w:r>
@@ -23561,44 +22754,23 @@
         <w:spacing w:line="360" w:lineRule="auto"/>
         <w:jc w:val="center"/>
         <w:rPr>
-          <w:del w:id="129" w:author="majeed maseedi" w:date="2026-08-06T23:59:00Z" w16du:dateUtc="2026-08-06T20:59:00Z"/>
-          <w:rFonts w:cs="Arial"/>
-          <w:sz w:val="32"/>
-          <w:szCs w:val="32"/>
-          <w:rtl/>
-          <w:lang w:bidi="ar-IQ"/>
-        </w:rPr>
-      </w:pPr>
-      <w:r>
-        <w:rPr>
-          <w:rFonts w:cs="Arial" w:hint="cs"/>
-          <w:sz w:val="32"/>
-          <w:szCs w:val="32"/>
-          <w:rtl/>
-          <w:lang w:bidi="ar-IQ"/>
-        </w:rPr>
-        <w:lastRenderedPageBreak/>
+          <w:rFonts w:cs="Arial" w:hint="cs"/>
+          <w:sz w:val="32"/>
+          <w:szCs w:val="32"/>
+          <w:rtl/>
+          <w:lang w:bidi="ar-IQ"/>
+        </w:rPr>
+      </w:pPr>
+      <w:r>
+        <w:rPr>
+          <w:rFonts w:cs="Arial" w:hint="cs"/>
+          <w:sz w:val="32"/>
+          <w:szCs w:val="32"/>
+          <w:rtl/>
+          <w:lang w:bidi="ar-IQ"/>
+        </w:rPr>
         <w:t>يا ترا من هو شيدو وما سر إيدوارد وما سر الخصلة الحمراء وما هو سر العنوان الخفي تابع للمعرفة...</w:t>
       </w:r>
-    </w:p>
-    <w:p>
-      <w:pPr>
-        <w:spacing w:line="360" w:lineRule="auto"/>
-        <w:jc w:val="center"/>
-        <w:rPr>
-          <w:rFonts w:cs="Arial"/>
-          <w:sz w:val="32"/>
-          <w:szCs w:val="32"/>
-          <w:rtl/>
-          <w:lang w:bidi="ar-IQ"/>
-        </w:rPr>
-        <w:pPrChange w:id="130" w:author="majeed maseedi" w:date="2026-08-06T23:59:00Z" w16du:dateUtc="2026-08-06T20:59:00Z">
-          <w:pPr>
-            <w:spacing w:line="360" w:lineRule="auto"/>
-            <w:jc w:val="right"/>
-          </w:pPr>
-        </w:pPrChange>
-      </w:pPr>
     </w:p>
     <w:p>
       <w:pPr>
@@ -23630,39 +22802,7 @@
           <w:rtl/>
           <w:lang w:bidi="ar-IQ"/>
         </w:rPr>
-        <w:t xml:space="preserve"> </w:t>
-      </w:r>
-      <w:del w:id="131" w:author="majeed maseedi" w:date="2026-08-06T16:50:00Z" w16du:dateUtc="2026-08-06T13:50:00Z">
-        <w:r>
-          <w:rPr>
-            <w:rFonts w:cs="Arial" w:hint="cs"/>
-            <w:sz w:val="44"/>
-            <w:szCs w:val="44"/>
-            <w:rtl/>
-            <w:lang w:bidi="ar-IQ"/>
-          </w:rPr>
-          <w:delText xml:space="preserve"> </w:delText>
-        </w:r>
-        <w:r>
-          <w:rPr>
-            <w:rFonts w:cs="Arial" w:hint="cs"/>
-            <w:sz w:val="44"/>
-            <w:szCs w:val="44"/>
-            <w:rtl/>
-            <w:lang w:bidi="ar-IQ"/>
-          </w:rPr>
-          <w:delText xml:space="preserve"> </w:delText>
-        </w:r>
-      </w:del>
-      <w:r>
-        <w:rPr>
-          <w:rFonts w:cs="Arial" w:hint="cs"/>
-          <w:sz w:val="44"/>
-          <w:szCs w:val="44"/>
-          <w:rtl/>
-          <w:lang w:bidi="ar-IQ"/>
-        </w:rPr>
-        <w:t xml:space="preserve">  </w:t>
+        <w:t xml:space="preserve">   </w:t>
       </w:r>
       <w:r>
         <w:rPr>
@@ -23756,7 +22896,7 @@
           <w:lang w:val="ar-IQ" w:bidi="ar-IQ"/>
         </w:rPr>
         <w:drawing>
-          <wp:inline distT="0" distB="0" distL="0" distR="0" wp14:anchorId="5A6B8643" wp14:editId="7647269A">
+          <wp:inline distT="0" distB="0" distL="0" distR="0" wp14:anchorId="5A6B8643" wp14:editId="061133BB">
             <wp:extent cx="1733550" cy="1733550"/>
             <wp:effectExtent l="0" t="0" r="0" b="0"/>
             <wp:docPr id="1527105420" name="Picture 2"/>
@@ -23941,14 +23081,6 @@
     </w:p>
   </w:footnote>
 </w:footnotes>
-</file>
-
-<file path=word/people.xml><?xml version="1.0" encoding="utf-8"?>
-<w15:people xmlns:wpc="http://schemas.microsoft.com/office/word/2010/wordprocessingCanvas" xmlns:cx="http://schemas.microsoft.com/office/drawing/2014/chartex" xmlns:cx1="http://schemas.microsoft.com/office/drawing/2015/9/8/chartex" xmlns:cx2="http://schemas.microsoft.com/office/drawing/2015/10/21/chartex" xmlns:cx3="http://schemas.microsoft.com/office/drawing/2016/5/9/chartex" xmlns:cx4="http://schemas.microsoft.com/office/drawing/2016/5/10/chartex" xmlns:cx5="http://schemas.microsoft.com/office/drawing/2016/5/11/chartex" xmlns:cx6="http://schemas.microsoft.com/office/drawing/2016/5/12/chartex" xmlns:cx7="http://schemas.microsoft.com/office/drawing/2016/5/13/chartex" xmlns:cx8="http://schemas.microsoft.com/office/drawing/2016/5/14/chartex" xmlns:mc="http://schemas.openxmlformats.org/markup-compatibility/2006" xmlns:aink="http://schemas.microsoft.com/office/drawing/2016/ink" xmlns:am3d="http://schemas.microsoft.com/office/drawing/2017/model3d" xmlns:o="urn:schemas-microsoft-com:office:office" xmlns:oel="http://schemas.microsoft.com/office/2019/extlst" xmlns:r="http://schemas.openxmlformats.org/officeDocument/2006/relationships" xmlns:m="http://schemas.openxmlformats.org/officeDocument/2006/math" xmlns:v="urn:schemas-microsoft-com:vml" xmlns:wp14="http://schemas.microsoft.com/office/word/2010/wordprocessingDrawing" xmlns:wp="http://schemas.openxmlformats.org/drawingml/2006/wordprocessingDrawing" xmlns:w10="urn:schemas-microsoft-com:office:word" xmlns:w="http://schemas.openxmlformats.org/wordprocessingml/2006/main" xmlns:w14="http://schemas.microsoft.com/office/word/2010/wordml" xmlns:w15="http://schemas.microsoft.com/office/word/2012/wordml" xmlns:w16cex="http://schemas.microsoft.com/office/word/2018/wordml/cex" xmlns:w16cid="http://schemas.microsoft.com/office/word/2016/wordml/cid" xmlns:w16="http://schemas.microsoft.com/office/word/2018/wordml" xmlns:w16du="http://schemas.microsoft.com/office/word/2023/wordml/word16du" xmlns:w16sdtdh="http://schemas.microsoft.com/office/word/2020/wordml/sdtdatahash" xmlns:w16sdtfl="http://schemas.microsoft.com/office/word/2024/wordml/sdtformatlock" xmlns:w16se="http://schemas.microsoft.com/office/word/2015/wordml/symex" xmlns:wpg="http://schemas.microsoft.com/office/word/2010/wordprocessingGroup" xmlns:wpi="http://schemas.microsoft.com/office/word/2010/wordprocessingInk" xmlns:wne="http://schemas.microsoft.com/office/word/2006/wordml" xmlns:wps="http://schemas.microsoft.com/office/word/2010/wordprocessingShape" mc:Ignorable="w14 w15 w16se w16cid w16 w16cex w16sdtdh w16sdtfl w16du wp14">
-  <w15:person w15:author="majeed maseedi">
-    <w15:presenceInfo w15:providerId="AD" w15:userId="S::majeed.maseedi@ogrdpuedutr.onmicrosoft.com::34cdd654-00a3-4a7e-8740-5f0cf77a6264"/>
-  </w15:person>
-</w15:people>
 </file>
 
 <file path=word/styles.xml><?xml version="1.0" encoding="utf-8"?>

--- a/s1_ep1.docx
+++ b/s1_ep1.docx
@@ -22754,7 +22754,7 @@
         <w:spacing w:line="360" w:lineRule="auto"/>
         <w:jc w:val="center"/>
         <w:rPr>
-          <w:rFonts w:cs="Arial" w:hint="cs"/>
+          <w:rFonts w:cs="Arial"/>
           <w:sz w:val="32"/>
           <w:szCs w:val="32"/>
           <w:rtl/>
@@ -22896,7 +22896,7 @@
           <w:lang w:val="ar-IQ" w:bidi="ar-IQ"/>
         </w:rPr>
         <w:drawing>
-          <wp:inline distT="0" distB="0" distL="0" distR="0" wp14:anchorId="5A6B8643" wp14:editId="061133BB">
+          <wp:inline distT="0" distB="0" distL="0" distR="0" wp14:anchorId="5A6B8643" wp14:editId="274FB290">
             <wp:extent cx="1733550" cy="1733550"/>
             <wp:effectExtent l="0" t="0" r="0" b="0"/>
             <wp:docPr id="1527105420" name="Picture 2"/>

--- a/s1_ep1.docx
+++ b/s1_ep1.docx
@@ -765,17 +765,97 @@
           <w:rtl/>
           <w:lang w:bidi="ar-IQ"/>
         </w:rPr>
-        <w:t xml:space="preserve"> فالعاشرة من عمره</w:t>
-      </w:r>
-      <w:r>
-        <w:rPr>
-          <w:rFonts w:cs="Arial" w:hint="cs"/>
-          <w:sz w:val="32"/>
-          <w:szCs w:val="32"/>
-          <w:rtl/>
-          <w:lang w:bidi="ar-IQ"/>
-        </w:rPr>
-        <w:t xml:space="preserve"> ذو شعر اسود بعينين حمراء على ارضية المنزل</w:t>
+        <w:t xml:space="preserve"> ف</w:t>
+      </w:r>
+      <w:r>
+        <w:rPr>
+          <w:rFonts w:cs="Arial" w:hint="cs"/>
+          <w:sz w:val="32"/>
+          <w:szCs w:val="32"/>
+          <w:rtl/>
+          <w:lang w:bidi="ar-IQ"/>
+        </w:rPr>
+        <w:t xml:space="preserve">ي </w:t>
+      </w:r>
+      <w:r>
+        <w:rPr>
+          <w:rFonts w:cs="Arial" w:hint="cs"/>
+          <w:sz w:val="32"/>
+          <w:szCs w:val="32"/>
+          <w:rtl/>
+          <w:lang w:bidi="ar-IQ"/>
+        </w:rPr>
+        <w:t>العاشرة من عمره</w:t>
+      </w:r>
+      <w:r>
+        <w:rPr>
+          <w:rFonts w:cs="Arial" w:hint="cs"/>
+          <w:sz w:val="32"/>
+          <w:szCs w:val="32"/>
+          <w:rtl/>
+          <w:lang w:bidi="ar-IQ"/>
+        </w:rPr>
+        <w:t xml:space="preserve"> ذو شعر </w:t>
+      </w:r>
+      <w:r>
+        <w:rPr>
+          <w:rFonts w:cs="Arial" w:hint="cs"/>
+          <w:sz w:val="32"/>
+          <w:szCs w:val="32"/>
+          <w:rtl/>
+          <w:lang w:bidi="ar-IQ"/>
+        </w:rPr>
+        <w:t>أ</w:t>
+      </w:r>
+      <w:r>
+        <w:rPr>
+          <w:rFonts w:cs="Arial" w:hint="cs"/>
+          <w:sz w:val="32"/>
+          <w:szCs w:val="32"/>
+          <w:rtl/>
+          <w:lang w:bidi="ar-IQ"/>
+        </w:rPr>
+        <w:t>سود بعينين حمرا</w:t>
+      </w:r>
+      <w:r>
+        <w:rPr>
+          <w:rFonts w:cs="Arial" w:hint="cs"/>
+          <w:sz w:val="32"/>
+          <w:szCs w:val="32"/>
+          <w:rtl/>
+          <w:lang w:bidi="ar-IQ"/>
+        </w:rPr>
+        <w:t>وين</w:t>
+      </w:r>
+      <w:r>
+        <w:rPr>
+          <w:rFonts w:cs="Arial" w:hint="cs"/>
+          <w:sz w:val="32"/>
+          <w:szCs w:val="32"/>
+          <w:rtl/>
+          <w:lang w:bidi="ar-IQ"/>
+        </w:rPr>
+        <w:t xml:space="preserve"> على </w:t>
+      </w:r>
+      <w:r>
+        <w:rPr>
+          <w:rFonts w:cs="Arial" w:hint="cs"/>
+          <w:sz w:val="32"/>
+          <w:szCs w:val="32"/>
+          <w:rtl/>
+          <w:lang w:bidi="ar-IQ"/>
+        </w:rPr>
+        <w:t>أ</w:t>
+      </w:r>
+      <w:r>
+        <w:rPr>
+          <w:rFonts w:cs="Arial" w:hint="cs"/>
+          <w:sz w:val="32"/>
+          <w:szCs w:val="32"/>
+          <w:rtl/>
+          <w:lang w:bidi="ar-IQ"/>
+        </w:rPr>
+        <w:t>رضية المنزل</w:t>
       </w:r>
       <w:r>
         <w:rPr>
@@ -888,7 +968,27 @@
           <w:rtl/>
           <w:lang w:bidi="ar-IQ"/>
         </w:rPr>
-        <w:t>مفركاً</w:t>
+        <w:t>مفرك</w:t>
+      </w:r>
+      <w:r>
+        <w:rPr>
+          <w:rFonts w:cs="Arial" w:hint="cs"/>
+          <w:sz w:val="32"/>
+          <w:szCs w:val="32"/>
+          <w:rtl/>
+          <w:lang w:bidi="ar-IQ"/>
+        </w:rPr>
+        <w:t>ً</w:t>
+      </w:r>
+      <w:r>
+        <w:rPr>
+          <w:rFonts w:cs="Arial" w:hint="cs"/>
+          <w:sz w:val="32"/>
+          <w:szCs w:val="32"/>
+          <w:rtl/>
+          <w:lang w:bidi="ar-IQ"/>
+        </w:rPr>
+        <w:t>ا</w:t>
       </w:r>
       <w:r>
         <w:rPr>
@@ -1246,7 +1346,27 @@
           <w:rtl/>
           <w:lang w:bidi="ar-IQ"/>
         </w:rPr>
-        <w:t>فردت الام وعيناها متسعة ومبتسمة</w:t>
+        <w:t>فردت ال</w:t>
+      </w:r>
+      <w:r>
+        <w:rPr>
+          <w:rFonts w:cs="Arial" w:hint="cs"/>
+          <w:sz w:val="32"/>
+          <w:szCs w:val="32"/>
+          <w:rtl/>
+          <w:lang w:bidi="ar-IQ"/>
+        </w:rPr>
+        <w:t>أ</w:t>
+      </w:r>
+      <w:r>
+        <w:rPr>
+          <w:rFonts w:cs="Arial" w:hint="cs"/>
+          <w:sz w:val="32"/>
+          <w:szCs w:val="32"/>
+          <w:rtl/>
+          <w:lang w:bidi="ar-IQ"/>
+        </w:rPr>
+        <w:t>م وعيناها متسعة ومبتسمة</w:t>
       </w:r>
     </w:p>
     <w:p>
@@ -1336,7 +1456,47 @@
           <w:lang w:bidi="ar-IQ"/>
         </w:rPr>
         <w:lastRenderedPageBreak/>
-        <w:t>"هل انت من اكلت الحلوى ف</w:t>
+        <w:t xml:space="preserve">"هل </w:t>
+      </w:r>
+      <w:r>
+        <w:rPr>
+          <w:rFonts w:cs="Arial" w:hint="cs"/>
+          <w:sz w:val="32"/>
+          <w:szCs w:val="32"/>
+          <w:rtl/>
+          <w:lang w:bidi="ar-IQ"/>
+        </w:rPr>
+        <w:t>أ</w:t>
+      </w:r>
+      <w:r>
+        <w:rPr>
+          <w:rFonts w:cs="Arial" w:hint="cs"/>
+          <w:sz w:val="32"/>
+          <w:szCs w:val="32"/>
+          <w:rtl/>
+          <w:lang w:bidi="ar-IQ"/>
+        </w:rPr>
+        <w:t xml:space="preserve">نت من </w:t>
+      </w:r>
+      <w:r>
+        <w:rPr>
+          <w:rFonts w:cs="Arial" w:hint="cs"/>
+          <w:sz w:val="32"/>
+          <w:szCs w:val="32"/>
+          <w:rtl/>
+          <w:lang w:bidi="ar-IQ"/>
+        </w:rPr>
+        <w:t>أ</w:t>
+      </w:r>
+      <w:r>
+        <w:rPr>
+          <w:rFonts w:cs="Arial" w:hint="cs"/>
+          <w:sz w:val="32"/>
+          <w:szCs w:val="32"/>
+          <w:rtl/>
+          <w:lang w:bidi="ar-IQ"/>
+        </w:rPr>
+        <w:t>كلت الحلوى ف</w:t>
       </w:r>
       <w:r>
         <w:rPr>
@@ -1836,7 +1996,27 @@
           <w:rtl/>
           <w:lang w:bidi="ar-IQ"/>
         </w:rPr>
-        <w:t>جلس سيزوكي على الطاولة وهو يفكر بحلمه...</w:t>
+        <w:t xml:space="preserve">جلس سيزوكي </w:t>
+      </w:r>
+      <w:r>
+        <w:rPr>
+          <w:rFonts w:cs="Arial" w:hint="cs"/>
+          <w:sz w:val="32"/>
+          <w:szCs w:val="32"/>
+          <w:rtl/>
+          <w:lang w:bidi="ar-IQ"/>
+        </w:rPr>
+        <w:t>لتناول الإفطار</w:t>
+      </w:r>
+      <w:r>
+        <w:rPr>
+          <w:rFonts w:cs="Arial" w:hint="cs"/>
+          <w:sz w:val="32"/>
+          <w:szCs w:val="32"/>
+          <w:rtl/>
+          <w:lang w:bidi="ar-IQ"/>
+        </w:rPr>
+        <w:t xml:space="preserve"> وهو يفكر بحلمه...</w:t>
       </w:r>
     </w:p>
     <w:p>
@@ -1870,7 +2050,27 @@
           <w:rtl/>
           <w:lang w:bidi="ar-IQ"/>
         </w:rPr>
-        <w:t xml:space="preserve">الأفطار </w:t>
+        <w:t>ال</w:t>
+      </w:r>
+      <w:r>
+        <w:rPr>
+          <w:rFonts w:cs="Arial" w:hint="cs"/>
+          <w:sz w:val="32"/>
+          <w:szCs w:val="32"/>
+          <w:rtl/>
+          <w:lang w:bidi="ar-IQ"/>
+        </w:rPr>
+        <w:t>إ</w:t>
+      </w:r>
+      <w:r>
+        <w:rPr>
+          <w:rFonts w:cs="Arial" w:hint="cs"/>
+          <w:sz w:val="32"/>
+          <w:szCs w:val="32"/>
+          <w:rtl/>
+          <w:lang w:bidi="ar-IQ"/>
+        </w:rPr>
+        <w:t xml:space="preserve">فطار </w:t>
       </w:r>
       <w:r>
         <w:rPr>
@@ -2203,7 +2403,27 @@
           <w:rtl/>
           <w:lang w:bidi="ar-IQ"/>
         </w:rPr>
-        <w:t>يا عم، هل تسمح لي بركوب سفينة واحدة فقط؟</w:t>
+        <w:t xml:space="preserve">يا </w:t>
+      </w:r>
+      <w:r>
+        <w:rPr>
+          <w:rFonts w:cs="Arial" w:hint="cs"/>
+          <w:sz w:val="32"/>
+          <w:szCs w:val="32"/>
+          <w:rtl/>
+          <w:lang w:bidi="ar-IQ"/>
+        </w:rPr>
+        <w:t>سيدي</w:t>
+      </w:r>
+      <w:r>
+        <w:rPr>
+          <w:rFonts w:cs="Arial"/>
+          <w:sz w:val="32"/>
+          <w:szCs w:val="32"/>
+          <w:rtl/>
+          <w:lang w:bidi="ar-IQ"/>
+        </w:rPr>
+        <w:t>، هل تسمح لي بركوب سفينة واحدة فقط؟</w:t>
       </w:r>
       <w:r>
         <w:rPr>
@@ -2872,7 +3092,27 @@
           <w:rtl/>
           <w:lang w:bidi="ar-IQ"/>
         </w:rPr>
-        <w:t>قرئها في كتابه</w:t>
+        <w:t>قر</w:t>
+      </w:r>
+      <w:r>
+        <w:rPr>
+          <w:rFonts w:cs="Arial" w:hint="cs"/>
+          <w:sz w:val="32"/>
+          <w:szCs w:val="32"/>
+          <w:rtl/>
+          <w:lang w:bidi="ar-IQ"/>
+        </w:rPr>
+        <w:t>أ</w:t>
+      </w:r>
+      <w:r>
+        <w:rPr>
+          <w:rFonts w:cs="Arial" w:hint="cs"/>
+          <w:sz w:val="32"/>
+          <w:szCs w:val="32"/>
+          <w:rtl/>
+          <w:lang w:bidi="ar-IQ"/>
+        </w:rPr>
+        <w:t>ها في كتابه</w:t>
       </w:r>
       <w:r>
         <w:rPr>
@@ -3885,7 +4125,27 @@
           <w:rtl/>
           <w:lang w:bidi="ar-IQ"/>
         </w:rPr>
-        <w:t xml:space="preserve"> وكأنه يريد الفوز مهما كلف الامر</w:t>
+        <w:t xml:space="preserve"> وكأنه يريد الفوز مهما كلف ال</w:t>
+      </w:r>
+      <w:r>
+        <w:rPr>
+          <w:rFonts w:cs="Arial" w:hint="cs"/>
+          <w:sz w:val="32"/>
+          <w:szCs w:val="32"/>
+          <w:rtl/>
+          <w:lang w:bidi="ar-IQ"/>
+        </w:rPr>
+        <w:t>أ</w:t>
+      </w:r>
+      <w:r>
+        <w:rPr>
+          <w:rFonts w:cs="Arial" w:hint="cs"/>
+          <w:sz w:val="32"/>
+          <w:szCs w:val="32"/>
+          <w:rtl/>
+          <w:lang w:bidi="ar-IQ"/>
+        </w:rPr>
+        <w:t>مر</w:t>
       </w:r>
       <w:r>
         <w:rPr>
@@ -5834,30 +6094,110 @@
           <w:rtl/>
           <w:lang w:bidi="ar-IQ"/>
         </w:rPr>
-        <w:t>في داخل مدرسة سيزوكي ونراه يتسلل للهرب من المدرسة وهو يقول</w:t>
-      </w:r>
-    </w:p>
-    <w:p>
-      <w:pPr>
-        <w:spacing w:line="360" w:lineRule="auto"/>
-        <w:jc w:val="right"/>
-        <w:rPr>
-          <w:rFonts w:cs="Arial"/>
-          <w:sz w:val="32"/>
-          <w:szCs w:val="32"/>
-          <w:rtl/>
-          <w:lang w:bidi="ar-IQ"/>
-        </w:rPr>
-      </w:pPr>
-      <w:r>
-        <w:rPr>
-          <w:rFonts w:cs="Arial" w:hint="cs"/>
-          <w:sz w:val="32"/>
-          <w:szCs w:val="32"/>
-          <w:rtl/>
-          <w:lang w:bidi="ar-IQ"/>
-        </w:rPr>
-        <w:t xml:space="preserve">"ساهرب واتدرب ساعة ثم اعود للمنزل -وابتسم وقال- لن تنتبه امي </w:t>
+        <w:t xml:space="preserve">في داخل مدرسة سيزوكي </w:t>
+      </w:r>
+      <w:r>
+        <w:rPr>
+          <w:rFonts w:cs="Arial" w:hint="cs"/>
+          <w:sz w:val="32"/>
+          <w:szCs w:val="32"/>
+          <w:rtl/>
+          <w:lang w:bidi="ar-IQ"/>
+        </w:rPr>
+        <w:t>كان</w:t>
+      </w:r>
+      <w:r>
+        <w:rPr>
+          <w:rFonts w:cs="Arial" w:hint="cs"/>
+          <w:sz w:val="32"/>
+          <w:szCs w:val="32"/>
+          <w:rtl/>
+          <w:lang w:bidi="ar-IQ"/>
+        </w:rPr>
+        <w:t xml:space="preserve"> يتسلل للهرب من المدرسة وهو يقول</w:t>
+      </w:r>
+    </w:p>
+    <w:p>
+      <w:pPr>
+        <w:spacing w:line="360" w:lineRule="auto"/>
+        <w:jc w:val="right"/>
+        <w:rPr>
+          <w:rFonts w:cs="Arial"/>
+          <w:sz w:val="32"/>
+          <w:szCs w:val="32"/>
+          <w:rtl/>
+          <w:lang w:bidi="ar-IQ"/>
+        </w:rPr>
+      </w:pPr>
+      <w:r>
+        <w:rPr>
+          <w:rFonts w:cs="Arial" w:hint="cs"/>
+          <w:sz w:val="32"/>
+          <w:szCs w:val="32"/>
+          <w:rtl/>
+          <w:lang w:bidi="ar-IQ"/>
+        </w:rPr>
+        <w:t>"س</w:t>
+      </w:r>
+      <w:r>
+        <w:rPr>
+          <w:rFonts w:cs="Arial" w:hint="cs"/>
+          <w:sz w:val="32"/>
+          <w:szCs w:val="32"/>
+          <w:rtl/>
+          <w:lang w:bidi="ar-IQ"/>
+        </w:rPr>
+        <w:t>وف أ</w:t>
+      </w:r>
+      <w:r>
+        <w:rPr>
+          <w:rFonts w:cs="Arial" w:hint="cs"/>
+          <w:sz w:val="32"/>
+          <w:szCs w:val="32"/>
+          <w:rtl/>
+          <w:lang w:bidi="ar-IQ"/>
+        </w:rPr>
+        <w:t>هرب و</w:t>
+      </w:r>
+      <w:r>
+        <w:rPr>
+          <w:rFonts w:cs="Arial" w:hint="cs"/>
+          <w:sz w:val="32"/>
+          <w:szCs w:val="32"/>
+          <w:rtl/>
+          <w:lang w:bidi="ar-IQ"/>
+        </w:rPr>
+        <w:t>أ</w:t>
+      </w:r>
+      <w:r>
+        <w:rPr>
+          <w:rFonts w:cs="Arial" w:hint="cs"/>
+          <w:sz w:val="32"/>
+          <w:szCs w:val="32"/>
+          <w:rtl/>
+          <w:lang w:bidi="ar-IQ"/>
+        </w:rPr>
+        <w:t xml:space="preserve">تدرب ساعة ثم اعود للمنزل -وابتسم وقال- لن تنتبه </w:t>
+      </w:r>
+      <w:r>
+        <w:rPr>
+          <w:rFonts w:cs="Arial" w:hint="cs"/>
+          <w:sz w:val="32"/>
+          <w:szCs w:val="32"/>
+          <w:rtl/>
+          <w:lang w:bidi="ar-IQ"/>
+        </w:rPr>
+        <w:t>أ</w:t>
+      </w:r>
+      <w:r>
+        <w:rPr>
+          <w:rFonts w:cs="Arial" w:hint="cs"/>
+          <w:sz w:val="32"/>
+          <w:szCs w:val="32"/>
+          <w:rtl/>
+          <w:lang w:bidi="ar-IQ"/>
+        </w:rPr>
+        <w:t xml:space="preserve">مي </w:t>
       </w:r>
       <w:r>
         <w:rPr>
@@ -5890,7 +6230,47 @@
           <w:rtl/>
           <w:lang w:bidi="ar-IQ"/>
         </w:rPr>
-        <w:t>بمهاراته ورشاقته وسرعته استطاع الهرب دون ان يراه احد ثم ذهب مسرع</w:t>
+        <w:t xml:space="preserve">بمهاراته ورشاقته وسرعته استطاع الهرب دون </w:t>
+      </w:r>
+      <w:r>
+        <w:rPr>
+          <w:rFonts w:cs="Arial" w:hint="cs"/>
+          <w:sz w:val="32"/>
+          <w:szCs w:val="32"/>
+          <w:rtl/>
+          <w:lang w:bidi="ar-IQ"/>
+        </w:rPr>
+        <w:t>أ</w:t>
+      </w:r>
+      <w:r>
+        <w:rPr>
+          <w:rFonts w:cs="Arial" w:hint="cs"/>
+          <w:sz w:val="32"/>
+          <w:szCs w:val="32"/>
+          <w:rtl/>
+          <w:lang w:bidi="ar-IQ"/>
+        </w:rPr>
+        <w:t xml:space="preserve">ن يراه </w:t>
+      </w:r>
+      <w:r>
+        <w:rPr>
+          <w:rFonts w:cs="Arial" w:hint="cs"/>
+          <w:sz w:val="32"/>
+          <w:szCs w:val="32"/>
+          <w:rtl/>
+          <w:lang w:bidi="ar-IQ"/>
+        </w:rPr>
+        <w:t>أ</w:t>
+      </w:r>
+      <w:r>
+        <w:rPr>
+          <w:rFonts w:cs="Arial" w:hint="cs"/>
+          <w:sz w:val="32"/>
+          <w:szCs w:val="32"/>
+          <w:rtl/>
+          <w:lang w:bidi="ar-IQ"/>
+        </w:rPr>
+        <w:t>حد ثم ذهب مسرع</w:t>
       </w:r>
       <w:r>
         <w:rPr>
@@ -5999,7 +6379,27 @@
           <w:rtl/>
           <w:lang w:bidi="ar-IQ"/>
         </w:rPr>
-        <w:t>نعود لبيت عائلة سيزوكي بين ما كانت الام خائفة على سيزوكي يتم طرق الباب...</w:t>
+        <w:t>نعود لبيت عائلة سيزوكي بينما كانت ال</w:t>
+      </w:r>
+      <w:r>
+        <w:rPr>
+          <w:rFonts w:cs="Arial" w:hint="cs"/>
+          <w:sz w:val="32"/>
+          <w:szCs w:val="32"/>
+          <w:rtl/>
+          <w:lang w:bidi="ar-IQ"/>
+        </w:rPr>
+        <w:t>أ</w:t>
+      </w:r>
+      <w:r>
+        <w:rPr>
+          <w:rFonts w:cs="Arial" w:hint="cs"/>
+          <w:sz w:val="32"/>
+          <w:szCs w:val="32"/>
+          <w:rtl/>
+          <w:lang w:bidi="ar-IQ"/>
+        </w:rPr>
+        <w:t>م خائفة على سيزوكي يتم طرق الباب...</w:t>
       </w:r>
     </w:p>
     <w:p>
@@ -6961,36 +7361,24 @@
           <w:lang w:bidi="ar-IQ"/>
         </w:rPr>
       </w:pPr>
-      <w:proofErr w:type="gramStart"/>
-      <w:r>
-        <w:rPr>
-          <w:rFonts w:cs="Arial"/>
-          <w:sz w:val="32"/>
-          <w:szCs w:val="32"/>
-          <w:lang w:bidi="ar-IQ"/>
-        </w:rPr>
-        <w:t>.</w:t>
-      </w:r>
-      <w:r>
-        <w:rPr>
-          <w:rFonts w:cs="Arial"/>
-          <w:sz w:val="32"/>
-          <w:szCs w:val="32"/>
-          <w:rtl/>
-          <w:lang w:bidi="ar-IQ"/>
-        </w:rPr>
-        <w:t>كانت</w:t>
-      </w:r>
-      <w:proofErr w:type="gramEnd"/>
-      <w:r>
-        <w:rPr>
-          <w:rFonts w:cs="Arial"/>
-          <w:sz w:val="32"/>
-          <w:szCs w:val="32"/>
-          <w:rtl/>
-          <w:lang w:bidi="ar-IQ"/>
-        </w:rPr>
-        <w:t xml:space="preserve"> يده ترتجف، لكنه أخفى خوفه خلف نظرة حازمة</w:t>
+      <w:r>
+        <w:rPr>
+          <w:rFonts w:cs="Arial"/>
+          <w:sz w:val="32"/>
+          <w:szCs w:val="32"/>
+          <w:lang w:bidi="ar-IQ"/>
+        </w:rPr>
+        <w:t>.</w:t>
+      </w:r>
+      <w:r>
+        <w:rPr>
+          <w:rFonts w:cs="Arial"/>
+          <w:sz w:val="32"/>
+          <w:szCs w:val="32"/>
+          <w:rtl/>
+          <w:lang w:bidi="ar-IQ"/>
+        </w:rPr>
+        <w:t>كانت يده ترتجف، لكنه أخفى خوفه خلف نظرة حازمة</w:t>
       </w:r>
     </w:p>
     <w:p>
@@ -9520,7 +9908,27 @@
           <w:rtl/>
           <w:lang w:bidi="ar-IQ"/>
         </w:rPr>
-        <w:t>قالها وكانه يتذكر ماضيه بحقد.</w:t>
+        <w:t>قالها وك</w:t>
+      </w:r>
+      <w:r>
+        <w:rPr>
+          <w:rFonts w:hint="cs"/>
+          <w:sz w:val="32"/>
+          <w:szCs w:val="32"/>
+          <w:rtl/>
+          <w:lang w:bidi="ar-IQ"/>
+        </w:rPr>
+        <w:t>أ</w:t>
+      </w:r>
+      <w:r>
+        <w:rPr>
+          <w:rFonts w:hint="cs"/>
+          <w:sz w:val="32"/>
+          <w:szCs w:val="32"/>
+          <w:rtl/>
+          <w:lang w:bidi="ar-IQ"/>
+        </w:rPr>
+        <w:t>نه يتذكر ماضيه بحقد.</w:t>
       </w:r>
     </w:p>
     <w:p>
@@ -10207,30 +10615,90 @@
           <w:rtl/>
           <w:lang w:bidi="ar-IQ"/>
         </w:rPr>
-        <w:t>وضرب الام بقوة ليسقطها ارضا.</w:t>
-      </w:r>
-    </w:p>
-    <w:p>
-      <w:pPr>
-        <w:spacing w:line="360" w:lineRule="auto"/>
-        <w:jc w:val="right"/>
-        <w:rPr>
-          <w:rFonts w:cs="Arial"/>
-          <w:sz w:val="32"/>
-          <w:szCs w:val="32"/>
-          <w:rtl/>
-          <w:lang w:bidi="ar-IQ"/>
-        </w:rPr>
-      </w:pPr>
-      <w:r>
-        <w:rPr>
-          <w:rFonts w:cs="Arial" w:hint="cs"/>
-          <w:sz w:val="32"/>
-          <w:szCs w:val="32"/>
-          <w:rtl/>
-          <w:lang w:bidi="ar-IQ"/>
-        </w:rPr>
-        <w:t>وامسك بالطفلان</w:t>
+        <w:t>وضرب ال</w:t>
+      </w:r>
+      <w:r>
+        <w:rPr>
+          <w:rFonts w:cs="Arial" w:hint="cs"/>
+          <w:sz w:val="32"/>
+          <w:szCs w:val="32"/>
+          <w:rtl/>
+          <w:lang w:bidi="ar-IQ"/>
+        </w:rPr>
+        <w:t>أ</w:t>
+      </w:r>
+      <w:r>
+        <w:rPr>
+          <w:rFonts w:cs="Arial" w:hint="cs"/>
+          <w:sz w:val="32"/>
+          <w:szCs w:val="32"/>
+          <w:rtl/>
+          <w:lang w:bidi="ar-IQ"/>
+        </w:rPr>
+        <w:t>م بقوة ليسقطها ارض</w:t>
+      </w:r>
+      <w:r>
+        <w:rPr>
+          <w:rFonts w:cs="Arial" w:hint="cs"/>
+          <w:sz w:val="32"/>
+          <w:szCs w:val="32"/>
+          <w:rtl/>
+          <w:lang w:bidi="ar-IQ"/>
+        </w:rPr>
+        <w:t>ً</w:t>
+      </w:r>
+      <w:r>
+        <w:rPr>
+          <w:rFonts w:cs="Arial" w:hint="cs"/>
+          <w:sz w:val="32"/>
+          <w:szCs w:val="32"/>
+          <w:rtl/>
+          <w:lang w:bidi="ar-IQ"/>
+        </w:rPr>
+        <w:t>ا.</w:t>
+      </w:r>
+    </w:p>
+    <w:p>
+      <w:pPr>
+        <w:spacing w:line="360" w:lineRule="auto"/>
+        <w:jc w:val="right"/>
+        <w:rPr>
+          <w:rFonts w:cs="Arial"/>
+          <w:sz w:val="32"/>
+          <w:szCs w:val="32"/>
+          <w:rtl/>
+          <w:lang w:bidi="ar-IQ"/>
+        </w:rPr>
+      </w:pPr>
+      <w:r>
+        <w:rPr>
+          <w:rFonts w:cs="Arial" w:hint="cs"/>
+          <w:sz w:val="32"/>
+          <w:szCs w:val="32"/>
+          <w:rtl/>
+          <w:lang w:bidi="ar-IQ"/>
+        </w:rPr>
+        <w:t>و</w:t>
+      </w:r>
+      <w:r>
+        <w:rPr>
+          <w:rFonts w:cs="Arial" w:hint="cs"/>
+          <w:sz w:val="32"/>
+          <w:szCs w:val="32"/>
+          <w:rtl/>
+          <w:lang w:bidi="ar-IQ"/>
+        </w:rPr>
+        <w:t>أ</w:t>
+      </w:r>
+      <w:r>
+        <w:rPr>
+          <w:rFonts w:cs="Arial" w:hint="cs"/>
+          <w:sz w:val="32"/>
+          <w:szCs w:val="32"/>
+          <w:rtl/>
+          <w:lang w:bidi="ar-IQ"/>
+        </w:rPr>
+        <w:t>مسك بالطفلان</w:t>
       </w:r>
       <w:r>
         <w:rPr>
@@ -10250,7 +10718,77 @@
           <w:rtl/>
           <w:lang w:bidi="ar-IQ"/>
         </w:rPr>
-        <w:t xml:space="preserve"> ونضر لل</w:t>
+        <w:t>ا</w:t>
+      </w:r>
+      <w:r>
+        <w:rPr>
+          <w:rFonts w:cs="Arial" w:hint="cs"/>
+          <w:sz w:val="32"/>
+          <w:szCs w:val="32"/>
+          <w:rtl/>
+          <w:lang w:bidi="ar-IQ"/>
+        </w:rPr>
+        <w:t xml:space="preserve"> ون</w:t>
+      </w:r>
+      <w:r>
+        <w:rPr>
+          <w:rFonts w:cs="Arial" w:hint="cs"/>
+          <w:sz w:val="32"/>
+          <w:szCs w:val="32"/>
+          <w:rtl/>
+          <w:lang w:bidi="ar-IQ"/>
+        </w:rPr>
+        <w:t>ظ</w:t>
+      </w:r>
+      <w:r>
+        <w:rPr>
+          <w:rFonts w:cs="Arial" w:hint="cs"/>
+          <w:sz w:val="32"/>
+          <w:szCs w:val="32"/>
+          <w:rtl/>
+          <w:lang w:bidi="ar-IQ"/>
+        </w:rPr>
+        <w:t>ر</w:t>
+      </w:r>
+      <w:r>
+        <w:rPr>
+          <w:rFonts w:cs="Arial" w:hint="cs"/>
+          <w:sz w:val="32"/>
+          <w:szCs w:val="32"/>
+          <w:rtl/>
+          <w:lang w:bidi="ar-IQ"/>
+        </w:rPr>
+        <w:t>إلى</w:t>
+      </w:r>
+      <w:r>
+        <w:rPr>
+          <w:rFonts w:cs="Arial" w:hint="cs"/>
+          <w:sz w:val="32"/>
+          <w:szCs w:val="32"/>
+          <w:rtl/>
+          <w:lang w:bidi="ar-IQ"/>
+        </w:rPr>
+        <w:t xml:space="preserve"> </w:t>
+      </w:r>
+      <w:r>
+        <w:rPr>
+          <w:rFonts w:cs="Arial" w:hint="cs"/>
+          <w:sz w:val="32"/>
+          <w:szCs w:val="32"/>
+          <w:rtl/>
+          <w:lang w:bidi="ar-IQ"/>
+        </w:rPr>
+        <w:t>ا</w:t>
+      </w:r>
+      <w:r>
+        <w:rPr>
+          <w:rFonts w:cs="Arial" w:hint="cs"/>
+          <w:sz w:val="32"/>
+          <w:szCs w:val="32"/>
+          <w:rtl/>
+          <w:lang w:bidi="ar-IQ"/>
+        </w:rPr>
+        <w:t>ل</w:t>
       </w:r>
       <w:r>
         <w:rPr>
@@ -10396,7 +10934,47 @@
           <w:rtl/>
           <w:lang w:bidi="ar-IQ"/>
         </w:rPr>
-        <w:t>لكن هذه المرة لا صراخ لاطلبات فقط صمت.</w:t>
+        <w:t xml:space="preserve">لكن هذه المرة لا صراخ </w:t>
+      </w:r>
+      <w:r>
+        <w:rPr>
+          <w:rFonts w:hint="cs"/>
+          <w:sz w:val="32"/>
+          <w:szCs w:val="32"/>
+          <w:rtl/>
+          <w:lang w:bidi="ar-IQ"/>
+        </w:rPr>
+        <w:t>و</w:t>
+      </w:r>
+      <w:r>
+        <w:rPr>
+          <w:rFonts w:hint="cs"/>
+          <w:sz w:val="32"/>
+          <w:szCs w:val="32"/>
+          <w:rtl/>
+          <w:lang w:bidi="ar-IQ"/>
+        </w:rPr>
+        <w:t>لا</w:t>
+      </w:r>
+      <w:r>
+        <w:rPr>
+          <w:rFonts w:hint="cs"/>
+          <w:sz w:val="32"/>
+          <w:szCs w:val="32"/>
+          <w:rtl/>
+          <w:lang w:bidi="ar-IQ"/>
+        </w:rPr>
+        <w:t xml:space="preserve"> </w:t>
+      </w:r>
+      <w:r>
+        <w:rPr>
+          <w:rFonts w:hint="cs"/>
+          <w:sz w:val="32"/>
+          <w:szCs w:val="32"/>
+          <w:rtl/>
+          <w:lang w:bidi="ar-IQ"/>
+        </w:rPr>
+        <w:t>طلبات فقط صمت.</w:t>
       </w:r>
     </w:p>
     <w:p>
@@ -10486,7 +11064,27 @@
           <w:rtl/>
           <w:lang w:bidi="ar-IQ"/>
         </w:rPr>
-        <w:t xml:space="preserve"> انا</w:t>
+        <w:t xml:space="preserve"> </w:t>
+      </w:r>
+      <w:r>
+        <w:rPr>
+          <w:rFonts w:cs="Arial" w:hint="cs"/>
+          <w:sz w:val="32"/>
+          <w:szCs w:val="32"/>
+          <w:rtl/>
+          <w:lang w:bidi="ar-IQ"/>
+        </w:rPr>
+        <w:t>أ</w:t>
+      </w:r>
+      <w:r>
+        <w:rPr>
+          <w:rFonts w:cs="Arial" w:hint="cs"/>
+          <w:sz w:val="32"/>
+          <w:szCs w:val="32"/>
+          <w:rtl/>
+          <w:lang w:bidi="ar-IQ"/>
+        </w:rPr>
+        <w:t>نا</w:t>
       </w:r>
       <w:r>
         <w:rPr>
@@ -11511,7 +12109,47 @@
           <w:rtl/>
           <w:lang w:bidi="ar-IQ"/>
         </w:rPr>
-        <w:t>زحفت الام نحو سيزوكي وهي بالكاد تفتح عينها.</w:t>
+        <w:t>زحفت ال</w:t>
+      </w:r>
+      <w:r>
+        <w:rPr>
+          <w:rFonts w:hint="cs"/>
+          <w:sz w:val="32"/>
+          <w:szCs w:val="32"/>
+          <w:rtl/>
+          <w:lang w:bidi="ar-IQ"/>
+        </w:rPr>
+        <w:t>أ</w:t>
+      </w:r>
+      <w:r>
+        <w:rPr>
+          <w:rFonts w:hint="cs"/>
+          <w:sz w:val="32"/>
+          <w:szCs w:val="32"/>
+          <w:rtl/>
+          <w:lang w:bidi="ar-IQ"/>
+        </w:rPr>
+        <w:t>م نحو سيزوكي وهي بالكاد تفتح عين</w:t>
+      </w:r>
+      <w:r>
+        <w:rPr>
+          <w:rFonts w:hint="cs"/>
+          <w:sz w:val="32"/>
+          <w:szCs w:val="32"/>
+          <w:rtl/>
+          <w:lang w:bidi="ar-IQ"/>
+        </w:rPr>
+        <w:t>ي</w:t>
+      </w:r>
+      <w:r>
+        <w:rPr>
+          <w:rFonts w:hint="cs"/>
+          <w:sz w:val="32"/>
+          <w:szCs w:val="32"/>
+          <w:rtl/>
+          <w:lang w:bidi="ar-IQ"/>
+        </w:rPr>
+        <w:t>ها.</w:t>
       </w:r>
     </w:p>
     <w:p>
@@ -11976,7 +12614,27 @@
           <w:rtl/>
           <w:lang w:bidi="ar-IQ"/>
         </w:rPr>
-        <w:t xml:space="preserve"> وكأن حنجرته مليئة بالاشواك</w:t>
+        <w:t xml:space="preserve"> وكأن حنجرته مليئة بال</w:t>
+      </w:r>
+      <w:r>
+        <w:rPr>
+          <w:rFonts w:cs="Arial" w:hint="cs"/>
+          <w:sz w:val="32"/>
+          <w:szCs w:val="32"/>
+          <w:rtl/>
+          <w:lang w:bidi="ar-IQ"/>
+        </w:rPr>
+        <w:t>أ</w:t>
+      </w:r>
+      <w:r>
+        <w:rPr>
+          <w:rFonts w:cs="Arial" w:hint="cs"/>
+          <w:sz w:val="32"/>
+          <w:szCs w:val="32"/>
+          <w:rtl/>
+          <w:lang w:bidi="ar-IQ"/>
+        </w:rPr>
+        <w:t>شواك</w:t>
       </w:r>
       <w:r>
         <w:rPr>
@@ -16246,7 +16904,27 @@
           <w:rtl/>
           <w:lang w:bidi="ar-IQ"/>
         </w:rPr>
-        <w:t xml:space="preserve"> عندما هرب من المدرسة واخذ قيلولة</w:t>
+        <w:t xml:space="preserve"> عندما هرب من المدرسة و</w:t>
+      </w:r>
+      <w:r>
+        <w:rPr>
+          <w:rFonts w:cs="Arial" w:hint="cs"/>
+          <w:sz w:val="32"/>
+          <w:szCs w:val="32"/>
+          <w:rtl/>
+          <w:lang w:bidi="ar-IQ"/>
+        </w:rPr>
+        <w:t>أ</w:t>
+      </w:r>
+      <w:r>
+        <w:rPr>
+          <w:rFonts w:cs="Arial" w:hint="cs"/>
+          <w:sz w:val="32"/>
+          <w:szCs w:val="32"/>
+          <w:rtl/>
+          <w:lang w:bidi="ar-IQ"/>
+        </w:rPr>
+        <w:t>خذ قيلولة</w:t>
       </w:r>
     </w:p>
     <w:p>
@@ -16391,7 +17069,27 @@
           <w:rtl/>
           <w:lang w:bidi="ar-IQ"/>
         </w:rPr>
-        <w:t>"سوف اتأخر على المنزل!"</w:t>
+        <w:t xml:space="preserve">"سوف </w:t>
+      </w:r>
+      <w:r>
+        <w:rPr>
+          <w:rFonts w:cs="Arial" w:hint="cs"/>
+          <w:sz w:val="32"/>
+          <w:szCs w:val="32"/>
+          <w:rtl/>
+          <w:lang w:bidi="ar-IQ"/>
+        </w:rPr>
+        <w:t>أ</w:t>
+      </w:r>
+      <w:r>
+        <w:rPr>
+          <w:rFonts w:cs="Arial" w:hint="cs"/>
+          <w:sz w:val="32"/>
+          <w:szCs w:val="32"/>
+          <w:rtl/>
+          <w:lang w:bidi="ar-IQ"/>
+        </w:rPr>
+        <w:t>تأخر على المنزل!"</w:t>
       </w:r>
     </w:p>
     <w:p>
@@ -16423,7 +17121,27 @@
           <w:rtl/>
           <w:lang w:bidi="ar-IQ"/>
         </w:rPr>
-        <w:t xml:space="preserve"> كان هادء.</w:t>
+        <w:t xml:space="preserve"> كان هاد</w:t>
+      </w:r>
+      <w:r>
+        <w:rPr>
+          <w:rFonts w:hint="cs"/>
+          <w:sz w:val="32"/>
+          <w:szCs w:val="32"/>
+          <w:rtl/>
+          <w:lang w:bidi="ar-IQ"/>
+        </w:rPr>
+        <w:t>ئًا</w:t>
+      </w:r>
+      <w:r>
+        <w:rPr>
+          <w:rFonts w:hint="cs"/>
+          <w:sz w:val="32"/>
+          <w:szCs w:val="32"/>
+          <w:rtl/>
+          <w:lang w:bidi="ar-IQ"/>
+        </w:rPr>
+        <w:t>.</w:t>
       </w:r>
     </w:p>
     <w:p>
@@ -16519,28 +17237,168 @@
           <w:lang w:bidi="ar-IQ"/>
         </w:rPr>
         <w:lastRenderedPageBreak/>
-        <w:t>رأى جسد كونا خارج من باب بيته مستلقي على الارض.</w:t>
-      </w:r>
-    </w:p>
-    <w:p>
-      <w:pPr>
-        <w:spacing w:line="360" w:lineRule="auto"/>
-        <w:jc w:val="right"/>
-        <w:rPr>
-          <w:sz w:val="32"/>
-          <w:szCs w:val="32"/>
-          <w:lang w:bidi="ar-IQ"/>
-        </w:rPr>
-      </w:pPr>
-      <w:r>
-        <w:rPr>
-          <w:rFonts w:cs="Arial" w:hint="cs"/>
-          <w:sz w:val="32"/>
-          <w:szCs w:val="32"/>
-          <w:rtl/>
-          <w:lang w:bidi="ar-IQ"/>
-        </w:rPr>
-        <w:t>ذهب سيزوكي له مسرعا وشاهد امامه كونا بانفاسه الاخيرة...</w:t>
+        <w:t>رأى جسد كونا خارج</w:t>
+      </w:r>
+      <w:r>
+        <w:rPr>
+          <w:rFonts w:cs="Arial" w:hint="cs"/>
+          <w:sz w:val="32"/>
+          <w:szCs w:val="32"/>
+          <w:rtl/>
+          <w:lang w:bidi="ar-IQ"/>
+        </w:rPr>
+        <w:t>ًا</w:t>
+      </w:r>
+      <w:r>
+        <w:rPr>
+          <w:rFonts w:cs="Arial" w:hint="cs"/>
+          <w:sz w:val="32"/>
+          <w:szCs w:val="32"/>
+          <w:rtl/>
+          <w:lang w:bidi="ar-IQ"/>
+        </w:rPr>
+        <w:t xml:space="preserve"> من باب بيته مستلقي</w:t>
+      </w:r>
+      <w:r>
+        <w:rPr>
+          <w:rFonts w:cs="Arial" w:hint="cs"/>
+          <w:sz w:val="32"/>
+          <w:szCs w:val="32"/>
+          <w:rtl/>
+          <w:lang w:bidi="ar-IQ"/>
+        </w:rPr>
+        <w:t>ًا</w:t>
+      </w:r>
+      <w:r>
+        <w:rPr>
+          <w:rFonts w:cs="Arial" w:hint="cs"/>
+          <w:sz w:val="32"/>
+          <w:szCs w:val="32"/>
+          <w:rtl/>
+          <w:lang w:bidi="ar-IQ"/>
+        </w:rPr>
+        <w:t xml:space="preserve"> على ال</w:t>
+      </w:r>
+      <w:r>
+        <w:rPr>
+          <w:rFonts w:cs="Arial" w:hint="cs"/>
+          <w:sz w:val="32"/>
+          <w:szCs w:val="32"/>
+          <w:rtl/>
+          <w:lang w:bidi="ar-IQ"/>
+        </w:rPr>
+        <w:t>أ</w:t>
+      </w:r>
+      <w:r>
+        <w:rPr>
+          <w:rFonts w:cs="Arial" w:hint="cs"/>
+          <w:sz w:val="32"/>
+          <w:szCs w:val="32"/>
+          <w:rtl/>
+          <w:lang w:bidi="ar-IQ"/>
+        </w:rPr>
+        <w:t>رض.</w:t>
+      </w:r>
+    </w:p>
+    <w:p>
+      <w:pPr>
+        <w:spacing w:line="360" w:lineRule="auto"/>
+        <w:jc w:val="right"/>
+        <w:rPr>
+          <w:sz w:val="32"/>
+          <w:szCs w:val="32"/>
+          <w:lang w:bidi="ar-IQ"/>
+        </w:rPr>
+      </w:pPr>
+      <w:r>
+        <w:rPr>
+          <w:rFonts w:cs="Arial" w:hint="cs"/>
+          <w:sz w:val="32"/>
+          <w:szCs w:val="32"/>
+          <w:rtl/>
+          <w:lang w:bidi="ar-IQ"/>
+        </w:rPr>
+        <w:t>ذهب سيزوكي له مسرع</w:t>
+      </w:r>
+      <w:r>
+        <w:rPr>
+          <w:rFonts w:cs="Arial" w:hint="cs"/>
+          <w:sz w:val="32"/>
+          <w:szCs w:val="32"/>
+          <w:rtl/>
+          <w:lang w:bidi="ar-IQ"/>
+        </w:rPr>
+        <w:t>ً</w:t>
+      </w:r>
+      <w:r>
+        <w:rPr>
+          <w:rFonts w:cs="Arial" w:hint="cs"/>
+          <w:sz w:val="32"/>
+          <w:szCs w:val="32"/>
+          <w:rtl/>
+          <w:lang w:bidi="ar-IQ"/>
+        </w:rPr>
+        <w:t xml:space="preserve">ا وشاهد </w:t>
+      </w:r>
+      <w:r>
+        <w:rPr>
+          <w:rFonts w:cs="Arial" w:hint="cs"/>
+          <w:sz w:val="32"/>
+          <w:szCs w:val="32"/>
+          <w:rtl/>
+          <w:lang w:bidi="ar-IQ"/>
+        </w:rPr>
+        <w:t>أ</w:t>
+      </w:r>
+      <w:r>
+        <w:rPr>
+          <w:rFonts w:cs="Arial" w:hint="cs"/>
+          <w:sz w:val="32"/>
+          <w:szCs w:val="32"/>
+          <w:rtl/>
+          <w:lang w:bidi="ar-IQ"/>
+        </w:rPr>
+        <w:t>مامه كونا ب</w:t>
+      </w:r>
+      <w:r>
+        <w:rPr>
+          <w:rFonts w:cs="Arial" w:hint="cs"/>
+          <w:sz w:val="32"/>
+          <w:szCs w:val="32"/>
+          <w:rtl/>
+          <w:lang w:bidi="ar-IQ"/>
+        </w:rPr>
+        <w:t>أ</w:t>
+      </w:r>
+      <w:r>
+        <w:rPr>
+          <w:rFonts w:cs="Arial" w:hint="cs"/>
+          <w:sz w:val="32"/>
+          <w:szCs w:val="32"/>
+          <w:rtl/>
+          <w:lang w:bidi="ar-IQ"/>
+        </w:rPr>
+        <w:t>نفاسه ال</w:t>
+      </w:r>
+      <w:r>
+        <w:rPr>
+          <w:rFonts w:cs="Arial" w:hint="cs"/>
+          <w:sz w:val="32"/>
+          <w:szCs w:val="32"/>
+          <w:rtl/>
+          <w:lang w:bidi="ar-IQ"/>
+        </w:rPr>
+        <w:t>أ</w:t>
+      </w:r>
+      <w:r>
+        <w:rPr>
+          <w:rFonts w:cs="Arial" w:hint="cs"/>
+          <w:sz w:val="32"/>
+          <w:szCs w:val="32"/>
+          <w:rtl/>
+          <w:lang w:bidi="ar-IQ"/>
+        </w:rPr>
+        <w:t>خيرة...</w:t>
       </w:r>
     </w:p>
     <w:p>
@@ -16848,7 +17706,27 @@
           <w:rtl/>
           <w:lang w:bidi="ar-IQ"/>
         </w:rPr>
-        <w:t>الأراد</w:t>
+        <w:t>ال</w:t>
+      </w:r>
+      <w:r>
+        <w:rPr>
+          <w:rFonts w:cs="Arial" w:hint="cs"/>
+          <w:sz w:val="32"/>
+          <w:szCs w:val="32"/>
+          <w:rtl/>
+          <w:lang w:bidi="ar-IQ"/>
+        </w:rPr>
+        <w:t>إ</w:t>
+      </w:r>
+      <w:r>
+        <w:rPr>
+          <w:rFonts w:cs="Arial" w:hint="cs"/>
+          <w:sz w:val="32"/>
+          <w:szCs w:val="32"/>
+          <w:rtl/>
+          <w:lang w:bidi="ar-IQ"/>
+        </w:rPr>
+        <w:t>راد</w:t>
       </w:r>
       <w:r>
         <w:rPr>
@@ -17247,7 +18125,27 @@
           <w:rtl/>
           <w:lang w:bidi="ar-IQ"/>
         </w:rPr>
-        <w:t xml:space="preserve"> وسيزوكي يبكي امام القبور..</w:t>
+        <w:t xml:space="preserve"> وسيزوكي يبكي </w:t>
+      </w:r>
+      <w:r>
+        <w:rPr>
+          <w:rFonts w:cs="Arial" w:hint="cs"/>
+          <w:sz w:val="32"/>
+          <w:szCs w:val="32"/>
+          <w:rtl/>
+          <w:lang w:bidi="ar-IQ"/>
+        </w:rPr>
+        <w:t>أ</w:t>
+      </w:r>
+      <w:r>
+        <w:rPr>
+          <w:rFonts w:cs="Arial" w:hint="cs"/>
+          <w:sz w:val="32"/>
+          <w:szCs w:val="32"/>
+          <w:rtl/>
+          <w:lang w:bidi="ar-IQ"/>
+        </w:rPr>
+        <w:t>مام القبور..</w:t>
       </w:r>
       <w:r>
         <w:rPr>
@@ -18163,11 +19061,337 @@
     <w:p>
       <w:pPr>
         <w:spacing w:line="360" w:lineRule="auto"/>
-        <w:jc w:val="center"/>
-        <w:rPr>
-          <w:sz w:val="32"/>
-          <w:szCs w:val="32"/>
-          <w:rtl/>
+        <w:jc w:val="right"/>
+        <w:rPr>
+          <w:sz w:val="32"/>
+          <w:szCs w:val="32"/>
+          <w:lang w:bidi="ar-IQ"/>
+        </w:rPr>
+      </w:pPr>
+      <w:r>
+        <w:rPr>
+          <w:rFonts w:cs="Arial"/>
+          <w:sz w:val="32"/>
+          <w:szCs w:val="32"/>
+          <w:rtl/>
+          <w:lang w:bidi="ar-IQ"/>
+        </w:rPr>
+        <w:t>وقف ببطء، واتجه نحو قبور عائلته</w:t>
+      </w:r>
+      <w:r>
+        <w:rPr>
+          <w:rFonts w:cs="Arial" w:hint="cs"/>
+          <w:sz w:val="32"/>
+          <w:szCs w:val="32"/>
+          <w:rtl/>
+          <w:lang w:bidi="ar-IQ"/>
+        </w:rPr>
+        <w:t>.</w:t>
+      </w:r>
+    </w:p>
+    <w:p>
+      <w:pPr>
+        <w:spacing w:line="360" w:lineRule="auto"/>
+        <w:jc w:val="right"/>
+        <w:rPr>
+          <w:sz w:val="32"/>
+          <w:szCs w:val="32"/>
+          <w:lang w:bidi="ar-IQ"/>
+        </w:rPr>
+      </w:pPr>
+      <w:r>
+        <w:rPr>
+          <w:rFonts w:cs="Arial"/>
+          <w:sz w:val="32"/>
+          <w:szCs w:val="32"/>
+          <w:rtl/>
+          <w:lang w:bidi="ar-IQ"/>
+        </w:rPr>
+        <w:t>ركع أمامها، وأطبق كفيه معًا، وأغمض عينيه للحظات</w:t>
+      </w:r>
+      <w:r>
+        <w:rPr>
+          <w:rFonts w:cs="Arial" w:hint="cs"/>
+          <w:sz w:val="32"/>
+          <w:szCs w:val="32"/>
+          <w:rtl/>
+          <w:lang w:bidi="ar-IQ"/>
+        </w:rPr>
+        <w:t>.</w:t>
+      </w:r>
+    </w:p>
+    <w:p>
+      <w:pPr>
+        <w:spacing w:line="360" w:lineRule="auto"/>
+        <w:jc w:val="right"/>
+        <w:rPr>
+          <w:sz w:val="32"/>
+          <w:szCs w:val="32"/>
+          <w:lang w:bidi="ar-IQ"/>
+        </w:rPr>
+      </w:pPr>
+      <w:r>
+        <w:rPr>
+          <w:sz w:val="32"/>
+          <w:szCs w:val="32"/>
+          <w:lang w:bidi="ar-IQ"/>
+        </w:rPr>
+        <w:t>"</w:t>
+      </w:r>
+      <w:r>
+        <w:rPr>
+          <w:rFonts w:hint="cs"/>
+          <w:sz w:val="32"/>
+          <w:szCs w:val="32"/>
+          <w:rtl/>
+          <w:lang w:bidi="ar-IQ"/>
+        </w:rPr>
+        <w:t>"</w:t>
+      </w:r>
+      <w:r>
+        <w:rPr>
+          <w:rFonts w:cs="Arial"/>
+          <w:sz w:val="32"/>
+          <w:szCs w:val="32"/>
+          <w:rtl/>
+          <w:lang w:bidi="ar-IQ"/>
+        </w:rPr>
+        <w:t>أعدكم</w:t>
+      </w:r>
+      <w:r>
+        <w:rPr>
+          <w:rFonts w:hint="cs"/>
+          <w:sz w:val="32"/>
+          <w:szCs w:val="32"/>
+          <w:rtl/>
+          <w:lang w:bidi="ar-IQ"/>
+        </w:rPr>
+        <w:t>...</w:t>
+      </w:r>
+    </w:p>
+    <w:p>
+      <w:pPr>
+        <w:spacing w:line="360" w:lineRule="auto"/>
+        <w:jc w:val="right"/>
+        <w:rPr>
+          <w:rFonts w:cs="Arial"/>
+          <w:sz w:val="32"/>
+          <w:szCs w:val="32"/>
+          <w:rtl/>
+          <w:lang w:bidi="ar-IQ"/>
+        </w:rPr>
+      </w:pPr>
+      <w:r>
+        <w:rPr>
+          <w:sz w:val="32"/>
+          <w:szCs w:val="32"/>
+          <w:lang w:bidi="ar-IQ"/>
+        </w:rPr>
+        <w:t>"...</w:t>
+      </w:r>
+      <w:r>
+        <w:rPr>
+          <w:rFonts w:hint="cs"/>
+          <w:sz w:val="32"/>
+          <w:szCs w:val="32"/>
+          <w:rtl/>
+          <w:lang w:bidi="ar-IQ"/>
+        </w:rPr>
+        <w:t>"</w:t>
+      </w:r>
+      <w:r>
+        <w:rPr>
+          <w:rFonts w:cs="Arial"/>
+          <w:sz w:val="32"/>
+          <w:szCs w:val="32"/>
+          <w:rtl/>
+          <w:lang w:bidi="ar-IQ"/>
+        </w:rPr>
+        <w:t>سأواصل السير</w:t>
+      </w:r>
+    </w:p>
+    <w:p>
+      <w:pPr>
+        <w:spacing w:line="360" w:lineRule="auto"/>
+        <w:jc w:val="right"/>
+        <w:rPr>
+          <w:sz w:val="32"/>
+          <w:szCs w:val="32"/>
+          <w:rtl/>
+          <w:lang w:bidi="ar-IQ"/>
+        </w:rPr>
+      </w:pPr>
+      <w:r>
+        <w:rPr>
+          <w:rFonts w:cs="Arial" w:hint="cs"/>
+          <w:sz w:val="32"/>
+          <w:szCs w:val="32"/>
+          <w:rtl/>
+          <w:lang w:bidi="ar-IQ"/>
+        </w:rPr>
+        <w:t xml:space="preserve">"مهما كان الثمن... سوف </w:t>
+      </w:r>
+      <w:r>
+        <w:rPr>
+          <w:rFonts w:cs="Arial" w:hint="cs"/>
+          <w:sz w:val="32"/>
+          <w:szCs w:val="32"/>
+          <w:rtl/>
+          <w:lang w:bidi="ar-IQ"/>
+        </w:rPr>
+        <w:t>أ</w:t>
+      </w:r>
+      <w:r>
+        <w:rPr>
+          <w:rFonts w:cs="Arial" w:hint="cs"/>
+          <w:sz w:val="32"/>
+          <w:szCs w:val="32"/>
+          <w:rtl/>
+          <w:lang w:bidi="ar-IQ"/>
+        </w:rPr>
+        <w:t>قاتل لأجل شعبي..."</w:t>
+      </w:r>
+    </w:p>
+    <w:p>
+      <w:pPr>
+        <w:spacing w:line="360" w:lineRule="auto"/>
+        <w:jc w:val="right"/>
+        <w:rPr>
+          <w:sz w:val="32"/>
+          <w:szCs w:val="32"/>
+          <w:lang w:bidi="ar-IQ"/>
+        </w:rPr>
+      </w:pPr>
+      <w:r>
+        <w:rPr>
+          <w:rFonts w:hint="cs"/>
+          <w:sz w:val="32"/>
+          <w:szCs w:val="32"/>
+          <w:rtl/>
+          <w:lang w:bidi="ar-IQ"/>
+        </w:rPr>
+        <w:t xml:space="preserve">وفي داخله لا يعلم </w:t>
+      </w:r>
+      <w:r>
+        <w:rPr>
+          <w:rFonts w:hint="cs"/>
+          <w:sz w:val="32"/>
+          <w:szCs w:val="32"/>
+          <w:rtl/>
+          <w:lang w:bidi="ar-IQ"/>
+        </w:rPr>
+        <w:t>أ</w:t>
+      </w:r>
+      <w:r>
+        <w:rPr>
+          <w:rFonts w:hint="cs"/>
+          <w:sz w:val="32"/>
+          <w:szCs w:val="32"/>
+          <w:rtl/>
+          <w:lang w:bidi="ar-IQ"/>
+        </w:rPr>
+        <w:t>ين يذهب.</w:t>
+      </w:r>
+    </w:p>
+    <w:p>
+      <w:pPr>
+        <w:spacing w:line="360" w:lineRule="auto"/>
+        <w:jc w:val="right"/>
+        <w:rPr>
+          <w:sz w:val="32"/>
+          <w:szCs w:val="32"/>
+          <w:lang w:bidi="ar-IQ"/>
+        </w:rPr>
+      </w:pPr>
+      <w:r>
+        <w:rPr>
+          <w:rFonts w:cs="Arial"/>
+          <w:sz w:val="32"/>
+          <w:szCs w:val="32"/>
+          <w:rtl/>
+          <w:lang w:bidi="ar-IQ"/>
+        </w:rPr>
+        <w:t>كان يعرف طريقًا واحدًا فقط</w:t>
+      </w:r>
+      <w:r>
+        <w:rPr>
+          <w:rFonts w:hint="cs"/>
+          <w:sz w:val="32"/>
+          <w:szCs w:val="32"/>
+          <w:rtl/>
+          <w:lang w:bidi="ar-IQ"/>
+        </w:rPr>
+        <w:t>.</w:t>
+      </w:r>
+    </w:p>
+    <w:p>
+      <w:pPr>
+        <w:spacing w:line="360" w:lineRule="auto"/>
+        <w:jc w:val="right"/>
+        <w:rPr>
+          <w:sz w:val="32"/>
+          <w:szCs w:val="32"/>
+          <w:lang w:bidi="ar-IQ"/>
+        </w:rPr>
+      </w:pPr>
+      <w:r>
+        <w:rPr>
+          <w:rFonts w:cs="Arial" w:hint="cs"/>
+          <w:sz w:val="32"/>
+          <w:szCs w:val="32"/>
+          <w:rtl/>
+          <w:lang w:bidi="ar-IQ"/>
+        </w:rPr>
+        <w:lastRenderedPageBreak/>
+        <w:t>ميناء</w:t>
+      </w:r>
+      <w:r>
+        <w:rPr>
+          <w:rFonts w:cs="Arial"/>
+          <w:sz w:val="32"/>
+          <w:szCs w:val="32"/>
+          <w:rtl/>
+          <w:lang w:bidi="ar-IQ"/>
+        </w:rPr>
+        <w:t xml:space="preserve"> السفن</w:t>
+      </w:r>
+      <w:r>
+        <w:rPr>
+          <w:rFonts w:hint="cs"/>
+          <w:sz w:val="32"/>
+          <w:szCs w:val="32"/>
+          <w:rtl/>
+          <w:lang w:bidi="ar-IQ"/>
+        </w:rPr>
+        <w:t>.</w:t>
+      </w:r>
+    </w:p>
+    <w:p>
+      <w:pPr>
+        <w:spacing w:line="360" w:lineRule="auto"/>
+        <w:jc w:val="right"/>
+        <w:rPr>
+          <w:sz w:val="32"/>
+          <w:szCs w:val="32"/>
+          <w:rtl/>
+          <w:lang w:bidi="ar-IQ"/>
+        </w:rPr>
+      </w:pPr>
+      <w:r>
+        <w:rPr>
+          <w:sz w:val="32"/>
+          <w:szCs w:val="32"/>
+          <w:lang w:bidi="ar-IQ"/>
+        </w:rPr>
+        <w:t>---</w:t>
+      </w:r>
+    </w:p>
+    <w:p>
+      <w:pPr>
+        <w:spacing w:line="360" w:lineRule="auto"/>
+        <w:rPr>
+          <w:sz w:val="32"/>
+          <w:szCs w:val="32"/>
           <w:lang w:bidi="ar-IQ"/>
         </w:rPr>
       </w:pPr>
@@ -18179,7 +19403,7 @@
           <w:lang w:bidi="ar-IQ"/>
         </w:rPr>
         <w:drawing>
-          <wp:inline distT="0" distB="0" distL="0" distR="0" wp14:anchorId="66038693" wp14:editId="197C3661">
+          <wp:inline distT="0" distB="0" distL="0" distR="0" wp14:anchorId="05E82E3C" wp14:editId="37425537">
             <wp:extent cx="1508461" cy="1582911"/>
             <wp:effectExtent l="0" t="0" r="0" b="0"/>
             <wp:docPr id="1047894208" name="Picture 1"/>
@@ -18220,17 +19444,6 @@
           </wp:inline>
         </w:drawing>
       </w:r>
-    </w:p>
-    <w:p>
-      <w:pPr>
-        <w:spacing w:line="360" w:lineRule="auto"/>
-        <w:jc w:val="center"/>
-        <w:rPr>
-          <w:sz w:val="32"/>
-          <w:szCs w:val="32"/>
-          <w:lang w:bidi="ar-IQ"/>
-        </w:rPr>
-      </w:pPr>
       <w:r>
         <w:rPr>
           <w:rFonts w:cs="Arial" w:hint="cs"/>
@@ -18274,17 +19487,131 @@
       </w:pPr>
       <w:r>
         <w:rPr>
-          <w:rFonts w:cs="Arial"/>
-          <w:sz w:val="32"/>
-          <w:szCs w:val="32"/>
-          <w:rtl/>
-          <w:lang w:bidi="ar-IQ"/>
-        </w:rPr>
-        <w:t>وقف ببطء، واتجه نحو قبور عائلته</w:t>
-      </w:r>
-      <w:r>
-        <w:rPr>
-          <w:rFonts w:cs="Arial" w:hint="cs"/>
+          <w:rFonts w:hint="cs"/>
+          <w:sz w:val="32"/>
+          <w:szCs w:val="32"/>
+          <w:rtl/>
+          <w:lang w:bidi="ar-IQ"/>
+        </w:rPr>
+        <w:t>نهض سيزوكي بقلب مكسور نحو الغابة</w:t>
+      </w:r>
+    </w:p>
+    <w:p>
+      <w:pPr>
+        <w:spacing w:line="360" w:lineRule="auto"/>
+        <w:jc w:val="right"/>
+        <w:rPr>
+          <w:sz w:val="32"/>
+          <w:szCs w:val="32"/>
+          <w:lang w:bidi="ar-IQ"/>
+        </w:rPr>
+      </w:pPr>
+      <w:r>
+        <w:rPr>
+          <w:rFonts w:cs="Arial"/>
+          <w:sz w:val="32"/>
+          <w:szCs w:val="32"/>
+          <w:rtl/>
+          <w:lang w:bidi="ar-IQ"/>
+        </w:rPr>
+        <w:t>مرّ بين الأشجار التي حفظها منذ طفولته</w:t>
+      </w:r>
+      <w:r>
+        <w:rPr>
+          <w:rFonts w:cs="Arial" w:hint="cs"/>
+          <w:sz w:val="32"/>
+          <w:szCs w:val="32"/>
+          <w:rtl/>
+          <w:lang w:bidi="ar-IQ"/>
+        </w:rPr>
+        <w:t>.</w:t>
+      </w:r>
+    </w:p>
+    <w:p>
+      <w:pPr>
+        <w:spacing w:line="360" w:lineRule="auto"/>
+        <w:jc w:val="right"/>
+        <w:rPr>
+          <w:sz w:val="32"/>
+          <w:szCs w:val="32"/>
+          <w:lang w:bidi="ar-IQ"/>
+        </w:rPr>
+      </w:pPr>
+      <w:r>
+        <w:rPr>
+          <w:rFonts w:cs="Arial"/>
+          <w:sz w:val="32"/>
+          <w:szCs w:val="32"/>
+          <w:rtl/>
+          <w:lang w:bidi="ar-IQ"/>
+        </w:rPr>
+        <w:t>كل زاوية فيها كانت تحمل ذكرى</w:t>
+      </w:r>
+      <w:r>
+        <w:rPr>
+          <w:rFonts w:hint="cs"/>
+          <w:sz w:val="32"/>
+          <w:szCs w:val="32"/>
+          <w:rtl/>
+          <w:lang w:bidi="ar-IQ"/>
+        </w:rPr>
+        <w:t>.</w:t>
+      </w:r>
+    </w:p>
+    <w:p>
+      <w:pPr>
+        <w:spacing w:line="360" w:lineRule="auto"/>
+        <w:jc w:val="right"/>
+        <w:rPr>
+          <w:sz w:val="32"/>
+          <w:szCs w:val="32"/>
+          <w:lang w:bidi="ar-IQ"/>
+        </w:rPr>
+      </w:pPr>
+      <w:r>
+        <w:rPr>
+          <w:rFonts w:cs="Arial"/>
+          <w:sz w:val="32"/>
+          <w:szCs w:val="32"/>
+          <w:rtl/>
+          <w:lang w:bidi="ar-IQ"/>
+        </w:rPr>
+        <w:t>وهناك</w:t>
+      </w:r>
+      <w:r>
+        <w:rPr>
+          <w:rFonts w:hint="cs"/>
+          <w:sz w:val="32"/>
+          <w:szCs w:val="32"/>
+          <w:rtl/>
+          <w:lang w:bidi="ar-IQ"/>
+        </w:rPr>
+        <w:t>...</w:t>
+      </w:r>
+    </w:p>
+    <w:p>
+      <w:pPr>
+        <w:spacing w:line="360" w:lineRule="auto"/>
+        <w:jc w:val="right"/>
+        <w:rPr>
+          <w:sz w:val="32"/>
+          <w:szCs w:val="32"/>
+          <w:lang w:bidi="ar-IQ"/>
+        </w:rPr>
+      </w:pPr>
+      <w:r>
+        <w:rPr>
+          <w:rFonts w:cs="Arial"/>
+          <w:sz w:val="32"/>
+          <w:szCs w:val="32"/>
+          <w:rtl/>
+          <w:lang w:bidi="ar-IQ"/>
+        </w:rPr>
+        <w:t>توقف أمام بيته الصغير المبني فوق الشجرة</w:t>
+      </w:r>
+      <w:r>
+        <w:rPr>
+          <w:rFonts w:hint="cs"/>
           <w:sz w:val="32"/>
           <w:szCs w:val="32"/>
           <w:rtl/>
@@ -18312,7 +19639,388 @@
           <w:lang w:bidi="ar-IQ"/>
         </w:rPr>
         <w:lastRenderedPageBreak/>
-        <w:t>ركع أمامها، وأطبق كفيه معًا، وأغمض عينيه للحظات</w:t>
+        <w:t>ابتسم ابتسامة حزينة</w:t>
+      </w:r>
+      <w:r>
+        <w:rPr>
+          <w:rFonts w:hint="cs"/>
+          <w:sz w:val="32"/>
+          <w:szCs w:val="32"/>
+          <w:rtl/>
+          <w:lang w:bidi="ar-IQ"/>
+        </w:rPr>
+        <w:t>.</w:t>
+      </w:r>
+    </w:p>
+    <w:p>
+      <w:pPr>
+        <w:spacing w:line="360" w:lineRule="auto"/>
+        <w:jc w:val="right"/>
+        <w:rPr>
+          <w:sz w:val="32"/>
+          <w:szCs w:val="32"/>
+          <w:lang w:bidi="ar-IQ"/>
+        </w:rPr>
+      </w:pPr>
+      <w:r>
+        <w:rPr>
+          <w:rFonts w:cs="Arial"/>
+          <w:sz w:val="32"/>
+          <w:szCs w:val="32"/>
+          <w:rtl/>
+          <w:lang w:bidi="ar-IQ"/>
+        </w:rPr>
+        <w:t>صعد السلم الخشبي للمرة الأخيرة، وفتح الصندوق الذي أخفى فيه أغراضه</w:t>
+      </w:r>
+      <w:r>
+        <w:rPr>
+          <w:rFonts w:hint="cs"/>
+          <w:sz w:val="32"/>
+          <w:szCs w:val="32"/>
+          <w:rtl/>
+          <w:lang w:bidi="ar-IQ"/>
+        </w:rPr>
+        <w:t>.</w:t>
+      </w:r>
+    </w:p>
+    <w:p>
+      <w:pPr>
+        <w:spacing w:line="360" w:lineRule="auto"/>
+        <w:jc w:val="right"/>
+        <w:rPr>
+          <w:sz w:val="32"/>
+          <w:szCs w:val="32"/>
+          <w:lang w:bidi="ar-IQ"/>
+        </w:rPr>
+      </w:pPr>
+      <w:r>
+        <w:rPr>
+          <w:rFonts w:cs="Arial"/>
+          <w:sz w:val="32"/>
+          <w:szCs w:val="32"/>
+          <w:rtl/>
+          <w:lang w:bidi="ar-IQ"/>
+        </w:rPr>
+        <w:t>وضع قليلًا من الطعام، وقارورة ماء، وبعض النقود داخل حقيبته</w:t>
+      </w:r>
+      <w:r>
+        <w:rPr>
+          <w:rFonts w:hint="cs"/>
+          <w:sz w:val="32"/>
+          <w:szCs w:val="32"/>
+          <w:rtl/>
+          <w:lang w:bidi="ar-IQ"/>
+        </w:rPr>
+        <w:t>.</w:t>
+      </w:r>
+    </w:p>
+    <w:p>
+      <w:pPr>
+        <w:spacing w:line="360" w:lineRule="auto"/>
+        <w:jc w:val="right"/>
+        <w:rPr>
+          <w:sz w:val="32"/>
+          <w:szCs w:val="32"/>
+          <w:lang w:bidi="ar-IQ"/>
+        </w:rPr>
+      </w:pPr>
+      <w:r>
+        <w:rPr>
+          <w:rFonts w:cs="Arial"/>
+          <w:sz w:val="32"/>
+          <w:szCs w:val="32"/>
+          <w:rtl/>
+          <w:lang w:bidi="ar-IQ"/>
+        </w:rPr>
+        <w:t>ثم أغلق الصندوق بهدوء</w:t>
+      </w:r>
+      <w:r>
+        <w:rPr>
+          <w:rFonts w:hint="cs"/>
+          <w:sz w:val="32"/>
+          <w:szCs w:val="32"/>
+          <w:rtl/>
+          <w:lang w:bidi="ar-IQ"/>
+        </w:rPr>
+        <w:t>.</w:t>
+      </w:r>
+    </w:p>
+    <w:p>
+      <w:pPr>
+        <w:spacing w:line="360" w:lineRule="auto"/>
+        <w:jc w:val="right"/>
+        <w:rPr>
+          <w:sz w:val="32"/>
+          <w:szCs w:val="32"/>
+          <w:lang w:bidi="ar-IQ"/>
+        </w:rPr>
+      </w:pPr>
+      <w:r>
+        <w:rPr>
+          <w:rFonts w:cs="Arial"/>
+          <w:sz w:val="32"/>
+          <w:szCs w:val="32"/>
+          <w:rtl/>
+          <w:lang w:bidi="ar-IQ"/>
+        </w:rPr>
+        <w:t>وقف عند باب المنزل، وانحنى احترامًا للمكان الذي احتضن أحلامه الصغيرة</w:t>
+      </w:r>
+      <w:r>
+        <w:rPr>
+          <w:rFonts w:hint="cs"/>
+          <w:sz w:val="32"/>
+          <w:szCs w:val="32"/>
+          <w:rtl/>
+          <w:lang w:bidi="ar-IQ"/>
+        </w:rPr>
+        <w:t>.</w:t>
+      </w:r>
+    </w:p>
+    <w:p>
+      <w:pPr>
+        <w:spacing w:line="360" w:lineRule="auto"/>
+        <w:jc w:val="right"/>
+        <w:rPr>
+          <w:sz w:val="32"/>
+          <w:szCs w:val="32"/>
+          <w:lang w:bidi="ar-IQ"/>
+        </w:rPr>
+      </w:pPr>
+      <w:r>
+        <w:rPr>
+          <w:rFonts w:cs="Arial"/>
+          <w:sz w:val="32"/>
+          <w:szCs w:val="32"/>
+          <w:rtl/>
+          <w:lang w:bidi="ar-IQ"/>
+        </w:rPr>
+        <w:t>نظر إليه نظرة أخيرة</w:t>
+      </w:r>
+      <w:r>
+        <w:rPr>
+          <w:rFonts w:hint="cs"/>
+          <w:sz w:val="32"/>
+          <w:szCs w:val="32"/>
+          <w:rtl/>
+          <w:lang w:bidi="ar-IQ"/>
+        </w:rPr>
+        <w:t>...</w:t>
+      </w:r>
+    </w:p>
+    <w:p>
+      <w:pPr>
+        <w:spacing w:line="360" w:lineRule="auto"/>
+        <w:jc w:val="right"/>
+        <w:rPr>
+          <w:sz w:val="32"/>
+          <w:szCs w:val="32"/>
+          <w:lang w:bidi="ar-IQ"/>
+        </w:rPr>
+      </w:pPr>
+      <w:r>
+        <w:rPr>
+          <w:rFonts w:cs="Arial"/>
+          <w:sz w:val="32"/>
+          <w:szCs w:val="32"/>
+          <w:rtl/>
+          <w:lang w:bidi="ar-IQ"/>
+        </w:rPr>
+        <w:t>ثم استدار ورحل</w:t>
+      </w:r>
+      <w:r>
+        <w:rPr>
+          <w:rFonts w:hint="cs"/>
+          <w:sz w:val="32"/>
+          <w:szCs w:val="32"/>
+          <w:rtl/>
+          <w:lang w:bidi="ar-IQ"/>
+        </w:rPr>
+        <w:t>.</w:t>
+      </w:r>
+    </w:p>
+    <w:p>
+      <w:pPr>
+        <w:spacing w:line="360" w:lineRule="auto"/>
+        <w:jc w:val="right"/>
+        <w:rPr>
+          <w:sz w:val="32"/>
+          <w:szCs w:val="32"/>
+          <w:lang w:bidi="ar-IQ"/>
+        </w:rPr>
+      </w:pPr>
+      <w:r>
+        <w:rPr>
+          <w:sz w:val="32"/>
+          <w:szCs w:val="32"/>
+          <w:lang w:bidi="ar-IQ"/>
+        </w:rPr>
+        <w:t>---</w:t>
+      </w:r>
+    </w:p>
+    <w:p>
+      <w:pPr>
+        <w:spacing w:line="360" w:lineRule="auto"/>
+        <w:jc w:val="right"/>
+        <w:rPr>
+          <w:sz w:val="32"/>
+          <w:szCs w:val="32"/>
+          <w:lang w:bidi="ar-IQ"/>
+        </w:rPr>
+      </w:pPr>
+      <w:r>
+        <w:rPr>
+          <w:rFonts w:cs="Arial"/>
+          <w:sz w:val="32"/>
+          <w:szCs w:val="32"/>
+          <w:rtl/>
+          <w:lang w:bidi="ar-IQ"/>
+        </w:rPr>
+        <w:t>بعد وقت قصير، وصل إلى م</w:t>
+      </w:r>
+      <w:r>
+        <w:rPr>
+          <w:rFonts w:cs="Arial" w:hint="cs"/>
+          <w:sz w:val="32"/>
+          <w:szCs w:val="32"/>
+          <w:rtl/>
+          <w:lang w:bidi="ar-IQ"/>
+        </w:rPr>
+        <w:t>يناء</w:t>
+      </w:r>
+      <w:r>
+        <w:rPr>
+          <w:rFonts w:cs="Arial"/>
+          <w:sz w:val="32"/>
+          <w:szCs w:val="32"/>
+          <w:rtl/>
+          <w:lang w:bidi="ar-IQ"/>
+        </w:rPr>
+        <w:t xml:space="preserve"> السفن</w:t>
+      </w:r>
+      <w:r>
+        <w:rPr>
+          <w:rFonts w:hint="cs"/>
+          <w:sz w:val="32"/>
+          <w:szCs w:val="32"/>
+          <w:rtl/>
+          <w:lang w:bidi="ar-IQ"/>
+        </w:rPr>
+        <w:t>.</w:t>
+      </w:r>
+    </w:p>
+    <w:p>
+      <w:pPr>
+        <w:spacing w:line="360" w:lineRule="auto"/>
+        <w:jc w:val="right"/>
+        <w:rPr>
+          <w:sz w:val="32"/>
+          <w:szCs w:val="32"/>
+          <w:lang w:bidi="ar-IQ"/>
+        </w:rPr>
+      </w:pPr>
+      <w:r>
+        <w:rPr>
+          <w:rFonts w:cs="Arial"/>
+          <w:sz w:val="32"/>
+          <w:szCs w:val="32"/>
+          <w:rtl/>
+          <w:lang w:bidi="ar-IQ"/>
+        </w:rPr>
+        <w:t>كانت خالية تقريبًا</w:t>
+      </w:r>
+      <w:r>
+        <w:rPr>
+          <w:rFonts w:hint="cs"/>
+          <w:sz w:val="32"/>
+          <w:szCs w:val="32"/>
+          <w:rtl/>
+          <w:lang w:bidi="ar-IQ"/>
+        </w:rPr>
+        <w:t>.</w:t>
+      </w:r>
+    </w:p>
+    <w:p>
+      <w:pPr>
+        <w:spacing w:line="360" w:lineRule="auto"/>
+        <w:jc w:val="right"/>
+        <w:rPr>
+          <w:sz w:val="32"/>
+          <w:szCs w:val="32"/>
+          <w:lang w:bidi="ar-IQ"/>
+        </w:rPr>
+      </w:pPr>
+      <w:r>
+        <w:rPr>
+          <w:rFonts w:cs="Arial"/>
+          <w:sz w:val="32"/>
+          <w:szCs w:val="32"/>
+          <w:rtl/>
+          <w:lang w:bidi="ar-IQ"/>
+        </w:rPr>
+        <w:lastRenderedPageBreak/>
+        <w:t>لم يبقَ سوى سفينة واحدة تستعد للمغادرة</w:t>
+      </w:r>
+      <w:r>
+        <w:rPr>
+          <w:rFonts w:cs="Arial" w:hint="cs"/>
+          <w:sz w:val="32"/>
+          <w:szCs w:val="32"/>
+          <w:rtl/>
+          <w:lang w:bidi="ar-IQ"/>
+        </w:rPr>
+        <w:t>.</w:t>
+      </w:r>
+    </w:p>
+    <w:p>
+      <w:pPr>
+        <w:spacing w:line="360" w:lineRule="auto"/>
+        <w:jc w:val="right"/>
+        <w:rPr>
+          <w:sz w:val="32"/>
+          <w:szCs w:val="32"/>
+          <w:lang w:bidi="ar-IQ"/>
+        </w:rPr>
+      </w:pPr>
+      <w:r>
+        <w:rPr>
+          <w:rFonts w:cs="Arial"/>
+          <w:sz w:val="32"/>
+          <w:szCs w:val="32"/>
+          <w:rtl/>
+          <w:lang w:bidi="ar-IQ"/>
+        </w:rPr>
+        <w:t>وبجانبها وقف رجل طويل القامة، يرتدي ملابس مهرج بألوان زاهية، بينما كانت عيناه الزرقاوان تراقبان البحر بصمت</w:t>
+      </w:r>
+      <w:r>
+        <w:rPr>
+          <w:rFonts w:hint="cs"/>
+          <w:sz w:val="32"/>
+          <w:szCs w:val="32"/>
+          <w:rtl/>
+          <w:lang w:bidi="ar-IQ"/>
+        </w:rPr>
+        <w:t>.</w:t>
+      </w:r>
+    </w:p>
+    <w:p>
+      <w:pPr>
+        <w:spacing w:line="360" w:lineRule="auto"/>
+        <w:jc w:val="right"/>
+        <w:rPr>
+          <w:sz w:val="32"/>
+          <w:szCs w:val="32"/>
+          <w:lang w:bidi="ar-IQ"/>
+        </w:rPr>
+      </w:pPr>
+      <w:r>
+        <w:rPr>
+          <w:rFonts w:cs="Arial"/>
+          <w:sz w:val="32"/>
+          <w:szCs w:val="32"/>
+          <w:rtl/>
+          <w:lang w:bidi="ar-IQ"/>
+        </w:rPr>
+        <w:t>اقترب سيزوكي، وانحنى باحترام</w:t>
       </w:r>
       <w:r>
         <w:rPr>
@@ -18345,23 +20053,392 @@
       </w:r>
       <w:r>
         <w:rPr>
-          <w:rFonts w:hint="cs"/>
-          <w:sz w:val="32"/>
-          <w:szCs w:val="32"/>
-          <w:rtl/>
+          <w:rFonts w:cs="Arial"/>
+          <w:sz w:val="32"/>
+          <w:szCs w:val="32"/>
+          <w:rtl/>
+          <w:lang w:bidi="ar-IQ"/>
+        </w:rPr>
+        <w:t>سيدي... هل تسمح لي بركوب السفينة؟</w:t>
+      </w:r>
+      <w:r>
+        <w:rPr>
+          <w:sz w:val="32"/>
+          <w:szCs w:val="32"/>
           <w:lang w:bidi="ar-IQ"/>
         </w:rPr>
         <w:t>"</w:t>
       </w:r>
-      <w:r>
-        <w:rPr>
-          <w:rFonts w:cs="Arial"/>
-          <w:sz w:val="32"/>
-          <w:szCs w:val="32"/>
-          <w:rtl/>
-          <w:lang w:bidi="ar-IQ"/>
-        </w:rPr>
-        <w:t>أعدكم</w:t>
+    </w:p>
+    <w:p>
+      <w:pPr>
+        <w:spacing w:line="360" w:lineRule="auto"/>
+        <w:jc w:val="right"/>
+        <w:rPr>
+          <w:sz w:val="32"/>
+          <w:szCs w:val="32"/>
+          <w:lang w:bidi="ar-IQ"/>
+        </w:rPr>
+      </w:pPr>
+      <w:r>
+        <w:rPr>
+          <w:rFonts w:cs="Arial"/>
+          <w:sz w:val="32"/>
+          <w:szCs w:val="32"/>
+          <w:rtl/>
+          <w:lang w:bidi="ar-IQ"/>
+        </w:rPr>
+        <w:t>نظر إليه الرجل</w:t>
+      </w:r>
+      <w:r>
+        <w:rPr>
+          <w:rFonts w:hint="cs"/>
+          <w:sz w:val="32"/>
+          <w:szCs w:val="32"/>
+          <w:rtl/>
+          <w:lang w:bidi="ar-IQ"/>
+        </w:rPr>
+        <w:t>.</w:t>
+      </w:r>
+    </w:p>
+    <w:p>
+      <w:pPr>
+        <w:spacing w:line="360" w:lineRule="auto"/>
+        <w:jc w:val="right"/>
+        <w:rPr>
+          <w:sz w:val="32"/>
+          <w:szCs w:val="32"/>
+          <w:lang w:bidi="ar-IQ"/>
+        </w:rPr>
+      </w:pPr>
+      <w:r>
+        <w:rPr>
+          <w:rFonts w:cs="Arial"/>
+          <w:sz w:val="32"/>
+          <w:szCs w:val="32"/>
+          <w:rtl/>
+          <w:lang w:bidi="ar-IQ"/>
+        </w:rPr>
+        <w:t>ثم سأل ب</w:t>
+      </w:r>
+      <w:r>
+        <w:rPr>
+          <w:rFonts w:cs="Arial" w:hint="cs"/>
+          <w:sz w:val="32"/>
+          <w:szCs w:val="32"/>
+          <w:rtl/>
+          <w:lang w:bidi="ar-IQ"/>
+        </w:rPr>
+        <w:t>جنون</w:t>
+      </w:r>
+      <w:r>
+        <w:rPr>
+          <w:rFonts w:hint="cs"/>
+          <w:sz w:val="32"/>
+          <w:szCs w:val="32"/>
+          <w:rtl/>
+          <w:lang w:bidi="ar-IQ"/>
+        </w:rPr>
+        <w:t xml:space="preserve"> :</w:t>
+      </w:r>
+    </w:p>
+    <w:p>
+      <w:pPr>
+        <w:spacing w:line="360" w:lineRule="auto"/>
+        <w:jc w:val="right"/>
+        <w:rPr>
+          <w:sz w:val="32"/>
+          <w:szCs w:val="32"/>
+          <w:lang w:bidi="ar-IQ"/>
+        </w:rPr>
+      </w:pPr>
+      <w:r>
+        <w:rPr>
+          <w:sz w:val="32"/>
+          <w:szCs w:val="32"/>
+          <w:lang w:bidi="ar-IQ"/>
+        </w:rPr>
+        <w:t>"</w:t>
+      </w:r>
+      <w:r>
+        <w:rPr>
+          <w:rFonts w:cs="Arial"/>
+          <w:sz w:val="32"/>
+          <w:szCs w:val="32"/>
+          <w:rtl/>
+          <w:lang w:bidi="ar-IQ"/>
+        </w:rPr>
+        <w:t>وما المقابل؟</w:t>
+      </w:r>
+      <w:r>
+        <w:rPr>
+          <w:sz w:val="32"/>
+          <w:szCs w:val="32"/>
+          <w:lang w:bidi="ar-IQ"/>
+        </w:rPr>
+        <w:t>"</w:t>
+      </w:r>
+    </w:p>
+    <w:p>
+      <w:pPr>
+        <w:spacing w:line="360" w:lineRule="auto"/>
+        <w:jc w:val="right"/>
+        <w:rPr>
+          <w:sz w:val="32"/>
+          <w:szCs w:val="32"/>
+          <w:lang w:bidi="ar-IQ"/>
+        </w:rPr>
+      </w:pPr>
+      <w:r>
+        <w:rPr>
+          <w:rFonts w:cs="Arial"/>
+          <w:sz w:val="32"/>
+          <w:szCs w:val="32"/>
+          <w:rtl/>
+          <w:lang w:bidi="ar-IQ"/>
+        </w:rPr>
+        <w:t>أخرج سيزوكي كيسًا صغيرًا من الأرز</w:t>
+      </w:r>
+      <w:r>
+        <w:rPr>
+          <w:rFonts w:hint="cs"/>
+          <w:sz w:val="32"/>
+          <w:szCs w:val="32"/>
+          <w:rtl/>
+          <w:lang w:bidi="ar-IQ"/>
+        </w:rPr>
+        <w:t>.</w:t>
+      </w:r>
+    </w:p>
+    <w:p>
+      <w:pPr>
+        <w:spacing w:line="360" w:lineRule="auto"/>
+        <w:jc w:val="right"/>
+        <w:rPr>
+          <w:sz w:val="32"/>
+          <w:szCs w:val="32"/>
+          <w:lang w:bidi="ar-IQ"/>
+        </w:rPr>
+      </w:pPr>
+      <w:r>
+        <w:rPr>
+          <w:sz w:val="32"/>
+          <w:szCs w:val="32"/>
+          <w:lang w:bidi="ar-IQ"/>
+        </w:rPr>
+        <w:t>"</w:t>
+      </w:r>
+      <w:r>
+        <w:rPr>
+          <w:rFonts w:hint="cs"/>
+          <w:sz w:val="32"/>
+          <w:szCs w:val="32"/>
+          <w:rtl/>
+          <w:lang w:bidi="ar-IQ"/>
+        </w:rPr>
+        <w:t>"</w:t>
+      </w:r>
+      <w:r>
+        <w:rPr>
+          <w:rFonts w:cs="Arial"/>
+          <w:sz w:val="32"/>
+          <w:szCs w:val="32"/>
+          <w:rtl/>
+          <w:lang w:bidi="ar-IQ"/>
+        </w:rPr>
+        <w:t>هذا كل ما أملك</w:t>
+      </w:r>
+      <w:r>
+        <w:rPr>
+          <w:rFonts w:hint="cs"/>
+          <w:sz w:val="32"/>
+          <w:szCs w:val="32"/>
+          <w:rtl/>
+          <w:lang w:bidi="ar-IQ"/>
+        </w:rPr>
+        <w:t>.</w:t>
+      </w:r>
+    </w:p>
+    <w:p>
+      <w:pPr>
+        <w:spacing w:line="360" w:lineRule="auto"/>
+        <w:jc w:val="right"/>
+        <w:rPr>
+          <w:sz w:val="32"/>
+          <w:szCs w:val="32"/>
+          <w:lang w:bidi="ar-IQ"/>
+        </w:rPr>
+      </w:pPr>
+      <w:r>
+        <w:rPr>
+          <w:rFonts w:cs="Arial"/>
+          <w:sz w:val="32"/>
+          <w:szCs w:val="32"/>
+          <w:rtl/>
+          <w:lang w:bidi="ar-IQ"/>
+        </w:rPr>
+        <w:t>تأمل الرجل الكيس للحظات، ثم ضحك ضحكة خفيفة</w:t>
+      </w:r>
+      <w:r>
+        <w:rPr>
+          <w:rFonts w:cs="Arial" w:hint="cs"/>
+          <w:sz w:val="32"/>
+          <w:szCs w:val="32"/>
+          <w:rtl/>
+          <w:lang w:bidi="ar-IQ"/>
+        </w:rPr>
+        <w:t>.</w:t>
+      </w:r>
+    </w:p>
+    <w:p>
+      <w:pPr>
+        <w:spacing w:line="360" w:lineRule="auto"/>
+        <w:jc w:val="right"/>
+        <w:rPr>
+          <w:sz w:val="32"/>
+          <w:szCs w:val="32"/>
+          <w:lang w:bidi="ar-IQ"/>
+        </w:rPr>
+      </w:pPr>
+      <w:r>
+        <w:rPr>
+          <w:sz w:val="32"/>
+          <w:szCs w:val="32"/>
+          <w:lang w:bidi="ar-IQ"/>
+        </w:rPr>
+        <w:t>"</w:t>
+      </w:r>
+      <w:r>
+        <w:rPr>
+          <w:rFonts w:hint="cs"/>
+          <w:sz w:val="32"/>
+          <w:szCs w:val="32"/>
+          <w:rtl/>
+          <w:lang w:bidi="ar-IQ"/>
+        </w:rPr>
+        <w:t>"</w:t>
+      </w:r>
+      <w:r>
+        <w:rPr>
+          <w:rFonts w:cs="Arial"/>
+          <w:sz w:val="32"/>
+          <w:szCs w:val="32"/>
+          <w:rtl/>
+          <w:lang w:bidi="ar-IQ"/>
+        </w:rPr>
+        <w:t>بهذا لن أستطيع شراء أبسط الأشياء</w:t>
+      </w:r>
+      <w:r>
+        <w:rPr>
+          <w:rFonts w:hint="cs"/>
+          <w:sz w:val="32"/>
+          <w:szCs w:val="32"/>
+          <w:rtl/>
+          <w:lang w:bidi="ar-IQ"/>
+        </w:rPr>
+        <w:t>.</w:t>
+      </w:r>
+    </w:p>
+    <w:p>
+      <w:pPr>
+        <w:spacing w:line="360" w:lineRule="auto"/>
+        <w:jc w:val="right"/>
+        <w:rPr>
+          <w:sz w:val="32"/>
+          <w:szCs w:val="32"/>
+          <w:lang w:bidi="ar-IQ"/>
+        </w:rPr>
+      </w:pPr>
+      <w:r>
+        <w:rPr>
+          <w:rFonts w:cs="Arial"/>
+          <w:sz w:val="32"/>
+          <w:szCs w:val="32"/>
+          <w:rtl/>
+          <w:lang w:bidi="ar-IQ"/>
+        </w:rPr>
+        <w:lastRenderedPageBreak/>
+        <w:t>توقف قليلًا</w:t>
+      </w:r>
+      <w:r>
+        <w:rPr>
+          <w:rFonts w:cs="Arial" w:hint="cs"/>
+          <w:sz w:val="32"/>
+          <w:szCs w:val="32"/>
+          <w:rtl/>
+          <w:lang w:bidi="ar-IQ"/>
+        </w:rPr>
+        <w:t>.</w:t>
+      </w:r>
+    </w:p>
+    <w:p>
+      <w:pPr>
+        <w:spacing w:line="360" w:lineRule="auto"/>
+        <w:jc w:val="right"/>
+        <w:rPr>
+          <w:sz w:val="32"/>
+          <w:szCs w:val="32"/>
+          <w:lang w:bidi="ar-IQ"/>
+        </w:rPr>
+      </w:pPr>
+      <w:r>
+        <w:rPr>
+          <w:rFonts w:cs="Arial"/>
+          <w:sz w:val="32"/>
+          <w:szCs w:val="32"/>
+          <w:rtl/>
+          <w:lang w:bidi="ar-IQ"/>
+        </w:rPr>
+        <w:t>ثم ابتسم</w:t>
+      </w:r>
+      <w:r>
+        <w:rPr>
+          <w:rFonts w:hint="cs"/>
+          <w:sz w:val="32"/>
+          <w:szCs w:val="32"/>
+          <w:rtl/>
+          <w:lang w:bidi="ar-IQ"/>
+        </w:rPr>
+        <w:t>.</w:t>
+      </w:r>
+    </w:p>
+    <w:p>
+      <w:pPr>
+        <w:spacing w:line="360" w:lineRule="auto"/>
+        <w:jc w:val="right"/>
+        <w:rPr>
+          <w:sz w:val="32"/>
+          <w:szCs w:val="32"/>
+          <w:lang w:bidi="ar-IQ"/>
+        </w:rPr>
+      </w:pPr>
+      <w:r>
+        <w:rPr>
+          <w:sz w:val="32"/>
+          <w:szCs w:val="32"/>
+          <w:lang w:bidi="ar-IQ"/>
+        </w:rPr>
+        <w:t>"</w:t>
+      </w:r>
+      <w:r>
+        <w:rPr>
+          <w:rFonts w:hint="cs"/>
+          <w:sz w:val="32"/>
+          <w:szCs w:val="32"/>
+          <w:rtl/>
+          <w:lang w:bidi="ar-IQ"/>
+        </w:rPr>
+        <w:t>"</w:t>
+      </w:r>
+      <w:r>
+        <w:rPr>
+          <w:rFonts w:cs="Arial"/>
+          <w:sz w:val="32"/>
+          <w:szCs w:val="32"/>
+          <w:rtl/>
+          <w:lang w:bidi="ar-IQ"/>
+        </w:rPr>
+        <w:t>لكن</w:t>
       </w:r>
       <w:r>
         <w:rPr>
@@ -18386,6 +20463,658 @@
       </w:pPr>
       <w:r>
         <w:rPr>
+          <w:rFonts w:hint="cs"/>
+          <w:sz w:val="32"/>
+          <w:szCs w:val="32"/>
+          <w:rtl/>
+          <w:lang w:bidi="ar-IQ"/>
+        </w:rPr>
+        <w:t>"</w:t>
+      </w:r>
+      <w:r>
+        <w:rPr>
+          <w:rFonts w:cs="Arial"/>
+          <w:sz w:val="32"/>
+          <w:szCs w:val="32"/>
+          <w:rtl/>
+          <w:lang w:bidi="ar-IQ"/>
+        </w:rPr>
+        <w:t>عيناك تخبرانني أنك مررت بما لا ينبغي لطفل أن</w:t>
+      </w:r>
+      <w:r>
+        <w:rPr>
+          <w:rFonts w:cs="Arial" w:hint="cs"/>
+          <w:sz w:val="32"/>
+          <w:szCs w:val="32"/>
+          <w:rtl/>
+          <w:lang w:bidi="ar-IQ"/>
+        </w:rPr>
+        <w:t>...</w:t>
+      </w:r>
+      <w:r>
+        <w:rPr>
+          <w:rFonts w:cs="Arial"/>
+          <w:sz w:val="32"/>
+          <w:szCs w:val="32"/>
+          <w:rtl/>
+          <w:lang w:bidi="ar-IQ"/>
+        </w:rPr>
+        <w:t xml:space="preserve"> يمر به</w:t>
+      </w:r>
+      <w:r>
+        <w:rPr>
+          <w:rFonts w:hint="cs"/>
+          <w:sz w:val="32"/>
+          <w:szCs w:val="32"/>
+          <w:rtl/>
+          <w:lang w:bidi="ar-IQ"/>
+        </w:rPr>
+        <w:t>."</w:t>
+      </w:r>
+    </w:p>
+    <w:p>
+      <w:pPr>
+        <w:spacing w:line="360" w:lineRule="auto"/>
+        <w:jc w:val="right"/>
+        <w:rPr>
+          <w:sz w:val="32"/>
+          <w:szCs w:val="32"/>
+          <w:lang w:bidi="ar-IQ"/>
+        </w:rPr>
+      </w:pPr>
+      <w:r>
+        <w:rPr>
+          <w:rFonts w:cs="Arial"/>
+          <w:sz w:val="32"/>
+          <w:szCs w:val="32"/>
+          <w:rtl/>
+          <w:lang w:bidi="ar-IQ"/>
+        </w:rPr>
+        <w:t>نظر إلى خصلة الشعر الحمراء بين شعره الأسود</w:t>
+      </w:r>
+      <w:r>
+        <w:rPr>
+          <w:rFonts w:cs="Arial" w:hint="cs"/>
+          <w:sz w:val="32"/>
+          <w:szCs w:val="32"/>
+          <w:rtl/>
+          <w:lang w:bidi="ar-IQ"/>
+        </w:rPr>
+        <w:t>.</w:t>
+      </w:r>
+    </w:p>
+    <w:p>
+      <w:pPr>
+        <w:spacing w:line="360" w:lineRule="auto"/>
+        <w:jc w:val="right"/>
+        <w:rPr>
+          <w:sz w:val="32"/>
+          <w:szCs w:val="32"/>
+          <w:lang w:bidi="ar-IQ"/>
+        </w:rPr>
+      </w:pPr>
+      <w:r>
+        <w:rPr>
+          <w:sz w:val="32"/>
+          <w:szCs w:val="32"/>
+          <w:lang w:bidi="ar-IQ"/>
+        </w:rPr>
+        <w:t>"</w:t>
+      </w:r>
+      <w:r>
+        <w:rPr>
+          <w:rFonts w:hint="cs"/>
+          <w:sz w:val="32"/>
+          <w:szCs w:val="32"/>
+          <w:rtl/>
+          <w:lang w:bidi="ar-IQ"/>
+        </w:rPr>
+        <w:t>"</w:t>
+      </w:r>
+      <w:r>
+        <w:rPr>
+          <w:rFonts w:cs="Arial"/>
+          <w:sz w:val="32"/>
+          <w:szCs w:val="32"/>
+          <w:rtl/>
+          <w:lang w:bidi="ar-IQ"/>
+        </w:rPr>
+        <w:t>ولهذا... سأدعك تركب</w:t>
+      </w:r>
+      <w:r>
+        <w:rPr>
+          <w:rFonts w:hint="cs"/>
+          <w:sz w:val="32"/>
+          <w:szCs w:val="32"/>
+          <w:rtl/>
+          <w:lang w:bidi="ar-IQ"/>
+        </w:rPr>
+        <w:t>.</w:t>
+      </w:r>
+    </w:p>
+    <w:p>
+      <w:pPr>
+        <w:spacing w:line="360" w:lineRule="auto"/>
+        <w:jc w:val="right"/>
+        <w:rPr>
+          <w:sz w:val="32"/>
+          <w:szCs w:val="32"/>
+          <w:lang w:bidi="ar-IQ"/>
+        </w:rPr>
+      </w:pPr>
+      <w:r>
+        <w:rPr>
+          <w:rFonts w:cs="Arial"/>
+          <w:sz w:val="32"/>
+          <w:szCs w:val="32"/>
+          <w:rtl/>
+          <w:lang w:bidi="ar-IQ"/>
+        </w:rPr>
+        <w:t>انحنى سيزوكي مرة أخرى</w:t>
+      </w:r>
+      <w:r>
+        <w:rPr>
+          <w:rFonts w:hint="cs"/>
+          <w:sz w:val="32"/>
+          <w:szCs w:val="32"/>
+          <w:rtl/>
+          <w:lang w:bidi="ar-IQ"/>
+        </w:rPr>
+        <w:t>.</w:t>
+      </w:r>
+    </w:p>
+    <w:p>
+      <w:pPr>
+        <w:spacing w:line="360" w:lineRule="auto"/>
+        <w:jc w:val="right"/>
+        <w:rPr>
+          <w:sz w:val="32"/>
+          <w:szCs w:val="32"/>
+          <w:lang w:bidi="ar-IQ"/>
+        </w:rPr>
+      </w:pPr>
+      <w:r>
+        <w:rPr>
+          <w:sz w:val="32"/>
+          <w:szCs w:val="32"/>
+          <w:lang w:bidi="ar-IQ"/>
+        </w:rPr>
+        <w:t>"</w:t>
+      </w:r>
+      <w:r>
+        <w:rPr>
+          <w:rFonts w:hint="cs"/>
+          <w:sz w:val="32"/>
+          <w:szCs w:val="32"/>
+          <w:rtl/>
+          <w:lang w:bidi="ar-IQ"/>
+        </w:rPr>
+        <w:t>"</w:t>
+      </w:r>
+      <w:r>
+        <w:rPr>
+          <w:rFonts w:cs="Arial"/>
+          <w:sz w:val="32"/>
+          <w:szCs w:val="32"/>
+          <w:rtl/>
+          <w:lang w:bidi="ar-IQ"/>
+        </w:rPr>
+        <w:t>شكرًا لك</w:t>
+      </w:r>
+      <w:r>
+        <w:rPr>
+          <w:rFonts w:hint="cs"/>
+          <w:sz w:val="32"/>
+          <w:szCs w:val="32"/>
+          <w:rtl/>
+          <w:lang w:bidi="ar-IQ"/>
+        </w:rPr>
+        <w:t>.</w:t>
+      </w:r>
+    </w:p>
+    <w:p>
+      <w:pPr>
+        <w:spacing w:line="360" w:lineRule="auto"/>
+        <w:jc w:val="right"/>
+        <w:rPr>
+          <w:sz w:val="32"/>
+          <w:szCs w:val="32"/>
+          <w:lang w:bidi="ar-IQ"/>
+        </w:rPr>
+      </w:pPr>
+      <w:r>
+        <w:rPr>
+          <w:rFonts w:cs="Arial"/>
+          <w:sz w:val="32"/>
+          <w:szCs w:val="32"/>
+          <w:rtl/>
+          <w:lang w:bidi="ar-IQ"/>
+        </w:rPr>
+        <w:t>ركض نحو السفينة، لكنه توقف فجأة واستدار</w:t>
+      </w:r>
+      <w:r>
+        <w:rPr>
+          <w:rFonts w:cs="Arial" w:hint="cs"/>
+          <w:sz w:val="32"/>
+          <w:szCs w:val="32"/>
+          <w:rtl/>
+          <w:lang w:bidi="ar-IQ"/>
+        </w:rPr>
+        <w:t>.</w:t>
+      </w:r>
+    </w:p>
+    <w:p>
+      <w:pPr>
+        <w:spacing w:line="360" w:lineRule="auto"/>
+        <w:jc w:val="right"/>
+        <w:rPr>
+          <w:sz w:val="32"/>
+          <w:szCs w:val="32"/>
+          <w:lang w:bidi="ar-IQ"/>
+        </w:rPr>
+      </w:pPr>
+      <w:r>
+        <w:rPr>
+          <w:sz w:val="32"/>
+          <w:szCs w:val="32"/>
+          <w:lang w:bidi="ar-IQ"/>
+        </w:rPr>
+        <w:t>"</w:t>
+      </w:r>
+      <w:r>
+        <w:rPr>
+          <w:rFonts w:cs="Arial"/>
+          <w:sz w:val="32"/>
+          <w:szCs w:val="32"/>
+          <w:rtl/>
+          <w:lang w:bidi="ar-IQ"/>
+        </w:rPr>
+        <w:t>سيدي... ما اسمك؟</w:t>
+      </w:r>
+      <w:r>
+        <w:rPr>
+          <w:sz w:val="32"/>
+          <w:szCs w:val="32"/>
+          <w:lang w:bidi="ar-IQ"/>
+        </w:rPr>
+        <w:t>"</w:t>
+      </w:r>
+    </w:p>
+    <w:p>
+      <w:pPr>
+        <w:spacing w:line="360" w:lineRule="auto"/>
+        <w:jc w:val="right"/>
+        <w:rPr>
+          <w:sz w:val="32"/>
+          <w:szCs w:val="32"/>
+          <w:lang w:bidi="ar-IQ"/>
+        </w:rPr>
+      </w:pPr>
+      <w:r>
+        <w:rPr>
+          <w:rFonts w:cs="Arial"/>
+          <w:sz w:val="32"/>
+          <w:szCs w:val="32"/>
+          <w:rtl/>
+          <w:lang w:bidi="ar-IQ"/>
+        </w:rPr>
+        <w:t>رفع الرجل يده ولوّح مبتسمًا</w:t>
+      </w:r>
+      <w:r>
+        <w:rPr>
+          <w:rFonts w:hint="cs"/>
+          <w:sz w:val="32"/>
+          <w:szCs w:val="32"/>
+          <w:rtl/>
+          <w:lang w:bidi="ar-IQ"/>
+        </w:rPr>
+        <w:t>.</w:t>
+      </w:r>
+    </w:p>
+    <w:p>
+      <w:pPr>
+        <w:spacing w:line="360" w:lineRule="auto"/>
+        <w:jc w:val="right"/>
+        <w:rPr>
+          <w:sz w:val="32"/>
+          <w:szCs w:val="32"/>
+          <w:lang w:bidi="ar-IQ"/>
+        </w:rPr>
+      </w:pPr>
+      <w:r>
+        <w:rPr>
+          <w:sz w:val="32"/>
+          <w:szCs w:val="32"/>
+          <w:lang w:bidi="ar-IQ"/>
+        </w:rPr>
+        <w:t>"</w:t>
+      </w:r>
+      <w:r>
+        <w:rPr>
+          <w:rFonts w:hint="cs"/>
+          <w:sz w:val="32"/>
+          <w:szCs w:val="32"/>
+          <w:rtl/>
+          <w:lang w:bidi="ar-IQ"/>
+        </w:rPr>
+        <w:t>"</w:t>
+      </w:r>
+      <w:r>
+        <w:rPr>
+          <w:rFonts w:cs="Arial"/>
+          <w:sz w:val="32"/>
+          <w:szCs w:val="32"/>
+          <w:rtl/>
+          <w:lang w:bidi="ar-IQ"/>
+        </w:rPr>
+        <w:t>اسمي</w:t>
+      </w:r>
+      <w:r>
+        <w:rPr>
+          <w:rFonts w:hint="cs"/>
+          <w:sz w:val="32"/>
+          <w:szCs w:val="32"/>
+          <w:rtl/>
+          <w:lang w:bidi="ar-IQ"/>
+        </w:rPr>
+        <w:t>...</w:t>
+      </w:r>
+    </w:p>
+    <w:p>
+      <w:pPr>
+        <w:spacing w:line="360" w:lineRule="auto"/>
+        <w:jc w:val="right"/>
+        <w:rPr>
+          <w:sz w:val="32"/>
+          <w:szCs w:val="32"/>
+          <w:lang w:bidi="ar-IQ"/>
+        </w:rPr>
+      </w:pPr>
+      <w:r>
+        <w:rPr>
+          <w:rFonts w:cs="Arial"/>
+          <w:sz w:val="32"/>
+          <w:szCs w:val="32"/>
+          <w:rtl/>
+          <w:lang w:bidi="ar-IQ"/>
+        </w:rPr>
+        <w:lastRenderedPageBreak/>
+        <w:t>سايكو</w:t>
+      </w:r>
+      <w:r>
+        <w:rPr>
+          <w:rFonts w:hint="cs"/>
+          <w:sz w:val="32"/>
+          <w:szCs w:val="32"/>
+          <w:rtl/>
+          <w:lang w:bidi="ar-IQ"/>
+        </w:rPr>
+        <w:t>.</w:t>
+      </w:r>
+    </w:p>
+    <w:p>
+      <w:pPr>
+        <w:spacing w:line="360" w:lineRule="auto"/>
+        <w:jc w:val="right"/>
+        <w:rPr>
+          <w:sz w:val="32"/>
+          <w:szCs w:val="32"/>
+          <w:lang w:bidi="ar-IQ"/>
+        </w:rPr>
+      </w:pPr>
+      <w:r>
+        <w:rPr>
+          <w:rFonts w:cs="Arial" w:hint="cs"/>
+          <w:sz w:val="32"/>
+          <w:szCs w:val="32"/>
+          <w:rtl/>
+          <w:lang w:bidi="ar-IQ"/>
+        </w:rPr>
+        <w:t>فقال سيزوكي :</w:t>
+      </w:r>
+    </w:p>
+    <w:p>
+      <w:pPr>
+        <w:spacing w:line="360" w:lineRule="auto"/>
+        <w:jc w:val="right"/>
+        <w:rPr>
+          <w:sz w:val="32"/>
+          <w:szCs w:val="32"/>
+          <w:lang w:bidi="ar-IQ"/>
+        </w:rPr>
+      </w:pPr>
+      <w:r>
+        <w:rPr>
+          <w:sz w:val="32"/>
+          <w:szCs w:val="32"/>
+          <w:lang w:bidi="ar-IQ"/>
+        </w:rPr>
+        <w:t>"</w:t>
+      </w:r>
+      <w:r>
+        <w:rPr>
+          <w:rFonts w:hint="cs"/>
+          <w:sz w:val="32"/>
+          <w:szCs w:val="32"/>
+          <w:rtl/>
+          <w:lang w:bidi="ar-IQ"/>
+        </w:rPr>
+        <w:t>"</w:t>
+      </w:r>
+      <w:r>
+        <w:rPr>
+          <w:rFonts w:cs="Arial"/>
+          <w:sz w:val="32"/>
+          <w:szCs w:val="32"/>
+          <w:rtl/>
+          <w:lang w:bidi="ar-IQ"/>
+        </w:rPr>
+        <w:t>لن أنسى معروفك أبدًا</w:t>
+      </w:r>
+      <w:r>
+        <w:rPr>
+          <w:rFonts w:cs="Arial"/>
+          <w:sz w:val="32"/>
+          <w:szCs w:val="32"/>
+          <w:rtl/>
+          <w:lang w:bidi="ar-IQ"/>
+        </w:rPr>
+        <w:t>،</w:t>
+      </w:r>
+      <w:r>
+        <w:rPr>
+          <w:rFonts w:cs="Arial" w:hint="cs"/>
+          <w:sz w:val="32"/>
+          <w:szCs w:val="32"/>
+          <w:rtl/>
+          <w:lang w:bidi="ar-IQ"/>
+        </w:rPr>
+        <w:t xml:space="preserve"> </w:t>
+      </w:r>
+      <w:r>
+        <w:rPr>
+          <w:rFonts w:cs="Arial" w:hint="cs"/>
+          <w:sz w:val="32"/>
+          <w:szCs w:val="32"/>
+          <w:rtl/>
+          <w:lang w:bidi="ar-IQ"/>
+        </w:rPr>
+        <w:t>أ</w:t>
+      </w:r>
+      <w:r>
+        <w:rPr>
+          <w:rFonts w:cs="Arial" w:hint="cs"/>
+          <w:sz w:val="32"/>
+          <w:szCs w:val="32"/>
+          <w:rtl/>
+          <w:lang w:bidi="ar-IQ"/>
+        </w:rPr>
+        <w:t>تمن</w:t>
+      </w:r>
+      <w:r>
+        <w:rPr>
+          <w:rFonts w:cs="Arial" w:hint="cs"/>
+          <w:sz w:val="32"/>
+          <w:szCs w:val="32"/>
+          <w:rtl/>
+          <w:lang w:bidi="ar-IQ"/>
+        </w:rPr>
+        <w:t>ى</w:t>
+      </w:r>
+      <w:r>
+        <w:rPr>
+          <w:rFonts w:cs="Arial" w:hint="cs"/>
+          <w:sz w:val="32"/>
+          <w:szCs w:val="32"/>
+          <w:rtl/>
+          <w:lang w:bidi="ar-IQ"/>
+        </w:rPr>
+        <w:t xml:space="preserve"> لو كان ال</w:t>
+      </w:r>
+      <w:r>
+        <w:rPr>
+          <w:rFonts w:cs="Arial" w:hint="cs"/>
+          <w:sz w:val="32"/>
+          <w:szCs w:val="32"/>
+          <w:rtl/>
+          <w:lang w:bidi="ar-IQ"/>
+        </w:rPr>
+        <w:t>ج</w:t>
+      </w:r>
+      <w:r>
+        <w:rPr>
+          <w:rFonts w:cs="Arial" w:hint="cs"/>
+          <w:sz w:val="32"/>
+          <w:szCs w:val="32"/>
+          <w:rtl/>
+          <w:lang w:bidi="ar-IQ"/>
+        </w:rPr>
+        <w:t>ميع مثلك</w:t>
+      </w:r>
+    </w:p>
+    <w:p>
+      <w:pPr>
+        <w:spacing w:line="360" w:lineRule="auto"/>
+        <w:jc w:val="right"/>
+        <w:rPr>
+          <w:sz w:val="32"/>
+          <w:szCs w:val="32"/>
+          <w:lang w:bidi="ar-IQ"/>
+        </w:rPr>
+      </w:pPr>
+      <w:r>
+        <w:rPr>
+          <w:rFonts w:cs="Arial"/>
+          <w:sz w:val="32"/>
+          <w:szCs w:val="32"/>
+          <w:rtl/>
+          <w:lang w:bidi="ar-IQ"/>
+        </w:rPr>
+        <w:t>ظل سايكو ينظر إليه بصمت</w:t>
+      </w:r>
+      <w:r>
+        <w:rPr>
+          <w:rFonts w:hint="cs"/>
+          <w:sz w:val="32"/>
+          <w:szCs w:val="32"/>
+          <w:rtl/>
+          <w:lang w:bidi="ar-IQ"/>
+        </w:rPr>
+        <w:t>.</w:t>
+      </w:r>
+    </w:p>
+    <w:p>
+      <w:pPr>
+        <w:spacing w:line="360" w:lineRule="auto"/>
+        <w:jc w:val="right"/>
+        <w:rPr>
+          <w:sz w:val="32"/>
+          <w:szCs w:val="32"/>
+          <w:lang w:bidi="ar-IQ"/>
+        </w:rPr>
+      </w:pPr>
+      <w:r>
+        <w:rPr>
+          <w:rFonts w:cs="Arial"/>
+          <w:sz w:val="32"/>
+          <w:szCs w:val="32"/>
+          <w:rtl/>
+          <w:lang w:bidi="ar-IQ"/>
+        </w:rPr>
+        <w:t>ثم همس لنفسه</w:t>
+      </w:r>
+      <w:r>
+        <w:rPr>
+          <w:rFonts w:hint="cs"/>
+          <w:sz w:val="32"/>
+          <w:szCs w:val="32"/>
+          <w:rtl/>
+          <w:lang w:bidi="ar-IQ"/>
+        </w:rPr>
+        <w:t xml:space="preserve"> :</w:t>
+      </w:r>
+    </w:p>
+    <w:p>
+      <w:pPr>
+        <w:spacing w:line="360" w:lineRule="auto"/>
+        <w:jc w:val="right"/>
+        <w:rPr>
+          <w:sz w:val="32"/>
+          <w:szCs w:val="32"/>
+          <w:lang w:bidi="ar-IQ"/>
+        </w:rPr>
+      </w:pPr>
+      <w:r>
+        <w:rPr>
+          <w:sz w:val="32"/>
+          <w:szCs w:val="32"/>
+          <w:lang w:bidi="ar-IQ"/>
+        </w:rPr>
+        <w:t>"</w:t>
+      </w:r>
+      <w:r>
+        <w:rPr>
+          <w:rFonts w:hint="cs"/>
+          <w:sz w:val="32"/>
+          <w:szCs w:val="32"/>
+          <w:rtl/>
+          <w:lang w:bidi="ar-IQ"/>
+        </w:rPr>
+        <w:t xml:space="preserve">" </w:t>
+      </w:r>
+      <w:r>
+        <w:rPr>
+          <w:rFonts w:cs="Arial"/>
+          <w:sz w:val="32"/>
+          <w:szCs w:val="32"/>
+          <w:rtl/>
+          <w:lang w:bidi="ar-IQ"/>
+        </w:rPr>
+        <w:t>ليت أولادي</w:t>
+      </w:r>
+      <w:r>
+        <w:rPr>
+          <w:rFonts w:hint="cs"/>
+          <w:sz w:val="32"/>
+          <w:szCs w:val="32"/>
+          <w:rtl/>
+          <w:lang w:bidi="ar-IQ"/>
+        </w:rPr>
+        <w:t>...</w:t>
+      </w:r>
+    </w:p>
+    <w:p>
+      <w:pPr>
+        <w:spacing w:line="360" w:lineRule="auto"/>
+        <w:jc w:val="right"/>
+        <w:rPr>
+          <w:sz w:val="32"/>
+          <w:szCs w:val="32"/>
+          <w:lang w:bidi="ar-IQ"/>
+        </w:rPr>
+      </w:pPr>
+      <w:r>
+        <w:rPr>
           <w:sz w:val="32"/>
           <w:szCs w:val="32"/>
           <w:lang w:bidi="ar-IQ"/>
@@ -18410,212 +21139,191 @@
           <w:rtl/>
           <w:lang w:bidi="ar-IQ"/>
         </w:rPr>
-        <w:t>سأواصل السير</w:t>
-      </w:r>
-    </w:p>
-    <w:p>
-      <w:pPr>
-        <w:spacing w:line="360" w:lineRule="auto"/>
-        <w:jc w:val="right"/>
-        <w:rPr>
-          <w:sz w:val="32"/>
-          <w:szCs w:val="32"/>
-          <w:lang w:bidi="ar-IQ"/>
-        </w:rPr>
-      </w:pPr>
-      <w:r>
-        <w:rPr>
-          <w:rFonts w:cs="Arial"/>
-          <w:sz w:val="32"/>
-          <w:szCs w:val="32"/>
-          <w:rtl/>
-          <w:lang w:bidi="ar-IQ"/>
-        </w:rPr>
-        <w:t>نهض، واتجه نحو الغابة</w:t>
-      </w:r>
-      <w:r>
-        <w:rPr>
-          <w:rFonts w:hint="cs"/>
-          <w:sz w:val="32"/>
-          <w:szCs w:val="32"/>
-          <w:rtl/>
-          <w:lang w:bidi="ar-IQ"/>
-        </w:rPr>
-        <w:t>.</w:t>
-      </w:r>
-    </w:p>
-    <w:p>
-      <w:pPr>
-        <w:spacing w:line="360" w:lineRule="auto"/>
-        <w:jc w:val="right"/>
-        <w:rPr>
-          <w:sz w:val="32"/>
-          <w:szCs w:val="32"/>
-          <w:lang w:bidi="ar-IQ"/>
-        </w:rPr>
-      </w:pPr>
-      <w:r>
-        <w:rPr>
-          <w:rFonts w:cs="Arial"/>
-          <w:sz w:val="32"/>
-          <w:szCs w:val="32"/>
-          <w:rtl/>
-          <w:lang w:bidi="ar-IQ"/>
-        </w:rPr>
-        <w:t>كان يعرف طريقًا واحدًا فقط</w:t>
-      </w:r>
-      <w:r>
-        <w:rPr>
-          <w:rFonts w:hint="cs"/>
-          <w:sz w:val="32"/>
-          <w:szCs w:val="32"/>
-          <w:rtl/>
-          <w:lang w:bidi="ar-IQ"/>
-        </w:rPr>
-        <w:t>.</w:t>
-      </w:r>
-    </w:p>
-    <w:p>
-      <w:pPr>
-        <w:spacing w:line="360" w:lineRule="auto"/>
-        <w:jc w:val="right"/>
-        <w:rPr>
-          <w:sz w:val="32"/>
-          <w:szCs w:val="32"/>
-          <w:lang w:bidi="ar-IQ"/>
-        </w:rPr>
-      </w:pPr>
-      <w:r>
-        <w:rPr>
-          <w:rFonts w:cs="Arial" w:hint="cs"/>
-          <w:sz w:val="32"/>
-          <w:szCs w:val="32"/>
-          <w:rtl/>
-          <w:lang w:bidi="ar-IQ"/>
-        </w:rPr>
-        <w:t>ميناء</w:t>
-      </w:r>
-      <w:r>
-        <w:rPr>
-          <w:rFonts w:cs="Arial"/>
-          <w:sz w:val="32"/>
-          <w:szCs w:val="32"/>
-          <w:rtl/>
-          <w:lang w:bidi="ar-IQ"/>
-        </w:rPr>
-        <w:t xml:space="preserve"> السفن</w:t>
-      </w:r>
-      <w:r>
-        <w:rPr>
-          <w:rFonts w:hint="cs"/>
-          <w:sz w:val="32"/>
-          <w:szCs w:val="32"/>
-          <w:rtl/>
-          <w:lang w:bidi="ar-IQ"/>
-        </w:rPr>
-        <w:t>.</w:t>
-      </w:r>
-    </w:p>
-    <w:p>
-      <w:pPr>
-        <w:spacing w:line="360" w:lineRule="auto"/>
-        <w:jc w:val="right"/>
-        <w:rPr>
-          <w:sz w:val="32"/>
-          <w:szCs w:val="32"/>
-          <w:lang w:bidi="ar-IQ"/>
-        </w:rPr>
-      </w:pPr>
-      <w:r>
-        <w:rPr>
-          <w:sz w:val="32"/>
-          <w:szCs w:val="32"/>
-          <w:lang w:bidi="ar-IQ"/>
-        </w:rPr>
-        <w:t>---</w:t>
-      </w:r>
-    </w:p>
-    <w:p>
-      <w:pPr>
-        <w:spacing w:line="360" w:lineRule="auto"/>
-        <w:jc w:val="right"/>
-        <w:rPr>
-          <w:sz w:val="32"/>
-          <w:szCs w:val="32"/>
-          <w:lang w:bidi="ar-IQ"/>
-        </w:rPr>
-      </w:pPr>
-      <w:r>
-        <w:rPr>
-          <w:rFonts w:cs="Arial"/>
-          <w:sz w:val="32"/>
-          <w:szCs w:val="32"/>
-          <w:rtl/>
-          <w:lang w:bidi="ar-IQ"/>
-        </w:rPr>
-        <w:t>مرّ بين الأشجار التي حفظها منذ طفولته</w:t>
-      </w:r>
-      <w:r>
-        <w:rPr>
-          <w:rFonts w:cs="Arial" w:hint="cs"/>
-          <w:sz w:val="32"/>
-          <w:szCs w:val="32"/>
-          <w:rtl/>
-          <w:lang w:bidi="ar-IQ"/>
-        </w:rPr>
-        <w:t>.</w:t>
-      </w:r>
-    </w:p>
-    <w:p>
-      <w:pPr>
-        <w:spacing w:line="360" w:lineRule="auto"/>
-        <w:jc w:val="right"/>
-        <w:rPr>
-          <w:sz w:val="32"/>
-          <w:szCs w:val="32"/>
-          <w:lang w:bidi="ar-IQ"/>
-        </w:rPr>
-      </w:pPr>
-      <w:r>
-        <w:rPr>
-          <w:rFonts w:cs="Arial"/>
-          <w:sz w:val="32"/>
-          <w:szCs w:val="32"/>
-          <w:rtl/>
-          <w:lang w:bidi="ar-IQ"/>
-        </w:rPr>
-        <w:t>كل زاوية فيها كانت تحمل ذكرى</w:t>
-      </w:r>
-      <w:r>
-        <w:rPr>
-          <w:rFonts w:hint="cs"/>
-          <w:sz w:val="32"/>
-          <w:szCs w:val="32"/>
-          <w:rtl/>
-          <w:lang w:bidi="ar-IQ"/>
-        </w:rPr>
-        <w:t>.</w:t>
-      </w:r>
-    </w:p>
-    <w:p>
-      <w:pPr>
-        <w:spacing w:line="360" w:lineRule="auto"/>
-        <w:jc w:val="right"/>
-        <w:rPr>
-          <w:sz w:val="32"/>
-          <w:szCs w:val="32"/>
-          <w:lang w:bidi="ar-IQ"/>
-        </w:rPr>
-      </w:pPr>
-      <w:r>
-        <w:rPr>
-          <w:rFonts w:cs="Arial"/>
-          <w:sz w:val="32"/>
-          <w:szCs w:val="32"/>
-          <w:rtl/>
-          <w:lang w:bidi="ar-IQ"/>
-        </w:rPr>
-        <w:t>وهناك</w:t>
+        <w:t>كانوا يملكون هذه النظرة</w:t>
+      </w:r>
+    </w:p>
+    <w:p>
+      <w:pPr>
+        <w:spacing w:line="360" w:lineRule="auto"/>
+        <w:jc w:val="right"/>
+        <w:rPr>
+          <w:sz w:val="32"/>
+          <w:szCs w:val="32"/>
+          <w:rtl/>
+          <w:lang w:bidi="ar-IQ"/>
+        </w:rPr>
+      </w:pPr>
+      <w:r>
+        <w:rPr>
+          <w:rFonts w:hint="cs"/>
+          <w:sz w:val="32"/>
+          <w:szCs w:val="32"/>
+          <w:rtl/>
+          <w:lang w:bidi="ar-IQ"/>
+        </w:rPr>
+        <w:t>رفع يده قائلًا :</w:t>
+      </w:r>
+    </w:p>
+    <w:p>
+      <w:pPr>
+        <w:spacing w:line="360" w:lineRule="auto"/>
+        <w:jc w:val="right"/>
+        <w:rPr>
+          <w:sz w:val="32"/>
+          <w:szCs w:val="32"/>
+          <w:rtl/>
+          <w:lang w:bidi="ar-IQ"/>
+        </w:rPr>
+      </w:pPr>
+      <w:r>
+        <w:rPr>
+          <w:rFonts w:hint="cs"/>
+          <w:sz w:val="32"/>
+          <w:szCs w:val="32"/>
+          <w:rtl/>
+          <w:lang w:bidi="ar-IQ"/>
+        </w:rPr>
+        <w:t>"أراك لاحقًا يا سيزوكي"</w:t>
+      </w:r>
+    </w:p>
+    <w:p>
+      <w:pPr>
+        <w:spacing w:line="360" w:lineRule="auto"/>
+        <w:jc w:val="right"/>
+        <w:rPr>
+          <w:sz w:val="32"/>
+          <w:szCs w:val="32"/>
+          <w:rtl/>
+          <w:lang w:bidi="ar-IQ"/>
+        </w:rPr>
+      </w:pPr>
+      <w:r>
+        <w:rPr>
+          <w:rFonts w:cs="Arial"/>
+          <w:sz w:val="32"/>
+          <w:szCs w:val="32"/>
+          <w:rtl/>
+          <w:lang w:bidi="ar-IQ"/>
+        </w:rPr>
+        <w:t>اتسعت عينا سيزوكي</w:t>
+      </w:r>
+      <w:r>
+        <w:rPr>
+          <w:rFonts w:cs="Arial" w:hint="cs"/>
+          <w:sz w:val="32"/>
+          <w:szCs w:val="32"/>
+          <w:rtl/>
+          <w:lang w:bidi="ar-IQ"/>
+        </w:rPr>
+        <w:t xml:space="preserve"> :</w:t>
+      </w:r>
+    </w:p>
+    <w:p>
+      <w:pPr>
+        <w:spacing w:line="360" w:lineRule="auto"/>
+        <w:jc w:val="right"/>
+        <w:rPr>
+          <w:sz w:val="32"/>
+          <w:szCs w:val="32"/>
+          <w:lang w:bidi="ar-IQ"/>
+        </w:rPr>
+      </w:pPr>
+      <w:r>
+        <w:rPr>
+          <w:sz w:val="32"/>
+          <w:szCs w:val="32"/>
+          <w:lang w:bidi="ar-IQ"/>
+        </w:rPr>
+        <w:t>"</w:t>
+      </w:r>
+      <w:r>
+        <w:rPr>
+          <w:rFonts w:cs="Arial"/>
+          <w:sz w:val="32"/>
+          <w:szCs w:val="32"/>
+          <w:rtl/>
+          <w:lang w:bidi="ar-IQ"/>
+        </w:rPr>
+        <w:t>كيف عرفت اسمي؟</w:t>
+      </w:r>
+      <w:r>
+        <w:rPr>
+          <w:sz w:val="32"/>
+          <w:szCs w:val="32"/>
+          <w:lang w:bidi="ar-IQ"/>
+        </w:rPr>
+        <w:t>"</w:t>
+      </w:r>
+    </w:p>
+    <w:p>
+      <w:pPr>
+        <w:spacing w:line="360" w:lineRule="auto"/>
+        <w:jc w:val="right"/>
+        <w:rPr>
+          <w:sz w:val="32"/>
+          <w:szCs w:val="32"/>
+          <w:lang w:bidi="ar-IQ"/>
+        </w:rPr>
+      </w:pPr>
+      <w:r>
+        <w:rPr>
+          <w:rFonts w:cs="Arial"/>
+          <w:sz w:val="32"/>
+          <w:szCs w:val="32"/>
+          <w:rtl/>
+          <w:lang w:bidi="ar-IQ"/>
+        </w:rPr>
+        <w:t>ابتسم سايكو بخبث</w:t>
+      </w:r>
+      <w:r>
+        <w:rPr>
+          <w:rFonts w:hint="cs"/>
+          <w:sz w:val="32"/>
+          <w:szCs w:val="32"/>
+          <w:rtl/>
+          <w:lang w:bidi="ar-IQ"/>
+        </w:rPr>
+        <w:t>.</w:t>
+      </w:r>
+    </w:p>
+    <w:p>
+      <w:pPr>
+        <w:spacing w:line="360" w:lineRule="auto"/>
+        <w:jc w:val="right"/>
+        <w:rPr>
+          <w:sz w:val="32"/>
+          <w:szCs w:val="32"/>
+          <w:lang w:bidi="ar-IQ"/>
+        </w:rPr>
+      </w:pPr>
+      <w:r>
+        <w:rPr>
+          <w:sz w:val="32"/>
+          <w:szCs w:val="32"/>
+          <w:lang w:bidi="ar-IQ"/>
+        </w:rPr>
+        <w:lastRenderedPageBreak/>
+        <w:t>"</w:t>
+      </w:r>
+      <w:r>
+        <w:rPr>
+          <w:rFonts w:hint="cs"/>
+          <w:sz w:val="32"/>
+          <w:szCs w:val="32"/>
+          <w:rtl/>
+          <w:lang w:bidi="ar-IQ"/>
+        </w:rPr>
+        <w:t>"</w:t>
+      </w:r>
+      <w:r>
+        <w:rPr>
+          <w:rFonts w:cs="Arial"/>
+          <w:sz w:val="32"/>
+          <w:szCs w:val="32"/>
+          <w:rtl/>
+          <w:lang w:bidi="ar-IQ"/>
+        </w:rPr>
+        <w:t>المهرجون</w:t>
       </w:r>
       <w:r>
         <w:rPr>
@@ -18640,1697 +21348,10 @@
       </w:pPr>
       <w:r>
         <w:rPr>
-          <w:rFonts w:cs="Arial"/>
-          <w:sz w:val="32"/>
-          <w:szCs w:val="32"/>
-          <w:rtl/>
-          <w:lang w:bidi="ar-IQ"/>
-        </w:rPr>
-        <w:t>توقف أمام بيته الصغير المبني فوق الشجرة</w:t>
-      </w:r>
-      <w:r>
-        <w:rPr>
-          <w:rFonts w:hint="cs"/>
-          <w:sz w:val="32"/>
-          <w:szCs w:val="32"/>
-          <w:rtl/>
-          <w:lang w:bidi="ar-IQ"/>
-        </w:rPr>
-        <w:t>.</w:t>
-      </w:r>
-    </w:p>
-    <w:p>
-      <w:pPr>
-        <w:spacing w:line="360" w:lineRule="auto"/>
-        <w:jc w:val="right"/>
-        <w:rPr>
-          <w:sz w:val="32"/>
-          <w:szCs w:val="32"/>
-          <w:lang w:bidi="ar-IQ"/>
-        </w:rPr>
-      </w:pPr>
-      <w:r>
-        <w:rPr>
-          <w:rFonts w:cs="Arial"/>
-          <w:sz w:val="32"/>
-          <w:szCs w:val="32"/>
-          <w:rtl/>
-          <w:lang w:bidi="ar-IQ"/>
-        </w:rPr>
-        <w:t>ابتسم ابتسامة حزينة</w:t>
-      </w:r>
-      <w:r>
-        <w:rPr>
-          <w:rFonts w:hint="cs"/>
-          <w:sz w:val="32"/>
-          <w:szCs w:val="32"/>
-          <w:rtl/>
-          <w:lang w:bidi="ar-IQ"/>
-        </w:rPr>
-        <w:t>.</w:t>
-      </w:r>
-    </w:p>
-    <w:p>
-      <w:pPr>
-        <w:spacing w:line="360" w:lineRule="auto"/>
-        <w:jc w:val="right"/>
-        <w:rPr>
-          <w:sz w:val="32"/>
-          <w:szCs w:val="32"/>
-          <w:lang w:bidi="ar-IQ"/>
-        </w:rPr>
-      </w:pPr>
-      <w:r>
-        <w:rPr>
-          <w:rFonts w:cs="Arial"/>
-          <w:sz w:val="32"/>
-          <w:szCs w:val="32"/>
-          <w:rtl/>
-          <w:lang w:bidi="ar-IQ"/>
-        </w:rPr>
-        <w:lastRenderedPageBreak/>
-        <w:t>صعد السلم الخشبي للمرة الأخيرة، وفتح الصندوق الذي أخفى فيه أغراضه</w:t>
-      </w:r>
-      <w:r>
-        <w:rPr>
-          <w:rFonts w:hint="cs"/>
-          <w:sz w:val="32"/>
-          <w:szCs w:val="32"/>
-          <w:rtl/>
-          <w:lang w:bidi="ar-IQ"/>
-        </w:rPr>
-        <w:t>.</w:t>
-      </w:r>
-    </w:p>
-    <w:p>
-      <w:pPr>
-        <w:spacing w:line="360" w:lineRule="auto"/>
-        <w:jc w:val="right"/>
-        <w:rPr>
-          <w:sz w:val="32"/>
-          <w:szCs w:val="32"/>
-          <w:lang w:bidi="ar-IQ"/>
-        </w:rPr>
-      </w:pPr>
-      <w:r>
-        <w:rPr>
-          <w:rFonts w:cs="Arial"/>
-          <w:sz w:val="32"/>
-          <w:szCs w:val="32"/>
-          <w:rtl/>
-          <w:lang w:bidi="ar-IQ"/>
-        </w:rPr>
-        <w:t>وضع قليلًا من الطعام، وقارورة ماء، وبعض النقود داخل حقيبته</w:t>
-      </w:r>
-      <w:r>
-        <w:rPr>
-          <w:rFonts w:hint="cs"/>
-          <w:sz w:val="32"/>
-          <w:szCs w:val="32"/>
-          <w:rtl/>
-          <w:lang w:bidi="ar-IQ"/>
-        </w:rPr>
-        <w:t>.</w:t>
-      </w:r>
-    </w:p>
-    <w:p>
-      <w:pPr>
-        <w:spacing w:line="360" w:lineRule="auto"/>
-        <w:jc w:val="right"/>
-        <w:rPr>
-          <w:sz w:val="32"/>
-          <w:szCs w:val="32"/>
-          <w:lang w:bidi="ar-IQ"/>
-        </w:rPr>
-      </w:pPr>
-      <w:r>
-        <w:rPr>
-          <w:rFonts w:cs="Arial"/>
-          <w:sz w:val="32"/>
-          <w:szCs w:val="32"/>
-          <w:rtl/>
-          <w:lang w:bidi="ar-IQ"/>
-        </w:rPr>
-        <w:t>ثم أغلق الصندوق بهدوء</w:t>
-      </w:r>
-      <w:r>
-        <w:rPr>
-          <w:rFonts w:hint="cs"/>
-          <w:sz w:val="32"/>
-          <w:szCs w:val="32"/>
-          <w:rtl/>
-          <w:lang w:bidi="ar-IQ"/>
-        </w:rPr>
-        <w:t>.</w:t>
-      </w:r>
-    </w:p>
-    <w:p>
-      <w:pPr>
-        <w:spacing w:line="360" w:lineRule="auto"/>
-        <w:jc w:val="right"/>
-        <w:rPr>
-          <w:sz w:val="32"/>
-          <w:szCs w:val="32"/>
-          <w:lang w:bidi="ar-IQ"/>
-        </w:rPr>
-      </w:pPr>
-      <w:r>
-        <w:rPr>
-          <w:rFonts w:cs="Arial"/>
-          <w:sz w:val="32"/>
-          <w:szCs w:val="32"/>
-          <w:rtl/>
-          <w:lang w:bidi="ar-IQ"/>
-        </w:rPr>
-        <w:t>وقف عند باب المنزل، وانحنى احترامًا للمكان الذي احتضن أحلامه الصغيرة</w:t>
-      </w:r>
-      <w:r>
-        <w:rPr>
-          <w:rFonts w:hint="cs"/>
-          <w:sz w:val="32"/>
-          <w:szCs w:val="32"/>
-          <w:rtl/>
-          <w:lang w:bidi="ar-IQ"/>
-        </w:rPr>
-        <w:t>.</w:t>
-      </w:r>
-    </w:p>
-    <w:p>
-      <w:pPr>
-        <w:spacing w:line="360" w:lineRule="auto"/>
-        <w:jc w:val="right"/>
-        <w:rPr>
-          <w:sz w:val="32"/>
-          <w:szCs w:val="32"/>
-          <w:lang w:bidi="ar-IQ"/>
-        </w:rPr>
-      </w:pPr>
-      <w:r>
-        <w:rPr>
-          <w:rFonts w:cs="Arial"/>
-          <w:sz w:val="32"/>
-          <w:szCs w:val="32"/>
-          <w:rtl/>
-          <w:lang w:bidi="ar-IQ"/>
-        </w:rPr>
-        <w:t>نظر إليه نظرة أخيرة</w:t>
-      </w:r>
-      <w:r>
-        <w:rPr>
-          <w:rFonts w:hint="cs"/>
-          <w:sz w:val="32"/>
-          <w:szCs w:val="32"/>
-          <w:rtl/>
-          <w:lang w:bidi="ar-IQ"/>
-        </w:rPr>
-        <w:t>...</w:t>
-      </w:r>
-    </w:p>
-    <w:p>
-      <w:pPr>
-        <w:spacing w:line="360" w:lineRule="auto"/>
-        <w:jc w:val="right"/>
-        <w:rPr>
-          <w:sz w:val="32"/>
-          <w:szCs w:val="32"/>
-          <w:lang w:bidi="ar-IQ"/>
-        </w:rPr>
-      </w:pPr>
-      <w:r>
-        <w:rPr>
-          <w:rFonts w:cs="Arial"/>
-          <w:sz w:val="32"/>
-          <w:szCs w:val="32"/>
-          <w:rtl/>
-          <w:lang w:bidi="ar-IQ"/>
-        </w:rPr>
-        <w:t>ثم استدار ورحل</w:t>
-      </w:r>
-      <w:r>
-        <w:rPr>
-          <w:rFonts w:hint="cs"/>
-          <w:sz w:val="32"/>
-          <w:szCs w:val="32"/>
-          <w:rtl/>
-          <w:lang w:bidi="ar-IQ"/>
-        </w:rPr>
-        <w:t>.</w:t>
-      </w:r>
-    </w:p>
-    <w:p>
-      <w:pPr>
-        <w:spacing w:line="360" w:lineRule="auto"/>
-        <w:jc w:val="right"/>
-        <w:rPr>
-          <w:sz w:val="32"/>
-          <w:szCs w:val="32"/>
-          <w:lang w:bidi="ar-IQ"/>
-        </w:rPr>
-      </w:pPr>
-      <w:r>
-        <w:rPr>
-          <w:sz w:val="32"/>
-          <w:szCs w:val="32"/>
-          <w:lang w:bidi="ar-IQ"/>
-        </w:rPr>
-        <w:t>---</w:t>
-      </w:r>
-    </w:p>
-    <w:p>
-      <w:pPr>
-        <w:spacing w:line="360" w:lineRule="auto"/>
-        <w:jc w:val="right"/>
-        <w:rPr>
-          <w:sz w:val="32"/>
-          <w:szCs w:val="32"/>
-          <w:lang w:bidi="ar-IQ"/>
-        </w:rPr>
-      </w:pPr>
-      <w:r>
-        <w:rPr>
-          <w:rFonts w:cs="Arial"/>
-          <w:sz w:val="32"/>
-          <w:szCs w:val="32"/>
-          <w:rtl/>
-          <w:lang w:bidi="ar-IQ"/>
-        </w:rPr>
-        <w:t>بعد وقت قصير، وصل إلى م</w:t>
-      </w:r>
-      <w:r>
-        <w:rPr>
-          <w:rFonts w:cs="Arial" w:hint="cs"/>
-          <w:sz w:val="32"/>
-          <w:szCs w:val="32"/>
-          <w:rtl/>
-          <w:lang w:bidi="ar-IQ"/>
-        </w:rPr>
-        <w:t>يناء</w:t>
-      </w:r>
-      <w:r>
-        <w:rPr>
-          <w:rFonts w:cs="Arial"/>
-          <w:sz w:val="32"/>
-          <w:szCs w:val="32"/>
-          <w:rtl/>
-          <w:lang w:bidi="ar-IQ"/>
-        </w:rPr>
-        <w:t xml:space="preserve"> السفن</w:t>
-      </w:r>
-      <w:r>
-        <w:rPr>
-          <w:rFonts w:hint="cs"/>
-          <w:sz w:val="32"/>
-          <w:szCs w:val="32"/>
-          <w:rtl/>
-          <w:lang w:bidi="ar-IQ"/>
-        </w:rPr>
-        <w:t>.</w:t>
-      </w:r>
-    </w:p>
-    <w:p>
-      <w:pPr>
-        <w:spacing w:line="360" w:lineRule="auto"/>
-        <w:jc w:val="right"/>
-        <w:rPr>
-          <w:sz w:val="32"/>
-          <w:szCs w:val="32"/>
-          <w:lang w:bidi="ar-IQ"/>
-        </w:rPr>
-      </w:pPr>
-      <w:r>
-        <w:rPr>
-          <w:rFonts w:cs="Arial"/>
-          <w:sz w:val="32"/>
-          <w:szCs w:val="32"/>
-          <w:rtl/>
-          <w:lang w:bidi="ar-IQ"/>
-        </w:rPr>
-        <w:t>كانت خالية تقريبًا</w:t>
-      </w:r>
-      <w:r>
-        <w:rPr>
-          <w:rFonts w:hint="cs"/>
-          <w:sz w:val="32"/>
-          <w:szCs w:val="32"/>
-          <w:rtl/>
-          <w:lang w:bidi="ar-IQ"/>
-        </w:rPr>
-        <w:t>.</w:t>
-      </w:r>
-    </w:p>
-    <w:p>
-      <w:pPr>
-        <w:spacing w:line="360" w:lineRule="auto"/>
-        <w:jc w:val="right"/>
-        <w:rPr>
-          <w:sz w:val="32"/>
-          <w:szCs w:val="32"/>
-          <w:lang w:bidi="ar-IQ"/>
-        </w:rPr>
-      </w:pPr>
-      <w:r>
-        <w:rPr>
-          <w:rFonts w:cs="Arial"/>
-          <w:sz w:val="32"/>
-          <w:szCs w:val="32"/>
-          <w:rtl/>
-          <w:lang w:bidi="ar-IQ"/>
-        </w:rPr>
-        <w:t>لم يبقَ سوى سفينة واحدة تستعد للمغادرة</w:t>
-      </w:r>
-      <w:r>
-        <w:rPr>
-          <w:rFonts w:cs="Arial" w:hint="cs"/>
-          <w:sz w:val="32"/>
-          <w:szCs w:val="32"/>
-          <w:rtl/>
-          <w:lang w:bidi="ar-IQ"/>
-        </w:rPr>
-        <w:t>.</w:t>
-      </w:r>
-    </w:p>
-    <w:p>
-      <w:pPr>
-        <w:spacing w:line="360" w:lineRule="auto"/>
-        <w:jc w:val="right"/>
-        <w:rPr>
-          <w:sz w:val="32"/>
-          <w:szCs w:val="32"/>
-          <w:lang w:bidi="ar-IQ"/>
-        </w:rPr>
-      </w:pPr>
-      <w:r>
-        <w:rPr>
-          <w:rFonts w:cs="Arial"/>
-          <w:sz w:val="32"/>
-          <w:szCs w:val="32"/>
-          <w:rtl/>
-          <w:lang w:bidi="ar-IQ"/>
-        </w:rPr>
-        <w:lastRenderedPageBreak/>
-        <w:t>وبجانبها وقف رجل طويل القامة، يرتدي ملابس مهرج بألوان زاهية، بينما كانت عيناه الزرقاوان تراقبان البحر بصمت</w:t>
-      </w:r>
-      <w:r>
-        <w:rPr>
-          <w:rFonts w:hint="cs"/>
-          <w:sz w:val="32"/>
-          <w:szCs w:val="32"/>
-          <w:rtl/>
-          <w:lang w:bidi="ar-IQ"/>
-        </w:rPr>
-        <w:t>.</w:t>
-      </w:r>
-    </w:p>
-    <w:p>
-      <w:pPr>
-        <w:spacing w:line="360" w:lineRule="auto"/>
-        <w:jc w:val="right"/>
-        <w:rPr>
-          <w:sz w:val="32"/>
-          <w:szCs w:val="32"/>
-          <w:lang w:bidi="ar-IQ"/>
-        </w:rPr>
-      </w:pPr>
-      <w:r>
-        <w:rPr>
-          <w:rFonts w:cs="Arial"/>
-          <w:sz w:val="32"/>
-          <w:szCs w:val="32"/>
-          <w:rtl/>
-          <w:lang w:bidi="ar-IQ"/>
-        </w:rPr>
-        <w:t>اقترب سيزوكي، وانحنى باحترام</w:t>
-      </w:r>
-      <w:r>
-        <w:rPr>
-          <w:rFonts w:cs="Arial" w:hint="cs"/>
-          <w:sz w:val="32"/>
-          <w:szCs w:val="32"/>
-          <w:rtl/>
-          <w:lang w:bidi="ar-IQ"/>
-        </w:rPr>
-        <w:t>.</w:t>
-      </w:r>
-    </w:p>
-    <w:p>
-      <w:pPr>
-        <w:spacing w:line="360" w:lineRule="auto"/>
-        <w:jc w:val="right"/>
-        <w:rPr>
-          <w:sz w:val="32"/>
-          <w:szCs w:val="32"/>
-          <w:lang w:bidi="ar-IQ"/>
-        </w:rPr>
-      </w:pPr>
-      <w:r>
-        <w:rPr>
-          <w:sz w:val="32"/>
-          <w:szCs w:val="32"/>
-          <w:lang w:bidi="ar-IQ"/>
-        </w:rPr>
-        <w:t>"</w:t>
-      </w:r>
-      <w:r>
-        <w:rPr>
-          <w:rFonts w:cs="Arial"/>
-          <w:sz w:val="32"/>
-          <w:szCs w:val="32"/>
-          <w:rtl/>
-          <w:lang w:bidi="ar-IQ"/>
-        </w:rPr>
-        <w:t>سيدي... هل تسمح لي بركوب السفينة؟</w:t>
-      </w:r>
-      <w:r>
-        <w:rPr>
-          <w:sz w:val="32"/>
-          <w:szCs w:val="32"/>
-          <w:lang w:bidi="ar-IQ"/>
-        </w:rPr>
-        <w:t>"</w:t>
-      </w:r>
-    </w:p>
-    <w:p>
-      <w:pPr>
-        <w:spacing w:line="360" w:lineRule="auto"/>
-        <w:jc w:val="right"/>
-        <w:rPr>
-          <w:sz w:val="32"/>
-          <w:szCs w:val="32"/>
-          <w:lang w:bidi="ar-IQ"/>
-        </w:rPr>
-      </w:pPr>
-      <w:r>
-        <w:rPr>
-          <w:rFonts w:cs="Arial"/>
-          <w:sz w:val="32"/>
-          <w:szCs w:val="32"/>
-          <w:rtl/>
-          <w:lang w:bidi="ar-IQ"/>
-        </w:rPr>
-        <w:t>نظر إليه الرجل</w:t>
-      </w:r>
-      <w:r>
-        <w:rPr>
-          <w:rFonts w:hint="cs"/>
-          <w:sz w:val="32"/>
-          <w:szCs w:val="32"/>
-          <w:rtl/>
-          <w:lang w:bidi="ar-IQ"/>
-        </w:rPr>
-        <w:t>.</w:t>
-      </w:r>
-    </w:p>
-    <w:p>
-      <w:pPr>
-        <w:spacing w:line="360" w:lineRule="auto"/>
-        <w:jc w:val="right"/>
-        <w:rPr>
-          <w:sz w:val="32"/>
-          <w:szCs w:val="32"/>
-          <w:lang w:bidi="ar-IQ"/>
-        </w:rPr>
-      </w:pPr>
-      <w:r>
-        <w:rPr>
-          <w:rFonts w:cs="Arial"/>
-          <w:sz w:val="32"/>
-          <w:szCs w:val="32"/>
-          <w:rtl/>
-          <w:lang w:bidi="ar-IQ"/>
-        </w:rPr>
-        <w:t>ثم سأل ب</w:t>
-      </w:r>
-      <w:r>
-        <w:rPr>
-          <w:rFonts w:cs="Arial" w:hint="cs"/>
-          <w:sz w:val="32"/>
-          <w:szCs w:val="32"/>
-          <w:rtl/>
-          <w:lang w:bidi="ar-IQ"/>
-        </w:rPr>
-        <w:t>جنون</w:t>
-      </w:r>
-      <w:r>
-        <w:rPr>
-          <w:rFonts w:hint="cs"/>
-          <w:sz w:val="32"/>
-          <w:szCs w:val="32"/>
-          <w:rtl/>
-          <w:lang w:bidi="ar-IQ"/>
-        </w:rPr>
-        <w:t xml:space="preserve"> :</w:t>
-      </w:r>
-    </w:p>
-    <w:p>
-      <w:pPr>
-        <w:spacing w:line="360" w:lineRule="auto"/>
-        <w:jc w:val="right"/>
-        <w:rPr>
-          <w:sz w:val="32"/>
-          <w:szCs w:val="32"/>
-          <w:lang w:bidi="ar-IQ"/>
-        </w:rPr>
-      </w:pPr>
-      <w:r>
-        <w:rPr>
-          <w:sz w:val="32"/>
-          <w:szCs w:val="32"/>
-          <w:lang w:bidi="ar-IQ"/>
-        </w:rPr>
-        <w:t>"</w:t>
-      </w:r>
-      <w:r>
-        <w:rPr>
-          <w:rFonts w:cs="Arial"/>
-          <w:sz w:val="32"/>
-          <w:szCs w:val="32"/>
-          <w:rtl/>
-          <w:lang w:bidi="ar-IQ"/>
-        </w:rPr>
-        <w:t>وما المقابل؟</w:t>
-      </w:r>
-      <w:r>
-        <w:rPr>
-          <w:sz w:val="32"/>
-          <w:szCs w:val="32"/>
-          <w:lang w:bidi="ar-IQ"/>
-        </w:rPr>
-        <w:t>"</w:t>
-      </w:r>
-    </w:p>
-    <w:p>
-      <w:pPr>
-        <w:spacing w:line="360" w:lineRule="auto"/>
-        <w:jc w:val="right"/>
-        <w:rPr>
-          <w:sz w:val="32"/>
-          <w:szCs w:val="32"/>
-          <w:lang w:bidi="ar-IQ"/>
-        </w:rPr>
-      </w:pPr>
-      <w:r>
-        <w:rPr>
-          <w:rFonts w:cs="Arial"/>
-          <w:sz w:val="32"/>
-          <w:szCs w:val="32"/>
-          <w:rtl/>
-          <w:lang w:bidi="ar-IQ"/>
-        </w:rPr>
-        <w:t>أخرج سيزوكي كيسًا صغيرًا من الأرز</w:t>
-      </w:r>
-      <w:r>
-        <w:rPr>
-          <w:rFonts w:hint="cs"/>
-          <w:sz w:val="32"/>
-          <w:szCs w:val="32"/>
-          <w:rtl/>
-          <w:lang w:bidi="ar-IQ"/>
-        </w:rPr>
-        <w:t>.</w:t>
-      </w:r>
-    </w:p>
-    <w:p>
-      <w:pPr>
-        <w:spacing w:line="360" w:lineRule="auto"/>
-        <w:jc w:val="right"/>
-        <w:rPr>
-          <w:sz w:val="32"/>
-          <w:szCs w:val="32"/>
-          <w:lang w:bidi="ar-IQ"/>
-        </w:rPr>
-      </w:pPr>
-      <w:r>
-        <w:rPr>
-          <w:sz w:val="32"/>
-          <w:szCs w:val="32"/>
-          <w:lang w:bidi="ar-IQ"/>
-        </w:rPr>
-        <w:t>"</w:t>
-      </w:r>
-      <w:r>
-        <w:rPr>
-          <w:rFonts w:hint="cs"/>
-          <w:sz w:val="32"/>
-          <w:szCs w:val="32"/>
-          <w:rtl/>
-          <w:lang w:bidi="ar-IQ"/>
-        </w:rPr>
-        <w:t>"</w:t>
-      </w:r>
-      <w:r>
-        <w:rPr>
-          <w:rFonts w:cs="Arial"/>
-          <w:sz w:val="32"/>
-          <w:szCs w:val="32"/>
-          <w:rtl/>
-          <w:lang w:bidi="ar-IQ"/>
-        </w:rPr>
-        <w:t>هذا كل ما أملك</w:t>
-      </w:r>
-      <w:r>
-        <w:rPr>
-          <w:rFonts w:hint="cs"/>
-          <w:sz w:val="32"/>
-          <w:szCs w:val="32"/>
-          <w:rtl/>
-          <w:lang w:bidi="ar-IQ"/>
-        </w:rPr>
-        <w:t>.</w:t>
-      </w:r>
-    </w:p>
-    <w:p>
-      <w:pPr>
-        <w:spacing w:line="360" w:lineRule="auto"/>
-        <w:jc w:val="right"/>
-        <w:rPr>
-          <w:sz w:val="32"/>
-          <w:szCs w:val="32"/>
-          <w:lang w:bidi="ar-IQ"/>
-        </w:rPr>
-      </w:pPr>
-      <w:r>
-        <w:rPr>
-          <w:rFonts w:cs="Arial"/>
-          <w:sz w:val="32"/>
-          <w:szCs w:val="32"/>
-          <w:rtl/>
-          <w:lang w:bidi="ar-IQ"/>
-        </w:rPr>
-        <w:t>تأمل الرجل الكيس للحظات، ثم ضحك ضحكة خفيفة</w:t>
-      </w:r>
-      <w:r>
-        <w:rPr>
-          <w:rFonts w:cs="Arial" w:hint="cs"/>
-          <w:sz w:val="32"/>
-          <w:szCs w:val="32"/>
-          <w:rtl/>
-          <w:lang w:bidi="ar-IQ"/>
-        </w:rPr>
-        <w:t>.</w:t>
-      </w:r>
-    </w:p>
-    <w:p>
-      <w:pPr>
-        <w:spacing w:line="360" w:lineRule="auto"/>
-        <w:jc w:val="right"/>
-        <w:rPr>
-          <w:sz w:val="32"/>
-          <w:szCs w:val="32"/>
-          <w:lang w:bidi="ar-IQ"/>
-        </w:rPr>
-      </w:pPr>
-      <w:r>
-        <w:rPr>
-          <w:sz w:val="32"/>
-          <w:szCs w:val="32"/>
-          <w:lang w:bidi="ar-IQ"/>
-        </w:rPr>
-        <w:t>"</w:t>
-      </w:r>
-      <w:r>
-        <w:rPr>
-          <w:rFonts w:hint="cs"/>
-          <w:sz w:val="32"/>
-          <w:szCs w:val="32"/>
-          <w:rtl/>
-          <w:lang w:bidi="ar-IQ"/>
-        </w:rPr>
-        <w:t>"</w:t>
-      </w:r>
-      <w:r>
-        <w:rPr>
-          <w:rFonts w:cs="Arial"/>
-          <w:sz w:val="32"/>
-          <w:szCs w:val="32"/>
-          <w:rtl/>
-          <w:lang w:bidi="ar-IQ"/>
-        </w:rPr>
-        <w:t>بهذا لن أستطيع شراء أبسط الأشياء</w:t>
-      </w:r>
-      <w:r>
-        <w:rPr>
-          <w:rFonts w:hint="cs"/>
-          <w:sz w:val="32"/>
-          <w:szCs w:val="32"/>
-          <w:rtl/>
-          <w:lang w:bidi="ar-IQ"/>
-        </w:rPr>
-        <w:t>.</w:t>
-      </w:r>
-    </w:p>
-    <w:p>
-      <w:pPr>
-        <w:spacing w:line="360" w:lineRule="auto"/>
-        <w:jc w:val="right"/>
-        <w:rPr>
-          <w:sz w:val="32"/>
-          <w:szCs w:val="32"/>
-          <w:lang w:bidi="ar-IQ"/>
-        </w:rPr>
-      </w:pPr>
-      <w:r>
-        <w:rPr>
-          <w:rFonts w:cs="Arial"/>
-          <w:sz w:val="32"/>
-          <w:szCs w:val="32"/>
-          <w:rtl/>
-          <w:lang w:bidi="ar-IQ"/>
-        </w:rPr>
-        <w:t>توقف قليلًا</w:t>
-      </w:r>
-      <w:r>
-        <w:rPr>
-          <w:rFonts w:cs="Arial" w:hint="cs"/>
-          <w:sz w:val="32"/>
-          <w:szCs w:val="32"/>
-          <w:rtl/>
-          <w:lang w:bidi="ar-IQ"/>
-        </w:rPr>
-        <w:t>.</w:t>
-      </w:r>
-    </w:p>
-    <w:p>
-      <w:pPr>
-        <w:spacing w:line="360" w:lineRule="auto"/>
-        <w:jc w:val="right"/>
-        <w:rPr>
-          <w:sz w:val="32"/>
-          <w:szCs w:val="32"/>
-          <w:lang w:bidi="ar-IQ"/>
-        </w:rPr>
-      </w:pPr>
-      <w:r>
-        <w:rPr>
-          <w:rFonts w:cs="Arial"/>
-          <w:sz w:val="32"/>
-          <w:szCs w:val="32"/>
-          <w:rtl/>
-          <w:lang w:bidi="ar-IQ"/>
-        </w:rPr>
-        <w:lastRenderedPageBreak/>
-        <w:t>ثم ابتسم</w:t>
-      </w:r>
-      <w:r>
-        <w:rPr>
-          <w:rFonts w:hint="cs"/>
-          <w:sz w:val="32"/>
-          <w:szCs w:val="32"/>
-          <w:rtl/>
-          <w:lang w:bidi="ar-IQ"/>
-        </w:rPr>
-        <w:t>.</w:t>
-      </w:r>
-    </w:p>
-    <w:p>
-      <w:pPr>
-        <w:spacing w:line="360" w:lineRule="auto"/>
-        <w:jc w:val="right"/>
-        <w:rPr>
-          <w:sz w:val="32"/>
-          <w:szCs w:val="32"/>
-          <w:lang w:bidi="ar-IQ"/>
-        </w:rPr>
-      </w:pPr>
-      <w:r>
-        <w:rPr>
-          <w:sz w:val="32"/>
-          <w:szCs w:val="32"/>
-          <w:lang w:bidi="ar-IQ"/>
-        </w:rPr>
-        <w:t>"</w:t>
-      </w:r>
-      <w:r>
-        <w:rPr>
-          <w:rFonts w:hint="cs"/>
-          <w:sz w:val="32"/>
-          <w:szCs w:val="32"/>
-          <w:rtl/>
-          <w:lang w:bidi="ar-IQ"/>
-        </w:rPr>
-        <w:t>"</w:t>
-      </w:r>
-      <w:r>
-        <w:rPr>
-          <w:rFonts w:cs="Arial"/>
-          <w:sz w:val="32"/>
-          <w:szCs w:val="32"/>
-          <w:rtl/>
-          <w:lang w:bidi="ar-IQ"/>
-        </w:rPr>
-        <w:t>لكن</w:t>
-      </w:r>
-      <w:r>
-        <w:rPr>
-          <w:rFonts w:hint="cs"/>
-          <w:sz w:val="32"/>
-          <w:szCs w:val="32"/>
-          <w:rtl/>
-          <w:lang w:bidi="ar-IQ"/>
-        </w:rPr>
-        <w:t>...</w:t>
-      </w:r>
-    </w:p>
-    <w:p>
-      <w:pPr>
-        <w:spacing w:line="360" w:lineRule="auto"/>
-        <w:jc w:val="right"/>
-        <w:rPr>
-          <w:sz w:val="32"/>
-          <w:szCs w:val="32"/>
-          <w:lang w:bidi="ar-IQ"/>
-        </w:rPr>
-      </w:pPr>
-      <w:r>
-        <w:rPr>
-          <w:rFonts w:hint="cs"/>
-          <w:sz w:val="32"/>
-          <w:szCs w:val="32"/>
-          <w:rtl/>
-          <w:lang w:bidi="ar-IQ"/>
-        </w:rPr>
-        <w:t>"</w:t>
-      </w:r>
-      <w:r>
-        <w:rPr>
-          <w:rFonts w:cs="Arial"/>
-          <w:sz w:val="32"/>
-          <w:szCs w:val="32"/>
-          <w:rtl/>
-          <w:lang w:bidi="ar-IQ"/>
-        </w:rPr>
-        <w:t>عيناك تخبرانني أنك مررت بما لا ينبغي لطفل أن</w:t>
-      </w:r>
-      <w:r>
-        <w:rPr>
-          <w:rFonts w:cs="Arial" w:hint="cs"/>
-          <w:sz w:val="32"/>
-          <w:szCs w:val="32"/>
-          <w:rtl/>
-          <w:lang w:bidi="ar-IQ"/>
-        </w:rPr>
-        <w:t>...</w:t>
-      </w:r>
-      <w:r>
-        <w:rPr>
-          <w:rFonts w:cs="Arial"/>
-          <w:sz w:val="32"/>
-          <w:szCs w:val="32"/>
-          <w:rtl/>
-          <w:lang w:bidi="ar-IQ"/>
-        </w:rPr>
-        <w:t xml:space="preserve"> يمر به</w:t>
-      </w:r>
-      <w:r>
-        <w:rPr>
-          <w:rFonts w:hint="cs"/>
-          <w:sz w:val="32"/>
-          <w:szCs w:val="32"/>
-          <w:rtl/>
-          <w:lang w:bidi="ar-IQ"/>
-        </w:rPr>
-        <w:t>."</w:t>
-      </w:r>
-    </w:p>
-    <w:p>
-      <w:pPr>
-        <w:spacing w:line="360" w:lineRule="auto"/>
-        <w:jc w:val="right"/>
-        <w:rPr>
-          <w:sz w:val="32"/>
-          <w:szCs w:val="32"/>
-          <w:lang w:bidi="ar-IQ"/>
-        </w:rPr>
-      </w:pPr>
-      <w:r>
-        <w:rPr>
-          <w:rFonts w:cs="Arial"/>
-          <w:sz w:val="32"/>
-          <w:szCs w:val="32"/>
-          <w:rtl/>
-          <w:lang w:bidi="ar-IQ"/>
-        </w:rPr>
-        <w:t>نظر إلى خصلة الشعر الحمراء بين شعره الأسود</w:t>
-      </w:r>
-      <w:r>
-        <w:rPr>
-          <w:rFonts w:cs="Arial" w:hint="cs"/>
-          <w:sz w:val="32"/>
-          <w:szCs w:val="32"/>
-          <w:rtl/>
-          <w:lang w:bidi="ar-IQ"/>
-        </w:rPr>
-        <w:t>.</w:t>
-      </w:r>
-    </w:p>
-    <w:p>
-      <w:pPr>
-        <w:spacing w:line="360" w:lineRule="auto"/>
-        <w:jc w:val="right"/>
-        <w:rPr>
-          <w:sz w:val="32"/>
-          <w:szCs w:val="32"/>
-          <w:lang w:bidi="ar-IQ"/>
-        </w:rPr>
-      </w:pPr>
-      <w:r>
-        <w:rPr>
-          <w:sz w:val="32"/>
-          <w:szCs w:val="32"/>
-          <w:lang w:bidi="ar-IQ"/>
-        </w:rPr>
-        <w:t>"</w:t>
-      </w:r>
-      <w:r>
-        <w:rPr>
-          <w:rFonts w:hint="cs"/>
-          <w:sz w:val="32"/>
-          <w:szCs w:val="32"/>
-          <w:rtl/>
-          <w:lang w:bidi="ar-IQ"/>
-        </w:rPr>
-        <w:t>"</w:t>
-      </w:r>
-      <w:r>
-        <w:rPr>
-          <w:rFonts w:cs="Arial"/>
-          <w:sz w:val="32"/>
-          <w:szCs w:val="32"/>
-          <w:rtl/>
-          <w:lang w:bidi="ar-IQ"/>
-        </w:rPr>
-        <w:t>ولهذا... سأدعك تركب</w:t>
-      </w:r>
-      <w:r>
-        <w:rPr>
-          <w:rFonts w:hint="cs"/>
-          <w:sz w:val="32"/>
-          <w:szCs w:val="32"/>
-          <w:rtl/>
-          <w:lang w:bidi="ar-IQ"/>
-        </w:rPr>
-        <w:t>.</w:t>
-      </w:r>
-    </w:p>
-    <w:p>
-      <w:pPr>
-        <w:spacing w:line="360" w:lineRule="auto"/>
-        <w:jc w:val="right"/>
-        <w:rPr>
-          <w:sz w:val="32"/>
-          <w:szCs w:val="32"/>
-          <w:lang w:bidi="ar-IQ"/>
-        </w:rPr>
-      </w:pPr>
-      <w:r>
-        <w:rPr>
-          <w:rFonts w:cs="Arial"/>
-          <w:sz w:val="32"/>
-          <w:szCs w:val="32"/>
-          <w:rtl/>
-          <w:lang w:bidi="ar-IQ"/>
-        </w:rPr>
-        <w:t>انحنى سيزوكي مرة أخرى</w:t>
-      </w:r>
-      <w:r>
-        <w:rPr>
-          <w:rFonts w:hint="cs"/>
-          <w:sz w:val="32"/>
-          <w:szCs w:val="32"/>
-          <w:rtl/>
-          <w:lang w:bidi="ar-IQ"/>
-        </w:rPr>
-        <w:t>.</w:t>
-      </w:r>
-    </w:p>
-    <w:p>
-      <w:pPr>
-        <w:spacing w:line="360" w:lineRule="auto"/>
-        <w:jc w:val="right"/>
-        <w:rPr>
-          <w:sz w:val="32"/>
-          <w:szCs w:val="32"/>
-          <w:lang w:bidi="ar-IQ"/>
-        </w:rPr>
-      </w:pPr>
-      <w:r>
-        <w:rPr>
-          <w:sz w:val="32"/>
-          <w:szCs w:val="32"/>
-          <w:lang w:bidi="ar-IQ"/>
-        </w:rPr>
-        <w:t>"</w:t>
-      </w:r>
-      <w:r>
-        <w:rPr>
-          <w:rFonts w:hint="cs"/>
-          <w:sz w:val="32"/>
-          <w:szCs w:val="32"/>
-          <w:rtl/>
-          <w:lang w:bidi="ar-IQ"/>
-        </w:rPr>
-        <w:t>"</w:t>
-      </w:r>
-      <w:r>
-        <w:rPr>
-          <w:rFonts w:cs="Arial"/>
-          <w:sz w:val="32"/>
-          <w:szCs w:val="32"/>
-          <w:rtl/>
-          <w:lang w:bidi="ar-IQ"/>
-        </w:rPr>
-        <w:t>شكرًا لك</w:t>
-      </w:r>
-      <w:r>
-        <w:rPr>
-          <w:rFonts w:hint="cs"/>
-          <w:sz w:val="32"/>
-          <w:szCs w:val="32"/>
-          <w:rtl/>
-          <w:lang w:bidi="ar-IQ"/>
-        </w:rPr>
-        <w:t>.</w:t>
-      </w:r>
-    </w:p>
-    <w:p>
-      <w:pPr>
-        <w:spacing w:line="360" w:lineRule="auto"/>
-        <w:jc w:val="right"/>
-        <w:rPr>
-          <w:sz w:val="32"/>
-          <w:szCs w:val="32"/>
-          <w:lang w:bidi="ar-IQ"/>
-        </w:rPr>
-      </w:pPr>
-      <w:r>
-        <w:rPr>
-          <w:rFonts w:cs="Arial"/>
-          <w:sz w:val="32"/>
-          <w:szCs w:val="32"/>
-          <w:rtl/>
-          <w:lang w:bidi="ar-IQ"/>
-        </w:rPr>
-        <w:t>ركض نحو السفينة، لكنه توقف فجأة واستدار</w:t>
-      </w:r>
-      <w:r>
-        <w:rPr>
-          <w:rFonts w:cs="Arial" w:hint="cs"/>
-          <w:sz w:val="32"/>
-          <w:szCs w:val="32"/>
-          <w:rtl/>
-          <w:lang w:bidi="ar-IQ"/>
-        </w:rPr>
-        <w:t>.</w:t>
-      </w:r>
-    </w:p>
-    <w:p>
-      <w:pPr>
-        <w:spacing w:line="360" w:lineRule="auto"/>
-        <w:jc w:val="right"/>
-        <w:rPr>
-          <w:sz w:val="32"/>
-          <w:szCs w:val="32"/>
-          <w:lang w:bidi="ar-IQ"/>
-        </w:rPr>
-      </w:pPr>
-      <w:r>
-        <w:rPr>
-          <w:sz w:val="32"/>
-          <w:szCs w:val="32"/>
-          <w:lang w:bidi="ar-IQ"/>
-        </w:rPr>
-        <w:t>"</w:t>
-      </w:r>
-      <w:r>
-        <w:rPr>
-          <w:rFonts w:cs="Arial"/>
-          <w:sz w:val="32"/>
-          <w:szCs w:val="32"/>
-          <w:rtl/>
-          <w:lang w:bidi="ar-IQ"/>
-        </w:rPr>
-        <w:t>سيدي... ما اسمك؟</w:t>
-      </w:r>
-      <w:r>
-        <w:rPr>
-          <w:sz w:val="32"/>
-          <w:szCs w:val="32"/>
-          <w:lang w:bidi="ar-IQ"/>
-        </w:rPr>
-        <w:t>"</w:t>
-      </w:r>
-    </w:p>
-    <w:p>
-      <w:pPr>
-        <w:spacing w:line="360" w:lineRule="auto"/>
-        <w:jc w:val="right"/>
-        <w:rPr>
-          <w:sz w:val="32"/>
-          <w:szCs w:val="32"/>
-          <w:lang w:bidi="ar-IQ"/>
-        </w:rPr>
-      </w:pPr>
-      <w:r>
-        <w:rPr>
-          <w:rFonts w:cs="Arial"/>
-          <w:sz w:val="32"/>
-          <w:szCs w:val="32"/>
-          <w:rtl/>
-          <w:lang w:bidi="ar-IQ"/>
-        </w:rPr>
-        <w:t>رفع الرجل يده ولوّح مبتسمًا</w:t>
-      </w:r>
-      <w:r>
-        <w:rPr>
-          <w:rFonts w:hint="cs"/>
-          <w:sz w:val="32"/>
-          <w:szCs w:val="32"/>
-          <w:rtl/>
-          <w:lang w:bidi="ar-IQ"/>
-        </w:rPr>
-        <w:t>.</w:t>
-      </w:r>
-    </w:p>
-    <w:p>
-      <w:pPr>
-        <w:spacing w:line="360" w:lineRule="auto"/>
-        <w:jc w:val="right"/>
-        <w:rPr>
-          <w:sz w:val="32"/>
-          <w:szCs w:val="32"/>
-          <w:lang w:bidi="ar-IQ"/>
-        </w:rPr>
-      </w:pPr>
-      <w:r>
-        <w:rPr>
-          <w:sz w:val="32"/>
-          <w:szCs w:val="32"/>
-          <w:lang w:bidi="ar-IQ"/>
-        </w:rPr>
-        <w:t>"</w:t>
-      </w:r>
-      <w:r>
-        <w:rPr>
-          <w:rFonts w:hint="cs"/>
-          <w:sz w:val="32"/>
-          <w:szCs w:val="32"/>
-          <w:rtl/>
-          <w:lang w:bidi="ar-IQ"/>
-        </w:rPr>
-        <w:t>"</w:t>
-      </w:r>
-      <w:r>
-        <w:rPr>
-          <w:rFonts w:cs="Arial"/>
-          <w:sz w:val="32"/>
-          <w:szCs w:val="32"/>
-          <w:rtl/>
-          <w:lang w:bidi="ar-IQ"/>
-        </w:rPr>
-        <w:t>اسمي</w:t>
-      </w:r>
-      <w:r>
-        <w:rPr>
-          <w:rFonts w:hint="cs"/>
-          <w:sz w:val="32"/>
-          <w:szCs w:val="32"/>
-          <w:rtl/>
-          <w:lang w:bidi="ar-IQ"/>
-        </w:rPr>
-        <w:t>...</w:t>
-      </w:r>
-    </w:p>
-    <w:p>
-      <w:pPr>
-        <w:spacing w:line="360" w:lineRule="auto"/>
-        <w:jc w:val="right"/>
-        <w:rPr>
-          <w:sz w:val="32"/>
-          <w:szCs w:val="32"/>
-          <w:lang w:bidi="ar-IQ"/>
-        </w:rPr>
-      </w:pPr>
-      <w:r>
-        <w:rPr>
-          <w:rFonts w:cs="Arial"/>
-          <w:sz w:val="32"/>
-          <w:szCs w:val="32"/>
-          <w:rtl/>
-          <w:lang w:bidi="ar-IQ"/>
-        </w:rPr>
-        <w:t>سايكو</w:t>
-      </w:r>
-      <w:r>
-        <w:rPr>
-          <w:rFonts w:hint="cs"/>
-          <w:sz w:val="32"/>
-          <w:szCs w:val="32"/>
-          <w:rtl/>
-          <w:lang w:bidi="ar-IQ"/>
-        </w:rPr>
-        <w:t>.</w:t>
-      </w:r>
-    </w:p>
-    <w:p>
-      <w:pPr>
-        <w:spacing w:line="360" w:lineRule="auto"/>
-        <w:jc w:val="right"/>
-        <w:rPr>
-          <w:sz w:val="32"/>
-          <w:szCs w:val="32"/>
-          <w:lang w:bidi="ar-IQ"/>
-        </w:rPr>
-      </w:pPr>
-      <w:r>
-        <w:rPr>
-          <w:rFonts w:cs="Arial" w:hint="cs"/>
-          <w:sz w:val="32"/>
-          <w:szCs w:val="32"/>
-          <w:rtl/>
-          <w:lang w:bidi="ar-IQ"/>
-        </w:rPr>
-        <w:lastRenderedPageBreak/>
-        <w:t>فقال سيزوكي :</w:t>
-      </w:r>
-    </w:p>
-    <w:p>
-      <w:pPr>
-        <w:spacing w:line="360" w:lineRule="auto"/>
-        <w:jc w:val="right"/>
-        <w:rPr>
-          <w:sz w:val="32"/>
-          <w:szCs w:val="32"/>
-          <w:lang w:bidi="ar-IQ"/>
-        </w:rPr>
-      </w:pPr>
-      <w:r>
-        <w:rPr>
-          <w:sz w:val="32"/>
-          <w:szCs w:val="32"/>
-          <w:lang w:bidi="ar-IQ"/>
-        </w:rPr>
-        <w:t>"</w:t>
-      </w:r>
-      <w:r>
-        <w:rPr>
-          <w:rFonts w:hint="cs"/>
-          <w:sz w:val="32"/>
-          <w:szCs w:val="32"/>
-          <w:rtl/>
-          <w:lang w:bidi="ar-IQ"/>
-        </w:rPr>
-        <w:t>"</w:t>
-      </w:r>
-      <w:r>
-        <w:rPr>
-          <w:rFonts w:cs="Arial"/>
-          <w:sz w:val="32"/>
-          <w:szCs w:val="32"/>
-          <w:rtl/>
-          <w:lang w:bidi="ar-IQ"/>
-        </w:rPr>
-        <w:t>لن أنسى معروفك أبدًا</w:t>
-      </w:r>
-      <w:r>
-        <w:rPr>
-          <w:rFonts w:cs="Arial"/>
-          <w:sz w:val="32"/>
-          <w:szCs w:val="32"/>
-          <w:rtl/>
-          <w:lang w:bidi="ar-IQ"/>
-        </w:rPr>
-        <w:t>،</w:t>
-      </w:r>
-      <w:r>
-        <w:rPr>
-          <w:rFonts w:cs="Arial" w:hint="cs"/>
-          <w:sz w:val="32"/>
-          <w:szCs w:val="32"/>
-          <w:rtl/>
-          <w:lang w:bidi="ar-IQ"/>
-        </w:rPr>
-        <w:t xml:space="preserve"> اتمنا لو كانو الحميع مثلك</w:t>
-      </w:r>
-    </w:p>
-    <w:p>
-      <w:pPr>
-        <w:spacing w:line="360" w:lineRule="auto"/>
-        <w:jc w:val="right"/>
-        <w:rPr>
-          <w:sz w:val="32"/>
-          <w:szCs w:val="32"/>
-          <w:lang w:bidi="ar-IQ"/>
-        </w:rPr>
-      </w:pPr>
-      <w:r>
-        <w:rPr>
-          <w:rFonts w:cs="Arial"/>
-          <w:sz w:val="32"/>
-          <w:szCs w:val="32"/>
-          <w:rtl/>
-          <w:lang w:bidi="ar-IQ"/>
-        </w:rPr>
-        <w:t>ظل سايكو ينظر إليه بصمت</w:t>
-      </w:r>
-      <w:r>
-        <w:rPr>
-          <w:rFonts w:hint="cs"/>
-          <w:sz w:val="32"/>
-          <w:szCs w:val="32"/>
-          <w:rtl/>
-          <w:lang w:bidi="ar-IQ"/>
-        </w:rPr>
-        <w:t>.</w:t>
-      </w:r>
-    </w:p>
-    <w:p>
-      <w:pPr>
-        <w:spacing w:line="360" w:lineRule="auto"/>
-        <w:jc w:val="right"/>
-        <w:rPr>
-          <w:sz w:val="32"/>
-          <w:szCs w:val="32"/>
-          <w:lang w:bidi="ar-IQ"/>
-        </w:rPr>
-      </w:pPr>
-      <w:r>
-        <w:rPr>
-          <w:rFonts w:cs="Arial"/>
-          <w:sz w:val="32"/>
-          <w:szCs w:val="32"/>
-          <w:rtl/>
-          <w:lang w:bidi="ar-IQ"/>
-        </w:rPr>
-        <w:t>ثم همس لنفسه</w:t>
-      </w:r>
-      <w:r>
-        <w:rPr>
-          <w:rFonts w:hint="cs"/>
-          <w:sz w:val="32"/>
-          <w:szCs w:val="32"/>
-          <w:rtl/>
-          <w:lang w:bidi="ar-IQ"/>
-        </w:rPr>
-        <w:t xml:space="preserve"> :</w:t>
-      </w:r>
-    </w:p>
-    <w:p>
-      <w:pPr>
-        <w:spacing w:line="360" w:lineRule="auto"/>
-        <w:jc w:val="right"/>
-        <w:rPr>
-          <w:sz w:val="32"/>
-          <w:szCs w:val="32"/>
-          <w:lang w:bidi="ar-IQ"/>
-        </w:rPr>
-      </w:pPr>
-      <w:r>
-        <w:rPr>
-          <w:sz w:val="32"/>
-          <w:szCs w:val="32"/>
-          <w:lang w:bidi="ar-IQ"/>
-        </w:rPr>
-        <w:t>"</w:t>
-      </w:r>
-      <w:r>
-        <w:rPr>
-          <w:rFonts w:hint="cs"/>
-          <w:sz w:val="32"/>
-          <w:szCs w:val="32"/>
-          <w:rtl/>
-          <w:lang w:bidi="ar-IQ"/>
-        </w:rPr>
-        <w:t xml:space="preserve">" </w:t>
-      </w:r>
-      <w:r>
-        <w:rPr>
-          <w:rFonts w:cs="Arial"/>
-          <w:sz w:val="32"/>
-          <w:szCs w:val="32"/>
-          <w:rtl/>
-          <w:lang w:bidi="ar-IQ"/>
-        </w:rPr>
-        <w:t>ليت أولادي</w:t>
-      </w:r>
-      <w:r>
-        <w:rPr>
-          <w:rFonts w:hint="cs"/>
-          <w:sz w:val="32"/>
-          <w:szCs w:val="32"/>
-          <w:rtl/>
-          <w:lang w:bidi="ar-IQ"/>
-        </w:rPr>
-        <w:t>...</w:t>
-      </w:r>
-    </w:p>
-    <w:p>
-      <w:pPr>
-        <w:spacing w:line="360" w:lineRule="auto"/>
-        <w:jc w:val="right"/>
-        <w:rPr>
-          <w:sz w:val="32"/>
-          <w:szCs w:val="32"/>
-          <w:lang w:bidi="ar-IQ"/>
-        </w:rPr>
-      </w:pPr>
-      <w:r>
-        <w:rPr>
-          <w:sz w:val="32"/>
-          <w:szCs w:val="32"/>
-          <w:lang w:bidi="ar-IQ"/>
-        </w:rPr>
-        <w:t>"...</w:t>
-      </w:r>
-      <w:r>
-        <w:rPr>
-          <w:rFonts w:hint="cs"/>
-          <w:sz w:val="32"/>
-          <w:szCs w:val="32"/>
-          <w:rtl/>
-          <w:lang w:bidi="ar-IQ"/>
-        </w:rPr>
-        <w:t>"</w:t>
-      </w:r>
-      <w:r>
-        <w:rPr>
-          <w:rFonts w:cs="Arial"/>
-          <w:sz w:val="32"/>
-          <w:szCs w:val="32"/>
-          <w:rtl/>
-          <w:lang w:bidi="ar-IQ"/>
-        </w:rPr>
-        <w:t>كانوا يملكون هذه النظرة</w:t>
-      </w:r>
-    </w:p>
-    <w:p>
-      <w:pPr>
-        <w:spacing w:line="360" w:lineRule="auto"/>
-        <w:jc w:val="right"/>
-        <w:rPr>
-          <w:sz w:val="32"/>
-          <w:szCs w:val="32"/>
-          <w:rtl/>
-          <w:lang w:bidi="ar-IQ"/>
-        </w:rPr>
-      </w:pPr>
-      <w:r>
-        <w:rPr>
-          <w:rFonts w:hint="cs"/>
-          <w:sz w:val="32"/>
-          <w:szCs w:val="32"/>
-          <w:rtl/>
-          <w:lang w:bidi="ar-IQ"/>
-        </w:rPr>
-        <w:t>رفع يده قائلًا :</w:t>
-      </w:r>
-    </w:p>
-    <w:p>
-      <w:pPr>
-        <w:spacing w:line="360" w:lineRule="auto"/>
-        <w:jc w:val="right"/>
-        <w:rPr>
-          <w:sz w:val="32"/>
-          <w:szCs w:val="32"/>
-          <w:rtl/>
-          <w:lang w:bidi="ar-IQ"/>
-        </w:rPr>
-      </w:pPr>
-      <w:r>
-        <w:rPr>
-          <w:rFonts w:hint="cs"/>
-          <w:sz w:val="32"/>
-          <w:szCs w:val="32"/>
-          <w:rtl/>
-          <w:lang w:bidi="ar-IQ"/>
-        </w:rPr>
-        <w:t>"أراك لاحقًا يا سيزوكي"</w:t>
-      </w:r>
-    </w:p>
-    <w:p>
-      <w:pPr>
-        <w:spacing w:line="360" w:lineRule="auto"/>
-        <w:jc w:val="right"/>
-        <w:rPr>
-          <w:sz w:val="32"/>
-          <w:szCs w:val="32"/>
-          <w:rtl/>
-          <w:lang w:bidi="ar-IQ"/>
-        </w:rPr>
-      </w:pPr>
-      <w:r>
-        <w:rPr>
-          <w:rFonts w:cs="Arial"/>
-          <w:sz w:val="32"/>
-          <w:szCs w:val="32"/>
-          <w:rtl/>
-          <w:lang w:bidi="ar-IQ"/>
-        </w:rPr>
-        <w:t>اتسعت عينا سيزوكي</w:t>
-      </w:r>
-      <w:r>
-        <w:rPr>
-          <w:rFonts w:cs="Arial" w:hint="cs"/>
-          <w:sz w:val="32"/>
-          <w:szCs w:val="32"/>
-          <w:rtl/>
-          <w:lang w:bidi="ar-IQ"/>
-        </w:rPr>
-        <w:t xml:space="preserve"> :</w:t>
-      </w:r>
-    </w:p>
-    <w:p>
-      <w:pPr>
-        <w:spacing w:line="360" w:lineRule="auto"/>
-        <w:jc w:val="right"/>
-        <w:rPr>
-          <w:sz w:val="32"/>
-          <w:szCs w:val="32"/>
-          <w:lang w:bidi="ar-IQ"/>
-        </w:rPr>
-      </w:pPr>
-      <w:r>
-        <w:rPr>
-          <w:sz w:val="32"/>
-          <w:szCs w:val="32"/>
-          <w:lang w:bidi="ar-IQ"/>
-        </w:rPr>
-        <w:t>"</w:t>
-      </w:r>
-      <w:r>
-        <w:rPr>
-          <w:rFonts w:cs="Arial"/>
-          <w:sz w:val="32"/>
-          <w:szCs w:val="32"/>
-          <w:rtl/>
-          <w:lang w:bidi="ar-IQ"/>
-        </w:rPr>
-        <w:t>كيف عرفت اسمي؟</w:t>
-      </w:r>
-      <w:r>
-        <w:rPr>
-          <w:sz w:val="32"/>
-          <w:szCs w:val="32"/>
-          <w:lang w:bidi="ar-IQ"/>
-        </w:rPr>
-        <w:t>"</w:t>
-      </w:r>
-    </w:p>
-    <w:p>
-      <w:pPr>
-        <w:spacing w:line="360" w:lineRule="auto"/>
-        <w:jc w:val="right"/>
-        <w:rPr>
-          <w:sz w:val="32"/>
-          <w:szCs w:val="32"/>
-          <w:lang w:bidi="ar-IQ"/>
-        </w:rPr>
-      </w:pPr>
-      <w:r>
-        <w:rPr>
-          <w:rFonts w:cs="Arial"/>
-          <w:sz w:val="32"/>
-          <w:szCs w:val="32"/>
-          <w:rtl/>
-          <w:lang w:bidi="ar-IQ"/>
-        </w:rPr>
-        <w:t>ابتسم سايكو بخبث</w:t>
-      </w:r>
-      <w:r>
-        <w:rPr>
-          <w:rFonts w:hint="cs"/>
-          <w:sz w:val="32"/>
-          <w:szCs w:val="32"/>
-          <w:rtl/>
-          <w:lang w:bidi="ar-IQ"/>
-        </w:rPr>
-        <w:t>.</w:t>
-      </w:r>
-    </w:p>
-    <w:p>
-      <w:pPr>
-        <w:spacing w:line="360" w:lineRule="auto"/>
-        <w:jc w:val="right"/>
-        <w:rPr>
-          <w:sz w:val="32"/>
-          <w:szCs w:val="32"/>
-          <w:lang w:bidi="ar-IQ"/>
-        </w:rPr>
-      </w:pPr>
-      <w:r>
-        <w:rPr>
-          <w:sz w:val="32"/>
-          <w:szCs w:val="32"/>
-          <w:lang w:bidi="ar-IQ"/>
-        </w:rPr>
-        <w:t>"</w:t>
-      </w:r>
-      <w:r>
-        <w:rPr>
-          <w:rFonts w:hint="cs"/>
-          <w:sz w:val="32"/>
-          <w:szCs w:val="32"/>
-          <w:rtl/>
-          <w:lang w:bidi="ar-IQ"/>
-        </w:rPr>
-        <w:t>"</w:t>
-      </w:r>
-      <w:r>
-        <w:rPr>
-          <w:rFonts w:cs="Arial"/>
-          <w:sz w:val="32"/>
-          <w:szCs w:val="32"/>
-          <w:rtl/>
-          <w:lang w:bidi="ar-IQ"/>
-        </w:rPr>
-        <w:t>المهرجون</w:t>
-      </w:r>
-      <w:r>
-        <w:rPr>
-          <w:rFonts w:hint="cs"/>
-          <w:sz w:val="32"/>
-          <w:szCs w:val="32"/>
-          <w:rtl/>
-          <w:lang w:bidi="ar-IQ"/>
-        </w:rPr>
-        <w:t>...</w:t>
-      </w:r>
-    </w:p>
-    <w:p>
-      <w:pPr>
-        <w:spacing w:line="360" w:lineRule="auto"/>
-        <w:jc w:val="right"/>
-        <w:rPr>
-          <w:sz w:val="32"/>
-          <w:szCs w:val="32"/>
-          <w:lang w:bidi="ar-IQ"/>
-        </w:rPr>
-      </w:pPr>
-      <w:r>
-        <w:rPr>
-          <w:sz w:val="32"/>
-          <w:szCs w:val="32"/>
-          <w:lang w:bidi="ar-IQ"/>
-        </w:rPr>
-        <w:lastRenderedPageBreak/>
+          <w:sz w:val="32"/>
+          <w:szCs w:val="32"/>
+          <w:lang w:bidi="ar-IQ"/>
+        </w:rPr>
         <w:t>"...</w:t>
       </w:r>
       <w:r>
@@ -20554,6 +21575,7 @@
           <w:rtl/>
           <w:lang w:bidi="ar-IQ"/>
         </w:rPr>
+        <w:lastRenderedPageBreak/>
         <w:t>ركب سيزوكي السفينة.</w:t>
       </w:r>
     </w:p>
@@ -20575,7 +21597,6 @@
           <w:rtl/>
           <w:lang w:bidi="ar-IQ"/>
         </w:rPr>
-        <w:lastRenderedPageBreak/>
         <w:t>جلس وحيدًا في أحد الأركان</w:t>
       </w:r>
       <w:r>
@@ -20937,7 +21958,17 @@
           <w:rtl/>
           <w:lang w:bidi="ar-IQ"/>
         </w:rPr>
-        <w:t xml:space="preserve"> الحمراء</w:t>
+        <w:t xml:space="preserve"> الحمر</w:t>
+      </w:r>
+      <w:r>
+        <w:rPr>
+          <w:rFonts w:cs="Arial" w:hint="cs"/>
+          <w:sz w:val="32"/>
+          <w:szCs w:val="32"/>
+          <w:rtl/>
+          <w:lang w:bidi="ar-IQ"/>
+        </w:rPr>
+        <w:t>اوين</w:t>
       </w:r>
       <w:r>
         <w:rPr>
@@ -21489,29 +22520,109 @@
           <w:rtl/>
           <w:lang w:bidi="ar-IQ"/>
         </w:rPr>
-        <w:t>ثم قال سيزوكي وهو ينظر للامام :</w:t>
-      </w:r>
-    </w:p>
-    <w:p>
-      <w:pPr>
-        <w:spacing w:line="360" w:lineRule="auto"/>
-        <w:jc w:val="right"/>
-        <w:rPr>
-          <w:sz w:val="32"/>
-          <w:szCs w:val="32"/>
-          <w:rtl/>
-          <w:lang w:bidi="ar-IQ"/>
-        </w:rPr>
-      </w:pPr>
-      <w:r>
-        <w:rPr>
-          <w:rFonts w:hint="cs"/>
-          <w:sz w:val="32"/>
-          <w:szCs w:val="32"/>
-          <w:rtl/>
-          <w:lang w:bidi="ar-IQ"/>
-        </w:rPr>
-        <w:t>"حلمي ان اكون الساموراي الذهبي لانه قوي وحرر بلده"</w:t>
+        <w:t>ثم قال سيزوكي وهو ينظر لل</w:t>
+      </w:r>
+      <w:r>
+        <w:rPr>
+          <w:rFonts w:hint="cs"/>
+          <w:sz w:val="32"/>
+          <w:szCs w:val="32"/>
+          <w:rtl/>
+          <w:lang w:bidi="ar-IQ"/>
+        </w:rPr>
+        <w:t>أ</w:t>
+      </w:r>
+      <w:r>
+        <w:rPr>
+          <w:rFonts w:hint="cs"/>
+          <w:sz w:val="32"/>
+          <w:szCs w:val="32"/>
+          <w:rtl/>
+          <w:lang w:bidi="ar-IQ"/>
+        </w:rPr>
+        <w:t>مام :</w:t>
+      </w:r>
+    </w:p>
+    <w:p>
+      <w:pPr>
+        <w:spacing w:line="360" w:lineRule="auto"/>
+        <w:jc w:val="right"/>
+        <w:rPr>
+          <w:sz w:val="32"/>
+          <w:szCs w:val="32"/>
+          <w:rtl/>
+          <w:lang w:bidi="ar-IQ"/>
+        </w:rPr>
+      </w:pPr>
+      <w:r>
+        <w:rPr>
+          <w:rFonts w:hint="cs"/>
+          <w:sz w:val="32"/>
+          <w:szCs w:val="32"/>
+          <w:rtl/>
+          <w:lang w:bidi="ar-IQ"/>
+        </w:rPr>
+        <w:t xml:space="preserve">"حلمي </w:t>
+      </w:r>
+      <w:r>
+        <w:rPr>
+          <w:rFonts w:hint="cs"/>
+          <w:sz w:val="32"/>
+          <w:szCs w:val="32"/>
+          <w:rtl/>
+          <w:lang w:bidi="ar-IQ"/>
+        </w:rPr>
+        <w:t>أ</w:t>
+      </w:r>
+      <w:r>
+        <w:rPr>
+          <w:rFonts w:hint="cs"/>
+          <w:sz w:val="32"/>
+          <w:szCs w:val="32"/>
+          <w:rtl/>
+          <w:lang w:bidi="ar-IQ"/>
+        </w:rPr>
+        <w:t xml:space="preserve">ن </w:t>
+      </w:r>
+      <w:r>
+        <w:rPr>
+          <w:rFonts w:hint="cs"/>
+          <w:sz w:val="32"/>
+          <w:szCs w:val="32"/>
+          <w:rtl/>
+          <w:lang w:bidi="ar-IQ"/>
+        </w:rPr>
+        <w:t>أ</w:t>
+      </w:r>
+      <w:r>
+        <w:rPr>
+          <w:rFonts w:hint="cs"/>
+          <w:sz w:val="32"/>
+          <w:szCs w:val="32"/>
+          <w:rtl/>
+          <w:lang w:bidi="ar-IQ"/>
+        </w:rPr>
+        <w:t>كون الساموراي الذهبي ل</w:t>
+      </w:r>
+      <w:r>
+        <w:rPr>
+          <w:rFonts w:hint="cs"/>
+          <w:sz w:val="32"/>
+          <w:szCs w:val="32"/>
+          <w:rtl/>
+          <w:lang w:bidi="ar-IQ"/>
+        </w:rPr>
+        <w:t>أ</w:t>
+      </w:r>
+      <w:r>
+        <w:rPr>
+          <w:rFonts w:hint="cs"/>
+          <w:sz w:val="32"/>
+          <w:szCs w:val="32"/>
+          <w:rtl/>
+          <w:lang w:bidi="ar-IQ"/>
+        </w:rPr>
+        <w:t>نه قوي وحرر بلده"</w:t>
       </w:r>
     </w:p>
     <w:p>
@@ -21555,17 +22666,97 @@
           <w:rtl/>
           <w:lang w:bidi="ar-IQ"/>
         </w:rPr>
-        <w:t xml:space="preserve">"حلمي ان احرر بلدي </w:t>
-      </w:r>
-      <w:r>
-        <w:rPr>
-          <w:rFonts w:hint="cs"/>
-          <w:sz w:val="32"/>
-          <w:szCs w:val="32"/>
-          <w:rtl/>
-          <w:lang w:bidi="ar-IQ"/>
-        </w:rPr>
-        <w:t>واكون اقوى ساموراي"</w:t>
+        <w:t xml:space="preserve">"حلمي </w:t>
+      </w:r>
+      <w:r>
+        <w:rPr>
+          <w:rFonts w:hint="cs"/>
+          <w:sz w:val="32"/>
+          <w:szCs w:val="32"/>
+          <w:rtl/>
+          <w:lang w:bidi="ar-IQ"/>
+        </w:rPr>
+        <w:t>أ</w:t>
+      </w:r>
+      <w:r>
+        <w:rPr>
+          <w:rFonts w:hint="cs"/>
+          <w:sz w:val="32"/>
+          <w:szCs w:val="32"/>
+          <w:rtl/>
+          <w:lang w:bidi="ar-IQ"/>
+        </w:rPr>
+        <w:t xml:space="preserve">ن </w:t>
+      </w:r>
+      <w:r>
+        <w:rPr>
+          <w:rFonts w:hint="cs"/>
+          <w:sz w:val="32"/>
+          <w:szCs w:val="32"/>
+          <w:rtl/>
+          <w:lang w:bidi="ar-IQ"/>
+        </w:rPr>
+        <w:t>أ</w:t>
+      </w:r>
+      <w:r>
+        <w:rPr>
+          <w:rFonts w:hint="cs"/>
+          <w:sz w:val="32"/>
+          <w:szCs w:val="32"/>
+          <w:rtl/>
+          <w:lang w:bidi="ar-IQ"/>
+        </w:rPr>
+        <w:t xml:space="preserve">حرر بلدي </w:t>
+      </w:r>
+      <w:r>
+        <w:rPr>
+          <w:rFonts w:hint="cs"/>
+          <w:sz w:val="32"/>
+          <w:szCs w:val="32"/>
+          <w:rtl/>
+          <w:lang w:bidi="ar-IQ"/>
+        </w:rPr>
+        <w:t>و</w:t>
+      </w:r>
+      <w:r>
+        <w:rPr>
+          <w:rFonts w:hint="cs"/>
+          <w:sz w:val="32"/>
+          <w:szCs w:val="32"/>
+          <w:rtl/>
+          <w:lang w:bidi="ar-IQ"/>
+        </w:rPr>
+        <w:t>أ</w:t>
+      </w:r>
+      <w:r>
+        <w:rPr>
+          <w:rFonts w:hint="cs"/>
+          <w:sz w:val="32"/>
+          <w:szCs w:val="32"/>
+          <w:rtl/>
+          <w:lang w:bidi="ar-IQ"/>
+        </w:rPr>
+        <w:t xml:space="preserve">كون </w:t>
+      </w:r>
+      <w:r>
+        <w:rPr>
+          <w:rFonts w:hint="cs"/>
+          <w:sz w:val="32"/>
+          <w:szCs w:val="32"/>
+          <w:rtl/>
+          <w:lang w:bidi="ar-IQ"/>
+        </w:rPr>
+        <w:t>أ</w:t>
+      </w:r>
+      <w:r>
+        <w:rPr>
+          <w:rFonts w:hint="cs"/>
+          <w:sz w:val="32"/>
+          <w:szCs w:val="32"/>
+          <w:rtl/>
+          <w:lang w:bidi="ar-IQ"/>
+        </w:rPr>
+        <w:t>قوى ساموراي"</w:t>
       </w:r>
     </w:p>
     <w:p>
@@ -21609,7 +22800,107 @@
           <w:rtl/>
           <w:lang w:bidi="ar-IQ"/>
         </w:rPr>
-        <w:t>"وايضا اتمنا ان اصبح حر في وقت ما..."</w:t>
+        <w:t>"وايض</w:t>
+      </w:r>
+      <w:r>
+        <w:rPr>
+          <w:rFonts w:hint="cs"/>
+          <w:sz w:val="32"/>
+          <w:szCs w:val="32"/>
+          <w:rtl/>
+          <w:lang w:bidi="ar-IQ"/>
+        </w:rPr>
+        <w:t>ً</w:t>
+      </w:r>
+      <w:r>
+        <w:rPr>
+          <w:rFonts w:hint="cs"/>
+          <w:sz w:val="32"/>
+          <w:szCs w:val="32"/>
+          <w:rtl/>
+          <w:lang w:bidi="ar-IQ"/>
+        </w:rPr>
+        <w:t xml:space="preserve">ا </w:t>
+      </w:r>
+      <w:r>
+        <w:rPr>
+          <w:rFonts w:hint="cs"/>
+          <w:sz w:val="32"/>
+          <w:szCs w:val="32"/>
+          <w:rtl/>
+          <w:lang w:bidi="ar-IQ"/>
+        </w:rPr>
+        <w:t>أ</w:t>
+      </w:r>
+      <w:r>
+        <w:rPr>
+          <w:rFonts w:hint="cs"/>
+          <w:sz w:val="32"/>
+          <w:szCs w:val="32"/>
+          <w:rtl/>
+          <w:lang w:bidi="ar-IQ"/>
+        </w:rPr>
+        <w:t xml:space="preserve">تمنا </w:t>
+      </w:r>
+      <w:r>
+        <w:rPr>
+          <w:rFonts w:hint="cs"/>
+          <w:sz w:val="32"/>
+          <w:szCs w:val="32"/>
+          <w:rtl/>
+          <w:lang w:bidi="ar-IQ"/>
+        </w:rPr>
+        <w:t>أ</w:t>
+      </w:r>
+      <w:r>
+        <w:rPr>
+          <w:rFonts w:hint="cs"/>
+          <w:sz w:val="32"/>
+          <w:szCs w:val="32"/>
+          <w:rtl/>
+          <w:lang w:bidi="ar-IQ"/>
+        </w:rPr>
+        <w:t xml:space="preserve">ن </w:t>
+      </w:r>
+      <w:r>
+        <w:rPr>
+          <w:rFonts w:hint="cs"/>
+          <w:sz w:val="32"/>
+          <w:szCs w:val="32"/>
+          <w:rtl/>
+          <w:lang w:bidi="ar-IQ"/>
+        </w:rPr>
+        <w:t>أ</w:t>
+      </w:r>
+      <w:r>
+        <w:rPr>
+          <w:rFonts w:hint="cs"/>
+          <w:sz w:val="32"/>
+          <w:szCs w:val="32"/>
+          <w:rtl/>
+          <w:lang w:bidi="ar-IQ"/>
+        </w:rPr>
+        <w:t>صبح حر</w:t>
+      </w:r>
+      <w:r>
+        <w:rPr>
+          <w:rFonts w:hint="cs"/>
+          <w:sz w:val="32"/>
+          <w:szCs w:val="32"/>
+          <w:rtl/>
+          <w:lang w:bidi="ar-IQ"/>
+        </w:rPr>
+        <w:t>ًا</w:t>
+      </w:r>
+      <w:r>
+        <w:rPr>
+          <w:rFonts w:hint="cs"/>
+          <w:sz w:val="32"/>
+          <w:szCs w:val="32"/>
+          <w:rtl/>
+          <w:lang w:bidi="ar-IQ"/>
+        </w:rPr>
+        <w:t xml:space="preserve"> في وقت ما..."</w:t>
       </w:r>
     </w:p>
     <w:p>
@@ -21825,7 +23116,57 @@
           <w:rtl/>
           <w:lang w:bidi="ar-IQ"/>
         </w:rPr>
-        <w:t>انا من عائلة ساموراي لهاذا اعرفها وانت؟"</w:t>
+        <w:t>أ</w:t>
+      </w:r>
+      <w:r>
+        <w:rPr>
+          <w:rFonts w:cs="Arial" w:hint="cs"/>
+          <w:sz w:val="32"/>
+          <w:szCs w:val="32"/>
+          <w:rtl/>
+          <w:lang w:bidi="ar-IQ"/>
+        </w:rPr>
+        <w:t xml:space="preserve">نا من عائلة ساموراي لهاذا </w:t>
+      </w:r>
+      <w:r>
+        <w:rPr>
+          <w:rFonts w:cs="Arial" w:hint="cs"/>
+          <w:sz w:val="32"/>
+          <w:szCs w:val="32"/>
+          <w:rtl/>
+          <w:lang w:bidi="ar-IQ"/>
+        </w:rPr>
+        <w:t>أ</w:t>
+      </w:r>
+      <w:r>
+        <w:rPr>
+          <w:rFonts w:cs="Arial" w:hint="cs"/>
+          <w:sz w:val="32"/>
+          <w:szCs w:val="32"/>
+          <w:rtl/>
+          <w:lang w:bidi="ar-IQ"/>
+        </w:rPr>
+        <w:t>عرفها و</w:t>
+      </w:r>
+      <w:r>
+        <w:rPr>
+          <w:rFonts w:cs="Arial" w:hint="cs"/>
+          <w:sz w:val="32"/>
+          <w:szCs w:val="32"/>
+          <w:rtl/>
+          <w:lang w:bidi="ar-IQ"/>
+        </w:rPr>
+        <w:t>أ</w:t>
+      </w:r>
+      <w:r>
+        <w:rPr>
+          <w:rFonts w:cs="Arial" w:hint="cs"/>
+          <w:sz w:val="32"/>
+          <w:szCs w:val="32"/>
+          <w:rtl/>
+          <w:lang w:bidi="ar-IQ"/>
+        </w:rPr>
+        <w:t>نت؟"</w:t>
       </w:r>
     </w:p>
     <w:p>
@@ -21963,7 +23304,107 @@
           <w:rtl/>
           <w:lang w:bidi="ar-IQ"/>
         </w:rPr>
-        <w:t>"انا حلمي ان ادافع عن البلد واكون شجاع."</w:t>
+        <w:t>"</w:t>
+      </w:r>
+      <w:r>
+        <w:rPr>
+          <w:rFonts w:cs="Arial" w:hint="cs"/>
+          <w:sz w:val="32"/>
+          <w:szCs w:val="32"/>
+          <w:rtl/>
+          <w:lang w:bidi="ar-IQ"/>
+        </w:rPr>
+        <w:t>أ</w:t>
+      </w:r>
+      <w:r>
+        <w:rPr>
+          <w:rFonts w:cs="Arial" w:hint="cs"/>
+          <w:sz w:val="32"/>
+          <w:szCs w:val="32"/>
+          <w:rtl/>
+          <w:lang w:bidi="ar-IQ"/>
+        </w:rPr>
+        <w:t xml:space="preserve">نا حلمي </w:t>
+      </w:r>
+      <w:r>
+        <w:rPr>
+          <w:rFonts w:cs="Arial" w:hint="cs"/>
+          <w:sz w:val="32"/>
+          <w:szCs w:val="32"/>
+          <w:rtl/>
+          <w:lang w:bidi="ar-IQ"/>
+        </w:rPr>
+        <w:t>أ</w:t>
+      </w:r>
+      <w:r>
+        <w:rPr>
+          <w:rFonts w:cs="Arial" w:hint="cs"/>
+          <w:sz w:val="32"/>
+          <w:szCs w:val="32"/>
+          <w:rtl/>
+          <w:lang w:bidi="ar-IQ"/>
+        </w:rPr>
+        <w:t xml:space="preserve">ن </w:t>
+      </w:r>
+      <w:r>
+        <w:rPr>
+          <w:rFonts w:cs="Arial" w:hint="cs"/>
+          <w:sz w:val="32"/>
+          <w:szCs w:val="32"/>
+          <w:rtl/>
+          <w:lang w:bidi="ar-IQ"/>
+        </w:rPr>
+        <w:t>أ</w:t>
+      </w:r>
+      <w:r>
+        <w:rPr>
+          <w:rFonts w:cs="Arial" w:hint="cs"/>
+          <w:sz w:val="32"/>
+          <w:szCs w:val="32"/>
+          <w:rtl/>
+          <w:lang w:bidi="ar-IQ"/>
+        </w:rPr>
+        <w:t>دافع عن البلد و</w:t>
+      </w:r>
+      <w:r>
+        <w:rPr>
+          <w:rFonts w:cs="Arial" w:hint="cs"/>
+          <w:sz w:val="32"/>
+          <w:szCs w:val="32"/>
+          <w:rtl/>
+          <w:lang w:bidi="ar-IQ"/>
+        </w:rPr>
+        <w:t>أ</w:t>
+      </w:r>
+      <w:r>
+        <w:rPr>
+          <w:rFonts w:cs="Arial" w:hint="cs"/>
+          <w:sz w:val="32"/>
+          <w:szCs w:val="32"/>
+          <w:rtl/>
+          <w:lang w:bidi="ar-IQ"/>
+        </w:rPr>
+        <w:t>كون شجاع</w:t>
+      </w:r>
+      <w:r>
+        <w:rPr>
+          <w:rFonts w:cs="Arial" w:hint="cs"/>
+          <w:sz w:val="32"/>
+          <w:szCs w:val="32"/>
+          <w:rtl/>
+          <w:lang w:bidi="ar-IQ"/>
+        </w:rPr>
+        <w:t>ًأ</w:t>
+      </w:r>
+      <w:r>
+        <w:rPr>
+          <w:rFonts w:cs="Arial" w:hint="cs"/>
+          <w:sz w:val="32"/>
+          <w:szCs w:val="32"/>
+          <w:rtl/>
+          <w:lang w:bidi="ar-IQ"/>
+        </w:rPr>
+        <w:t>."</w:t>
       </w:r>
     </w:p>
     <w:p>
@@ -22032,18 +23473,37 @@
           <w:rtl/>
           <w:lang w:bidi="ar-IQ"/>
         </w:rPr>
-        <w:t>فرد سيزوكي بتعجب :</w:t>
-      </w:r>
-    </w:p>
-    <w:p>
-      <w:pPr>
-        <w:spacing w:line="360" w:lineRule="auto"/>
-        <w:jc w:val="right"/>
-        <w:rPr>
-          <w:rFonts w:cs="Arial"/>
-          <w:sz w:val="32"/>
-          <w:szCs w:val="32"/>
-          <w:rtl/>
+        <w:t xml:space="preserve">فرد سيزوكي </w:t>
+      </w:r>
+      <w:r>
+        <w:rPr>
+          <w:rFonts w:cs="Arial" w:hint="cs"/>
+          <w:sz w:val="32"/>
+          <w:szCs w:val="32"/>
+          <w:rtl/>
+          <w:lang w:bidi="ar-IQ"/>
+        </w:rPr>
+        <w:t>بهدوء</w:t>
+      </w:r>
+      <w:r>
+        <w:rPr>
+          <w:rFonts w:cs="Arial" w:hint="cs"/>
+          <w:sz w:val="32"/>
+          <w:szCs w:val="32"/>
+          <w:rtl/>
+          <w:lang w:bidi="ar-IQ"/>
+        </w:rPr>
+        <w:t xml:space="preserve"> :</w:t>
+      </w:r>
+    </w:p>
+    <w:p>
+      <w:pPr>
+        <w:spacing w:line="360" w:lineRule="auto"/>
+        <w:jc w:val="right"/>
+        <w:rPr>
+          <w:rFonts w:cs="Arial"/>
+          <w:sz w:val="32"/>
+          <w:szCs w:val="32"/>
           <w:lang w:bidi="ar-IQ"/>
         </w:rPr>
       </w:pPr>
@@ -22056,242 +23516,67 @@
           <w:lang w:bidi="ar-IQ"/>
         </w:rPr>
         <w:lastRenderedPageBreak/>
-        <w:t>"اتقصد عيني؟"</w:t>
-      </w:r>
-    </w:p>
-    <w:p>
-      <w:pPr>
-        <w:spacing w:line="360" w:lineRule="auto"/>
-        <w:jc w:val="right"/>
-        <w:rPr>
-          <w:rFonts w:cs="Arial"/>
-          <w:sz w:val="32"/>
-          <w:szCs w:val="32"/>
-          <w:rtl/>
-          <w:lang w:bidi="ar-IQ"/>
-        </w:rPr>
-      </w:pPr>
-      <w:r>
-        <w:rPr>
-          <w:rFonts w:cs="Arial" w:hint="cs"/>
-          <w:sz w:val="32"/>
-          <w:szCs w:val="32"/>
-          <w:rtl/>
-          <w:lang w:bidi="ar-IQ"/>
-        </w:rPr>
-        <w:t>فرد زيو قائلًا :</w:t>
-      </w:r>
-    </w:p>
-    <w:p>
-      <w:pPr>
-        <w:spacing w:line="360" w:lineRule="auto"/>
-        <w:jc w:val="right"/>
-        <w:rPr>
-          <w:rFonts w:cs="Arial"/>
-          <w:sz w:val="32"/>
-          <w:szCs w:val="32"/>
-          <w:rtl/>
-          <w:lang w:bidi="ar-IQ"/>
-        </w:rPr>
-      </w:pPr>
-      <w:r>
-        <w:rPr>
-          <w:rFonts w:cs="Arial" w:hint="cs"/>
-          <w:sz w:val="32"/>
-          <w:szCs w:val="32"/>
-          <w:rtl/>
-          <w:lang w:bidi="ar-IQ"/>
-        </w:rPr>
-        <w:t>"عينك ايضًا لماذا هي حمراء"</w:t>
-      </w:r>
-    </w:p>
-    <w:p>
-      <w:pPr>
-        <w:spacing w:line="360" w:lineRule="auto"/>
-        <w:jc w:val="right"/>
-        <w:rPr>
-          <w:rFonts w:cs="Arial"/>
-          <w:sz w:val="32"/>
-          <w:szCs w:val="32"/>
-          <w:rtl/>
-          <w:lang w:bidi="ar-IQ"/>
-        </w:rPr>
-      </w:pPr>
-      <w:r>
-        <w:rPr>
-          <w:rFonts w:cs="Arial" w:hint="cs"/>
-          <w:sz w:val="32"/>
-          <w:szCs w:val="32"/>
-          <w:rtl/>
-          <w:lang w:bidi="ar-IQ"/>
-        </w:rPr>
-        <w:t>فقال له سيزوكي :</w:t>
-      </w:r>
-    </w:p>
-    <w:p>
-      <w:pPr>
-        <w:spacing w:line="360" w:lineRule="auto"/>
-        <w:jc w:val="right"/>
-        <w:rPr>
-          <w:rFonts w:cs="Arial"/>
-          <w:sz w:val="32"/>
-          <w:szCs w:val="32"/>
-          <w:rtl/>
-          <w:lang w:bidi="ar-IQ"/>
-        </w:rPr>
-      </w:pPr>
-      <w:r>
-        <w:rPr>
-          <w:rFonts w:cs="Arial" w:hint="cs"/>
-          <w:sz w:val="32"/>
-          <w:szCs w:val="32"/>
-          <w:rtl/>
-          <w:lang w:bidi="ar-IQ"/>
-        </w:rPr>
-        <w:t>"لقد ولدت وعيني حمراء لكن شعري اسود"</w:t>
-      </w:r>
-    </w:p>
-    <w:p>
-      <w:pPr>
-        <w:spacing w:line="360" w:lineRule="auto"/>
-        <w:jc w:val="right"/>
-        <w:rPr>
-          <w:rFonts w:cs="Arial"/>
-          <w:sz w:val="32"/>
-          <w:szCs w:val="32"/>
-          <w:rtl/>
-          <w:lang w:bidi="ar-IQ"/>
-        </w:rPr>
-      </w:pPr>
-      <w:r>
-        <w:rPr>
-          <w:rFonts w:cs="Arial" w:hint="cs"/>
-          <w:sz w:val="32"/>
-          <w:szCs w:val="32"/>
-          <w:rtl/>
-          <w:lang w:bidi="ar-IQ"/>
-        </w:rPr>
-        <w:t>فاخرج زيو مرآة وقال :</w:t>
-      </w:r>
-    </w:p>
-    <w:p>
-      <w:pPr>
-        <w:spacing w:line="360" w:lineRule="auto"/>
-        <w:jc w:val="right"/>
-        <w:rPr>
-          <w:rFonts w:cs="Arial"/>
-          <w:sz w:val="32"/>
-          <w:szCs w:val="32"/>
-          <w:rtl/>
-          <w:lang w:bidi="ar-IQ"/>
-        </w:rPr>
-      </w:pPr>
-      <w:r>
-        <w:rPr>
-          <w:rFonts w:cs="Arial" w:hint="cs"/>
-          <w:sz w:val="32"/>
-          <w:szCs w:val="32"/>
-          <w:rtl/>
-          <w:lang w:bidi="ar-IQ"/>
-        </w:rPr>
-        <w:t>"انظر لنفسك"</w:t>
-      </w:r>
-    </w:p>
-    <w:p>
-      <w:pPr>
-        <w:spacing w:line="360" w:lineRule="auto"/>
-        <w:jc w:val="right"/>
-        <w:rPr>
-          <w:rFonts w:cs="Arial"/>
-          <w:sz w:val="32"/>
-          <w:szCs w:val="32"/>
-          <w:rtl/>
-          <w:lang w:bidi="ar-IQ"/>
-        </w:rPr>
-      </w:pPr>
-      <w:r>
-        <w:rPr>
-          <w:rFonts w:cs="Arial" w:hint="cs"/>
-          <w:sz w:val="32"/>
-          <w:szCs w:val="32"/>
-          <w:rtl/>
-          <w:lang w:bidi="ar-IQ"/>
-        </w:rPr>
-        <w:t>فانصدم سيزوكي وذهب مسرعًا للحمام كان يظن ان الون الأحمر دم ولكن سرعان ما ادرك ان ال</w:t>
-      </w:r>
-      <w:r>
-        <w:rPr>
-          <w:rFonts w:cs="Arial" w:hint="cs"/>
-          <w:sz w:val="32"/>
-          <w:szCs w:val="32"/>
-          <w:rtl/>
-          <w:lang w:bidi="ar-IQ"/>
-        </w:rPr>
-        <w:t>خصلة</w:t>
-      </w:r>
-      <w:r>
-        <w:rPr>
-          <w:rFonts w:cs="Arial" w:hint="cs"/>
-          <w:sz w:val="32"/>
-          <w:szCs w:val="32"/>
-          <w:rtl/>
-          <w:lang w:bidi="ar-IQ"/>
-        </w:rPr>
-        <w:t xml:space="preserve"> </w:t>
-      </w:r>
-      <w:r>
-        <w:rPr>
-          <w:rFonts w:cs="Arial" w:hint="cs"/>
-          <w:sz w:val="32"/>
-          <w:szCs w:val="32"/>
-          <w:rtl/>
-          <w:lang w:bidi="ar-IQ"/>
-        </w:rPr>
-        <w:t>لا يمكن تنضيفها.</w:t>
-      </w:r>
-    </w:p>
-    <w:p>
-      <w:pPr>
-        <w:spacing w:line="360" w:lineRule="auto"/>
-        <w:jc w:val="right"/>
-        <w:rPr>
-          <w:rFonts w:cs="Arial"/>
-          <w:sz w:val="32"/>
-          <w:szCs w:val="32"/>
-          <w:rtl/>
-          <w:lang w:bidi="ar-IQ"/>
-        </w:rPr>
-      </w:pPr>
-      <w:r>
-        <w:rPr>
-          <w:rFonts w:cs="Arial" w:hint="cs"/>
-          <w:sz w:val="32"/>
-          <w:szCs w:val="32"/>
-          <w:rtl/>
-          <w:lang w:bidi="ar-IQ"/>
-        </w:rPr>
-        <w:t>عاد سيزوكي لزيو وقال له :</w:t>
-      </w:r>
-    </w:p>
-    <w:p>
-      <w:pPr>
-        <w:spacing w:line="360" w:lineRule="auto"/>
-        <w:jc w:val="right"/>
-        <w:rPr>
-          <w:sz w:val="32"/>
-          <w:szCs w:val="32"/>
-          <w:lang w:bidi="ar-IQ"/>
-        </w:rPr>
-      </w:pPr>
-      <w:r>
-        <w:rPr>
-          <w:rFonts w:cs="Arial" w:hint="cs"/>
-          <w:sz w:val="32"/>
-          <w:szCs w:val="32"/>
-          <w:rtl/>
-          <w:lang w:bidi="ar-IQ"/>
-        </w:rPr>
-        <w:t>هذه الخصلة لا اعرف قصتها وجلس بجانب زيو.</w:t>
+        <w:t xml:space="preserve">"لقد ولدت وعيني حمراء لكن شعري </w:t>
+      </w:r>
+      <w:r>
+        <w:rPr>
+          <w:rFonts w:cs="Arial" w:hint="cs"/>
+          <w:sz w:val="32"/>
+          <w:szCs w:val="32"/>
+          <w:rtl/>
+          <w:lang w:bidi="ar-IQ"/>
+        </w:rPr>
+        <w:t xml:space="preserve">كان </w:t>
+      </w:r>
+      <w:r>
+        <w:rPr>
+          <w:rFonts w:cs="Arial" w:hint="cs"/>
+          <w:sz w:val="32"/>
+          <w:szCs w:val="32"/>
+          <w:rtl/>
+          <w:lang w:bidi="ar-IQ"/>
+        </w:rPr>
+        <w:t>أ</w:t>
+      </w:r>
+      <w:r>
+        <w:rPr>
+          <w:rFonts w:cs="Arial" w:hint="cs"/>
+          <w:sz w:val="32"/>
+          <w:szCs w:val="32"/>
+          <w:rtl/>
+          <w:lang w:bidi="ar-IQ"/>
+        </w:rPr>
+        <w:t xml:space="preserve">سود في الأصل لكن تحولت خصلة حمراء لا </w:t>
+      </w:r>
+      <w:r>
+        <w:rPr>
+          <w:rFonts w:cs="Arial" w:hint="cs"/>
+          <w:sz w:val="32"/>
+          <w:szCs w:val="32"/>
+          <w:rtl/>
+          <w:lang w:bidi="ar-IQ"/>
+        </w:rPr>
+        <w:t>أ</w:t>
+      </w:r>
+      <w:r>
+        <w:rPr>
+          <w:rFonts w:cs="Arial" w:hint="cs"/>
+          <w:sz w:val="32"/>
+          <w:szCs w:val="32"/>
+          <w:rtl/>
+          <w:lang w:bidi="ar-IQ"/>
+        </w:rPr>
+        <w:t>علم لماذا</w:t>
+      </w:r>
+      <w:r>
+        <w:rPr>
+          <w:rFonts w:cs="Arial" w:hint="cs"/>
+          <w:sz w:val="32"/>
+          <w:szCs w:val="32"/>
+          <w:rtl/>
+          <w:lang w:bidi="ar-IQ"/>
+        </w:rPr>
+        <w:t>"</w:t>
       </w:r>
     </w:p>
     <w:p>
@@ -22351,7 +23636,6 @@
           <w:szCs w:val="32"/>
           <w:lang w:bidi="ar-IQ"/>
         </w:rPr>
-        <w:lastRenderedPageBreak/>
         <w:t>"</w:t>
       </w:r>
       <w:r>
@@ -22670,30 +23954,6 @@
         </w:rPr>
         <w:t>.</w:t>
       </w:r>
-    </w:p>
-    <w:p>
-      <w:pPr>
-        <w:spacing w:line="360" w:lineRule="auto"/>
-        <w:jc w:val="center"/>
-        <w:rPr>
-          <w:sz w:val="32"/>
-          <w:szCs w:val="32"/>
-          <w:rtl/>
-          <w:lang w:bidi="ar-IQ"/>
-        </w:rPr>
-      </w:pPr>
-    </w:p>
-    <w:p>
-      <w:pPr>
-        <w:spacing w:line="360" w:lineRule="auto"/>
-        <w:jc w:val="center"/>
-        <w:rPr>
-          <w:sz w:val="32"/>
-          <w:szCs w:val="32"/>
-          <w:rtl/>
-          <w:lang w:bidi="ar-IQ"/>
-        </w:rPr>
-      </w:pPr>
     </w:p>
     <w:p>
       <w:pPr>
@@ -22769,7 +24029,27 @@
           <w:rtl/>
           <w:lang w:bidi="ar-IQ"/>
         </w:rPr>
-        <w:t>يا ترا من هو شيدو وما سر إيدوارد وما سر الخصلة الحمراء وما هو سر العنوان الخفي تابع للمعرفة...</w:t>
+        <w:t>يا تر</w:t>
+      </w:r>
+      <w:r>
+        <w:rPr>
+          <w:rFonts w:cs="Arial" w:hint="cs"/>
+          <w:sz w:val="32"/>
+          <w:szCs w:val="32"/>
+          <w:rtl/>
+          <w:lang w:bidi="ar-IQ"/>
+        </w:rPr>
+        <w:t>ى</w:t>
+      </w:r>
+      <w:r>
+        <w:rPr>
+          <w:rFonts w:cs="Arial" w:hint="cs"/>
+          <w:sz w:val="32"/>
+          <w:szCs w:val="32"/>
+          <w:rtl/>
+          <w:lang w:bidi="ar-IQ"/>
+        </w:rPr>
+        <w:t xml:space="preserve"> من هو شيدو وما سر إيدوارد وما سر الخصلة الحمراء وما هو سر العنوان الخفي تابع للمعرفة...</w:t>
       </w:r>
     </w:p>
     <w:p>
@@ -22802,7 +24082,27 @@
           <w:rtl/>
           <w:lang w:bidi="ar-IQ"/>
         </w:rPr>
-        <w:t xml:space="preserve">   </w:t>
+        <w:t xml:space="preserve">  </w:t>
+      </w:r>
+      <w:r>
+        <w:rPr>
+          <w:rFonts w:cs="Arial" w:hint="cs"/>
+          <w:sz w:val="44"/>
+          <w:szCs w:val="44"/>
+          <w:rtl/>
+          <w:lang w:bidi="ar-IQ"/>
+        </w:rPr>
+        <w:t xml:space="preserve"> </w:t>
+      </w:r>
+      <w:r>
+        <w:rPr>
+          <w:rFonts w:cs="Arial" w:hint="cs"/>
+          <w:sz w:val="44"/>
+          <w:szCs w:val="44"/>
+          <w:rtl/>
+          <w:lang w:bidi="ar-IQ"/>
+        </w:rPr>
+        <w:t xml:space="preserve"> </w:t>
       </w:r>
       <w:r>
         <w:rPr>
@@ -22896,7 +24196,7 @@
           <w:lang w:val="ar-IQ" w:bidi="ar-IQ"/>
         </w:rPr>
         <w:drawing>
-          <wp:inline distT="0" distB="0" distL="0" distR="0" wp14:anchorId="5A6B8643" wp14:editId="274FB290">
+          <wp:inline distT="0" distB="0" distL="0" distR="0" wp14:anchorId="5A6B8643" wp14:editId="4DD41D80">
             <wp:extent cx="1733550" cy="1733550"/>
             <wp:effectExtent l="0" t="0" r="0" b="0"/>
             <wp:docPr id="1527105420" name="Picture 2"/>

--- a/s1_ep1.docx
+++ b/s1_ep1.docx
@@ -4505,17 +4505,26 @@
           <w:rtl/>
           <w:lang w:bidi="ar-IQ"/>
         </w:rPr>
-        <w:t>استغل كونا الفرصة، ووضع سيفه الخشبي فوق رأسه</w:t>
-      </w:r>
-      <w:r>
-        <w:rPr>
-          <w:rFonts w:cs="Arial" w:hint="cs"/>
-          <w:sz w:val="32"/>
-          <w:szCs w:val="32"/>
-          <w:rtl/>
-          <w:lang w:bidi="ar-IQ"/>
-        </w:rPr>
-        <w:t xml:space="preserve"> سيزوكي </w:t>
+        <w:t>استغل كونا الفرصة، ووضع سيفه الخشبي فوق رأس</w:t>
+      </w:r>
+      <w:r>
+        <w:rPr>
+          <w:rFonts w:cs="Arial"/>
+          <w:sz w:val="32"/>
+          <w:szCs w:val="32"/>
+          <w:lang w:bidi="ar-IQ"/>
+        </w:rPr>
+        <w:t xml:space="preserve"> </w:t>
+      </w:r>
+      <w:r>
+        <w:rPr>
+          <w:rFonts w:cs="Arial" w:hint="cs"/>
+          <w:sz w:val="32"/>
+          <w:szCs w:val="32"/>
+          <w:rtl/>
+          <w:lang w:bidi="ar-IQ"/>
+        </w:rPr>
+        <w:t xml:space="preserve">سيزوكي </w:t>
       </w:r>
       <w:r>
         <w:rPr>
@@ -5872,7 +5881,27 @@
           <w:rtl/>
           <w:lang w:bidi="ar-IQ"/>
         </w:rPr>
-        <w:t>كان هناك شيء غريب</w:t>
+        <w:t>ك</w:t>
+      </w:r>
+      <w:r>
+        <w:rPr>
+          <w:rFonts w:cs="Arial" w:hint="cs"/>
+          <w:sz w:val="32"/>
+          <w:szCs w:val="32"/>
+          <w:rtl/>
+          <w:lang w:bidi="ar-IQ"/>
+        </w:rPr>
+        <w:t>أ</w:t>
+      </w:r>
+      <w:r>
+        <w:rPr>
+          <w:rFonts w:cs="Arial"/>
+          <w:sz w:val="32"/>
+          <w:szCs w:val="32"/>
+          <w:rtl/>
+          <w:lang w:bidi="ar-IQ"/>
+        </w:rPr>
+        <w:t>ن هناك شيء غريب</w:t>
       </w:r>
       <w:r>
         <w:rPr>
@@ -7266,7 +7295,47 @@
           <w:rtl/>
           <w:lang w:bidi="ar-IQ"/>
         </w:rPr>
-        <w:t xml:space="preserve"> يغطيه عينيه قبعة قش</w:t>
+        <w:t xml:space="preserve"> </w:t>
+      </w:r>
+      <w:r>
+        <w:rPr>
+          <w:rFonts w:cs="Arial" w:hint="cs"/>
+          <w:sz w:val="32"/>
+          <w:szCs w:val="32"/>
+          <w:rtl/>
+          <w:lang w:bidi="ar-IQ"/>
+        </w:rPr>
+        <w:t>و</w:t>
+      </w:r>
+      <w:r>
+        <w:rPr>
+          <w:rFonts w:cs="Arial" w:hint="cs"/>
+          <w:sz w:val="32"/>
+          <w:szCs w:val="32"/>
+          <w:rtl/>
+          <w:lang w:bidi="ar-IQ"/>
+        </w:rPr>
+        <w:t>عينيه</w:t>
+      </w:r>
+      <w:r>
+        <w:rPr>
+          <w:rFonts w:cs="Arial" w:hint="cs"/>
+          <w:sz w:val="32"/>
+          <w:szCs w:val="32"/>
+          <w:rtl/>
+          <w:lang w:bidi="ar-IQ"/>
+        </w:rPr>
+        <w:t xml:space="preserve"> يغطيها</w:t>
+      </w:r>
+      <w:r>
+        <w:rPr>
+          <w:rFonts w:cs="Arial" w:hint="cs"/>
+          <w:sz w:val="32"/>
+          <w:szCs w:val="32"/>
+          <w:rtl/>
+          <w:lang w:bidi="ar-IQ"/>
+        </w:rPr>
+        <w:t xml:space="preserve"> قبعة قش</w:t>
       </w:r>
       <w:r>
         <w:rPr>
@@ -19462,7 +19531,27 @@
           <w:rtl/>
           <w:lang w:bidi="ar-IQ"/>
         </w:rPr>
-        <w:t>هذه الوضعية تُعرف بـ "السيكي" وعندما يؤديها الساموراي أمام القبور ، فإنها تحمل معاني عميقة مرتبطة بالتقاليد والشرف</w:t>
+        <w:t>هذه الوضعية تُعرف بـ "السي</w:t>
+      </w:r>
+      <w:r>
+        <w:rPr>
+          <w:rFonts w:cs="Arial" w:hint="cs"/>
+          <w:sz w:val="32"/>
+          <w:szCs w:val="32"/>
+          <w:rtl/>
+          <w:lang w:bidi="ar-IQ"/>
+        </w:rPr>
+        <w:t>زا</w:t>
+      </w:r>
+      <w:r>
+        <w:rPr>
+          <w:rFonts w:cs="Arial"/>
+          <w:sz w:val="32"/>
+          <w:szCs w:val="32"/>
+          <w:rtl/>
+          <w:lang w:bidi="ar-IQ"/>
+        </w:rPr>
+        <w:t>" وعندما يؤديها الساموراي أمام القبور ، فإنها تحمل معاني عميقة مرتبطة بالتقاليد والشرف</w:t>
       </w:r>
       <w:r>
         <w:rPr>
@@ -19989,7 +20078,77 @@
           <w:rtl/>
           <w:lang w:bidi="ar-IQ"/>
         </w:rPr>
-        <w:t>وبجانبها وقف رجل طويل القامة، يرتدي ملابس مهرج بألوان زاهية، بينما كانت عيناه الزرقاوان تراقبان البحر بصمت</w:t>
+        <w:t>وبجانبها وقف رجل طويل القامة، يرتدي ملابس مهرج بألوان زاهية، بينما كانت عين</w:t>
+      </w:r>
+      <w:r>
+        <w:rPr>
+          <w:rFonts w:cs="Arial" w:hint="cs"/>
+          <w:sz w:val="32"/>
+          <w:szCs w:val="32"/>
+          <w:rtl/>
+          <w:lang w:bidi="ar-IQ"/>
+        </w:rPr>
+        <w:t>ه</w:t>
+      </w:r>
+      <w:r>
+        <w:rPr>
+          <w:rFonts w:cs="Arial"/>
+          <w:sz w:val="32"/>
+          <w:szCs w:val="32"/>
+          <w:rtl/>
+          <w:lang w:bidi="ar-IQ"/>
+        </w:rPr>
+        <w:t xml:space="preserve"> </w:t>
+      </w:r>
+      <w:r>
+        <w:rPr>
+          <w:rFonts w:cs="Arial" w:hint="cs"/>
+          <w:sz w:val="32"/>
+          <w:szCs w:val="32"/>
+          <w:rtl/>
+          <w:lang w:bidi="ar-IQ"/>
+        </w:rPr>
+        <w:t>بالون السماوي</w:t>
+      </w:r>
+      <w:r>
+        <w:rPr>
+          <w:rFonts w:cs="Arial"/>
+          <w:sz w:val="32"/>
+          <w:szCs w:val="32"/>
+          <w:rtl/>
+          <w:lang w:bidi="ar-IQ"/>
+        </w:rPr>
+        <w:t xml:space="preserve"> ترا</w:t>
+      </w:r>
+      <w:r>
+        <w:rPr>
+          <w:rFonts w:cs="Arial" w:hint="cs"/>
+          <w:sz w:val="32"/>
+          <w:szCs w:val="32"/>
+          <w:rtl/>
+          <w:lang w:bidi="ar-IQ"/>
+        </w:rPr>
+        <w:t>قب</w:t>
+      </w:r>
+      <w:r>
+        <w:rPr>
+          <w:rFonts w:cs="Arial"/>
+          <w:sz w:val="32"/>
+          <w:szCs w:val="32"/>
+          <w:rtl/>
+          <w:lang w:bidi="ar-IQ"/>
+        </w:rPr>
+        <w:t xml:space="preserve"> البحر بصمت</w:t>
+      </w:r>
+      <w:r>
+        <w:rPr>
+          <w:rFonts w:cs="Arial" w:hint="cs"/>
+          <w:sz w:val="32"/>
+          <w:szCs w:val="32"/>
+          <w:rtl/>
+          <w:lang w:bidi="ar-IQ"/>
+        </w:rPr>
+        <w:t xml:space="preserve"> وعينه الثانية يغطيها قبعة المهرج</w:t>
       </w:r>
       <w:r>
         <w:rPr>
@@ -20088,7 +20247,17 @@
           <w:rtl/>
           <w:lang w:bidi="ar-IQ"/>
         </w:rPr>
-        <w:t>نظر إليه الرجل</w:t>
+        <w:t>نظر إليه ال</w:t>
+      </w:r>
+      <w:r>
+        <w:rPr>
+          <w:rFonts w:cs="Arial" w:hint="cs"/>
+          <w:sz w:val="32"/>
+          <w:szCs w:val="32"/>
+          <w:rtl/>
+          <w:lang w:bidi="ar-IQ"/>
+        </w:rPr>
+        <w:t>مهرج</w:t>
       </w:r>
       <w:r>
         <w:rPr>
@@ -20277,7 +20446,27 @@
           <w:rtl/>
           <w:lang w:bidi="ar-IQ"/>
         </w:rPr>
-        <w:t>تأمل الرجل الكيس للحظات، ثم ضحك ضحكة خفيفة</w:t>
+        <w:t>تأمل ال</w:t>
+      </w:r>
+      <w:r>
+        <w:rPr>
+          <w:rFonts w:cs="Arial" w:hint="cs"/>
+          <w:sz w:val="32"/>
+          <w:szCs w:val="32"/>
+          <w:rtl/>
+          <w:lang w:bidi="ar-IQ"/>
+        </w:rPr>
+        <w:t>مهرج</w:t>
+      </w:r>
+      <w:r>
+        <w:rPr>
+          <w:rFonts w:cs="Arial"/>
+          <w:sz w:val="32"/>
+          <w:szCs w:val="32"/>
+          <w:rtl/>
+          <w:lang w:bidi="ar-IQ"/>
+        </w:rPr>
+        <w:t xml:space="preserve"> الكيس للحظات، ثم ضحك ضحكة خفيفة</w:t>
       </w:r>
       <w:r>
         <w:rPr>
@@ -20326,7 +20515,17 @@
           <w:rtl/>
           <w:lang w:bidi="ar-IQ"/>
         </w:rPr>
-        <w:t>بهذا لن أستطيع شراء أبسط الأشياء</w:t>
+        <w:t>بهذا لن أستطيع شراء أبسط الأشيا</w:t>
+      </w:r>
+      <w:r>
+        <w:rPr>
+          <w:rFonts w:cs="Arial" w:hint="cs"/>
+          <w:sz w:val="32"/>
+          <w:szCs w:val="32"/>
+          <w:rtl/>
+          <w:lang w:bidi="ar-IQ"/>
+        </w:rPr>
+        <w:t>ء</w:t>
       </w:r>
       <w:r>
         <w:rPr>
@@ -20832,13 +21031,23 @@
       </w:pPr>
       <w:r>
         <w:rPr>
-          <w:rFonts w:cs="Arial"/>
+          <w:rFonts w:cs="Arial" w:hint="cs"/>
           <w:sz w:val="32"/>
           <w:szCs w:val="32"/>
           <w:rtl/>
           <w:lang w:bidi="ar-IQ"/>
         </w:rPr>
         <w:lastRenderedPageBreak/>
+        <w:t>"</w:t>
+      </w:r>
+      <w:r>
+        <w:rPr>
+          <w:rFonts w:cs="Arial"/>
+          <w:sz w:val="32"/>
+          <w:szCs w:val="32"/>
+          <w:rtl/>
+          <w:lang w:bidi="ar-IQ"/>
+        </w:rPr>
         <w:t>سايكو</w:t>
       </w:r>
       <w:r>
@@ -20850,6 +21059,16 @@
           <w:lang w:bidi="ar-IQ"/>
         </w:rPr>
         <w:t>.</w:t>
+      </w:r>
+      <w:r>
+        <w:rPr>
+          <w:rFonts w:hint="cs"/>
+          <w:sz w:val="32"/>
+          <w:szCs w:val="32"/>
+          <w:rtl/>
+          <w:lang w:bidi="ar-IQ"/>
+        </w:rPr>
+        <w:t>"</w:t>
       </w:r>
     </w:p>
     <w:p>
@@ -24196,7 +24415,7 @@
           <w:lang w:val="ar-IQ" w:bidi="ar-IQ"/>
         </w:rPr>
         <w:drawing>
-          <wp:inline distT="0" distB="0" distL="0" distR="0" wp14:anchorId="5A6B8643" wp14:editId="4DD41D80">
+          <wp:inline distT="0" distB="0" distL="0" distR="0" wp14:anchorId="5A6B8643" wp14:editId="11B517AA">
             <wp:extent cx="1733550" cy="1733550"/>
             <wp:effectExtent l="0" t="0" r="0" b="0"/>
             <wp:docPr id="1527105420" name="Picture 2"/>
